--- a/downloads/teacher/ai-6-week-03.docx
+++ b/downloads/teacher/ai-6-week-03.docx
@@ -1928,6 +1928,396 @@
         <w:t>For the Grounded Learning Service, retain an annotated trace and the changed-case result. Name the contract or evidence that makes the deciding step valid, so another team can review it.</w:t>
       </w:r>
     </w:p>
+    <w:p>
+      <w:pPr>
+        <w:pStyle w:val="Heading1"/>
+      </w:pPr>
+      <w:r>
+        <w:t>07. Prepare, teach and assess</w:t>
+      </w:r>
+    </w:p>
+    <w:p>
+      <w:r>
+        <w:t>Teaching target: Explain the mechanism and terminology of typed contracts and schemas</w:t>
+      </w:r>
+    </w:p>
+    <w:p>
+      <w:r>
+        <w:t>Prepare the labelled worked-case picture, the matching workbook, fictional input cards and a place for individual responses. Check a local Python 3 environment before class; have a paper-trace version ready.</w:t>
+      </w:r>
+    </w:p>
+    <w:tbl>
+      <w:tblPr>
+        <w:tblStyle w:val="LightShading-Accent1"/>
+        <w:tblW w:type="auto" w:w="0"/>
+        <w:tblLook w:firstColumn="1" w:firstRow="1" w:lastColumn="0" w:lastRow="0" w:noHBand="0" w:noVBand="1" w:val="04A0"/>
+      </w:tblPr>
+      <w:tblGrid>
+        <w:gridCol w:w="3408"/>
+        <w:gridCol w:w="3408"/>
+        <w:gridCol w:w="3408"/>
+      </w:tblGrid>
+      <w:tr>
+        <w:trPr>
+          <w:tblHeader/>
+        </w:trPr>
+        <w:tc>
+          <w:tcPr>
+            <w:tcW w:type="dxa" w:w="3408"/>
+          </w:tcPr>
+          <w:p>
+            <w:r>
+              <w:t>Session</w:t>
+            </w:r>
+          </w:p>
+        </w:tc>
+        <w:tc>
+          <w:tcPr>
+            <w:tcW w:type="dxa" w:w="3408"/>
+          </w:tcPr>
+          <w:p>
+            <w:r>
+              <w:t>Plan</w:t>
+            </w:r>
+          </w:p>
+        </w:tc>
+        <w:tc>
+          <w:tcPr>
+            <w:tcW w:type="dxa" w:w="3408"/>
+          </w:tcPr>
+          <w:p>
+            <w:r>
+              <w:t>Resources</w:t>
+            </w:r>
+          </w:p>
+        </w:tc>
+      </w:tr>
+      <w:tr>
+        <w:tc>
+          <w:tcPr>
+            <w:tcW w:type="dxa" w:w="3408"/>
+          </w:tcPr>
+          <w:p>
+            <w:r>
+              <w:t>Session 1 · Understand · 45 min</w:t>
+            </w:r>
+          </w:p>
+        </w:tc>
+        <w:tc>
+          <w:tcPr>
+            <w:tcW w:type="dxa" w:w="3408"/>
+          </w:tcPr>
+          <w:p>
+            <w:r>
+              <w:t>0–7: recall and prerequisite; 7–15: inspect the concrete case and predict; 15–30: teacher models the worked trace; 30–40: learners explain a step using the text and visual; 40–45: check the core idea.</w:t>
+            </w:r>
+          </w:p>
+        </w:tc>
+        <w:tc>
+          <w:tcPr>
+            <w:tcW w:type="dxa" w:w="3408"/>
+          </w:tcPr>
+          <w:p>
+            <w:r>
+              <w:t>Sections 1–6; record the brief recall in the workbook.</w:t>
+            </w:r>
+          </w:p>
+        </w:tc>
+      </w:tr>
+      <w:tr>
+        <w:tc>
+          <w:tcPr>
+            <w:tcW w:type="dxa" w:w="3408"/>
+          </w:tcPr>
+          <w:p>
+            <w:r>
+              <w:t>Session 2 · Practise · 45 min</w:t>
+            </w:r>
+          </w:p>
+        </w:tc>
+        <w:tc>
+          <w:tcPr>
+            <w:tcW w:type="dxa" w:w="3408"/>
+          </w:tcPr>
+          <w:p>
+            <w:r>
+              <w:t>0–5: retrieve the procedure; 5–15: W2 completion practice; 15–23: explain and check with a partner; 23–30: each learner answers the misconception check; 30–40: targeted reteaching or a harder variation; 40–45: prepare the investigation.</w:t>
+            </w:r>
+          </w:p>
+        </w:tc>
+        <w:tc>
+          <w:tcPr>
+            <w:tcW w:type="dxa" w:w="3408"/>
+          </w:tcPr>
+          <w:p>
+            <w:r>
+              <w:t>Sections 7–10; use the matching workbook W2 and misconception check.</w:t>
+            </w:r>
+          </w:p>
+        </w:tc>
+      </w:tr>
+      <w:tr>
+        <w:tc>
+          <w:tcPr>
+            <w:tcW w:type="dxa" w:w="3408"/>
+          </w:tcPr>
+          <w:p>
+            <w:r>
+              <w:t>Session 3 · Investigate and transfer · 45 min</w:t>
+            </w:r>
+          </w:p>
+        </w:tc>
+        <w:tc>
+          <w:tcPr>
+            <w:tcW w:type="dxa" w:w="3408"/>
+          </w:tcPr>
+          <w:p>
+            <w:r>
+              <w:t>0–5: retrieve the decision rule; 5–20: investigate or trace; 20–30: start the independent case; 30–38: connect the project; 38–43: act on feedback; 43–45: plan the return check.</w:t>
+            </w:r>
+          </w:p>
+        </w:tc>
+        <w:tc>
+          <w:tcPr>
+            <w:tcW w:type="dxa" w:w="3408"/>
+          </w:tcPr>
+          <w:p>
+            <w:r>
+              <w:t>Sections 9 and 11–14. Give extra time to finish the full task set; use Section 15 when the week includes a coding lab.</w:t>
+            </w:r>
+          </w:p>
+        </w:tc>
+      </w:tr>
+    </w:tbl>
+    <w:p>
+      <w:r>
+        <w:t>Before class, solve the supported practice: Input room_id=B, requested_count=true passes a naive isinstance(value, int) check in Python. Show the intermediate steps and give the conclusion with its scope.</w:t>
+      </w:r>
+    </w:p>
+    <w:p>
+      <w:r>
+        <w:t>Reasoned practice answer: Teacher explanation: Boolean is an int subclass in Python but excluded by this contract; use type(value) is int and validate nonnegative range.</w:t>
+      </w:r>
+    </w:p>
+    <w:p>
+      <w:r>
+        <w:t>Check every learner before discussion: Use the worked case for Typed contracts and schemas. Proposed explanation: “The worked result establishes every future case”. Decide whether this explanation is supported. Point to the step or supplied fact that decides; explain your repair if needed.</w:t>
+      </w:r>
+    </w:p>
+    <w:p>
+      <w:r>
+        <w:t>Misconception repair: Schema-valid input can still be unauthorised or semantically unsuitable; subsequent checks remain necessary.</w:t>
+      </w:r>
+    </w:p>
+    <w:p>
+      <w:r>
+        <w:t>Support: read the exact case aloud, enlarge the labelled picture, supply input cards and model only the first deciding step. Accept a spoken explanation or drawing; retain the reasoning goal.</w:t>
+      </w:r>
+    </w:p>
+    <w:p>
+      <w:r>
+        <w:t>Extension: Change A count to -1. Require a prediction and a reason before comparing. Expected result: Reject A on the non-negative value rule. Reason: The type is correct but the value is outside its accepted range.</w:t>
+      </w:r>
+    </w:p>
+    <w:p>
+      <w:r>
+        <w:t>Independent assessment: withhold the reserved answer until the learner has attempted the new case. Record support separately from correctness.</w:t>
+      </w:r>
+    </w:p>
+    <w:tbl>
+      <w:tblPr>
+        <w:tblStyle w:val="LightShading-Accent1"/>
+        <w:tblW w:type="auto" w:w="0"/>
+        <w:tblLook w:firstColumn="1" w:firstRow="1" w:lastColumn="0" w:lastRow="0" w:noHBand="0" w:noVBand="1" w:val="04A0"/>
+      </w:tblPr>
+      <w:tblGrid>
+        <w:gridCol w:w="2556"/>
+        <w:gridCol w:w="2556"/>
+        <w:gridCol w:w="2556"/>
+        <w:gridCol w:w="2556"/>
+      </w:tblGrid>
+      <w:tr>
+        <w:trPr>
+          <w:tblHeader/>
+        </w:trPr>
+        <w:tc>
+          <w:tcPr>
+            <w:tcW w:type="dxa" w:w="2556"/>
+          </w:tcPr>
+          <w:p>
+            <w:r>
+              <w:t>Criterion</w:t>
+            </w:r>
+          </w:p>
+        </w:tc>
+        <w:tc>
+          <w:tcPr>
+            <w:tcW w:type="dxa" w:w="2556"/>
+          </w:tcPr>
+          <w:p>
+            <w:r>
+              <w:t>Not yet</w:t>
+            </w:r>
+          </w:p>
+        </w:tc>
+        <w:tc>
+          <w:tcPr>
+            <w:tcW w:type="dxa" w:w="2556"/>
+          </w:tcPr>
+          <w:p>
+            <w:r>
+              <w:t>With support</w:t>
+            </w:r>
+          </w:p>
+        </w:tc>
+        <w:tc>
+          <w:tcPr>
+            <w:tcW w:type="dxa" w:w="2556"/>
+          </w:tcPr>
+          <w:p>
+            <w:r>
+              <w:t>Independent</w:t>
+            </w:r>
+          </w:p>
+        </w:tc>
+      </w:tr>
+      <w:tr>
+        <w:tc>
+          <w:tcPr>
+            <w:tcW w:type="dxa" w:w="2556"/>
+          </w:tcPr>
+          <w:p>
+            <w:r>
+              <w:t>Explanation</w:t>
+            </w:r>
+          </w:p>
+        </w:tc>
+        <w:tc>
+          <w:tcPr>
+            <w:tcW w:type="dxa" w:w="2556"/>
+          </w:tcPr>
+          <w:p>
+            <w:r>
+              <w:t>Names an answer without a deciding fact</w:t>
+            </w:r>
+          </w:p>
+        </w:tc>
+        <w:tc>
+          <w:tcPr>
+            <w:tcW w:type="dxa" w:w="2556"/>
+          </w:tcPr>
+          <w:p>
+            <w:r>
+              <w:t>Uses a hint to link fact and decision</w:t>
+            </w:r>
+          </w:p>
+        </w:tc>
+        <w:tc>
+          <w:tcPr>
+            <w:tcW w:type="dxa" w:w="2556"/>
+          </w:tcPr>
+          <w:p>
+            <w:r>
+              <w:t>Explains the deciding fact in own words</w:t>
+            </w:r>
+          </w:p>
+        </w:tc>
+      </w:tr>
+      <w:tr>
+        <w:tc>
+          <w:tcPr>
+            <w:tcW w:type="dxa" w:w="2556"/>
+          </w:tcPr>
+          <w:p>
+            <w:r>
+              <w:t>Trace or test</w:t>
+            </w:r>
+          </w:p>
+        </w:tc>
+        <w:tc>
+          <w:tcPr>
+            <w:tcW w:type="dxa" w:w="2556"/>
+          </w:tcPr>
+          <w:p>
+            <w:r>
+              <w:t>Cannot connect input and result</w:t>
+            </w:r>
+          </w:p>
+        </w:tc>
+        <w:tc>
+          <w:tcPr>
+            <w:tcW w:type="dxa" w:w="2556"/>
+          </w:tcPr>
+          <w:p>
+            <w:r>
+              <w:t>Completes steps with prompts</w:t>
+            </w:r>
+          </w:p>
+        </w:tc>
+        <w:tc>
+          <w:tcPr>
+            <w:tcW w:type="dxa" w:w="2556"/>
+          </w:tcPr>
+          <w:p>
+            <w:r>
+              <w:t>Traces or tests a changed case accurately</w:t>
+            </w:r>
+          </w:p>
+        </w:tc>
+      </w:tr>
+      <w:tr>
+        <w:tc>
+          <w:tcPr>
+            <w:tcW w:type="dxa" w:w="2556"/>
+          </w:tcPr>
+          <w:p>
+            <w:r>
+              <w:t>Limits and revision</w:t>
+            </w:r>
+          </w:p>
+        </w:tc>
+        <w:tc>
+          <w:tcPr>
+            <w:tcW w:type="dxa" w:w="2556"/>
+          </w:tcPr>
+          <w:p>
+            <w:r>
+              <w:t>Claims more than evidence supports</w:t>
+            </w:r>
+          </w:p>
+        </w:tc>
+        <w:tc>
+          <w:tcPr>
+            <w:tcW w:type="dxa" w:w="2556"/>
+          </w:tcPr>
+          <w:p>
+            <w:r>
+              <w:t>Names a limit after a prompt</w:t>
+            </w:r>
+          </w:p>
+        </w:tc>
+        <w:tc>
+          <w:tcPr>
+            <w:tcW w:type="dxa" w:w="2556"/>
+          </w:tcPr>
+          <w:p>
+            <w:r>
+              <w:t>States a defensible limit and useful next test</w:t>
+            </w:r>
+          </w:p>
+        </w:tc>
+      </w:tr>
+    </w:tbl>
+    <w:p>
+      <w:r>
+        <w:t>Project checkpoint: Frame the need. Name the user, the problem, allowed inputs and a safe simple starting method.</w:t>
+      </w:r>
+    </w:p>
+    <w:p>
+      <w:r>
+        <w:t>Use the weekly teacher answer for topic-specific reasoning. A saved progress tick is an activity record; judge mastery from the learner’s explanation and evidence.</w:t>
+      </w:r>
+    </w:p>
     <w:sectPr>
       <w:pgSz w:w="12240" w:h="15840"/>
       <w:pgMar w:top="936" w:right="1008" w:bottom="936" w:left="1008" w:header="720" w:footer="720" w:gutter="0"/>

--- a/downloads/teacher/ai-6-week-03.docx
+++ b/downloads/teacher/ai-6-week-03.docx
@@ -2318,6 +2318,39 @@
         <w:t>Use the weekly teacher answer for topic-specific reasoning. A saved progress tick is an activity record; judge mastery from the learner’s explanation and evidence.</w:t>
       </w:r>
     </w:p>
+    <w:p>
+      <w:pPr>
+        <w:pStyle w:val="Heading1"/>
+      </w:pPr>
+      <w:r>
+        <w:t>08. Use feedback, labs and repair paths</w:t>
+      </w:r>
+    </w:p>
+    <w:p>
+      <w:r>
+        <w:t>Use the two formative questions as supported practice, not as independent mastery scores. Discuss the deciding evidence rather than accepting a guessed selection.</w:t>
+      </w:r>
+    </w:p>
+    <w:p>
+      <w:r>
+        <w:t>The feedback comes from the reviewed public worked case. Do not reveal the separately reserved independent teacher answer until the learner has attempted that case.</w:t>
+      </w:r>
+    </w:p>
+    <w:p>
+      <w:r>
+        <w:t>Ask students to predict before running code. Preserve errors and actual outputs; collect a changed test and an explanation. The branch-boundary and indexing lessons deliberately include failure cases.</w:t>
+      </w:r>
+    </w:p>
+    <w:p>
+      <w:r>
+        <w:t>Use the earlier worked-explanation links to address a specific missing building block, then return to the current question. Adapt this suggestion after observing the learner; it is not an automatic diagnosis.</w:t>
+      </w:r>
+    </w:p>
+    <w:p>
+      <w:r>
+        <w:t>Collect the completed-work portfolio as evidence. Record support separately from correctness, and assess explanation, trace/test and limitations. Progress ticks and quiz selections alone do not establish mastery.</w:t>
+      </w:r>
+    </w:p>
     <w:sectPr>
       <w:pgSz w:w="12240" w:h="15840"/>
       <w:pgMar w:top="936" w:right="1008" w:bottom="936" w:left="1008" w:header="720" w:footer="720" w:gutter="0"/>

--- a/downloads/teacher/ai-6-week-03.docx
+++ b/downloads/teacher/ai-6-week-03.docx
@@ -29,16 +29,51 @@
       </w:r>
     </w:p>
     <w:p>
-      <w:pPr>
-        <w:pStyle w:val="Heading3"/>
-      </w:pPr>
-      <w:r>
-        <w:t>Teach the learning cycle</w:t>
+      <w:r>
+        <w:t>Prepare Typed contracts and schemas: check the target, prerequisites, resources and adaptable teaching schedule.</w:t>
       </w:r>
     </w:p>
     <w:p>
-      <w:r>
-        <w:t>Primary target: Explain the mechanism and terminology of typed contracts and schemas</w:t>
+      <w:pPr>
+        <w:pStyle w:val="Heading3"/>
+      </w:pPr>
+      <w:r>
+        <w:t>Teach the learning cycle</w:t>
+      </w:r>
+    </w:p>
+    <w:p>
+      <w:pPr>
+        <w:spacing w:line="336" w:lineRule="auto" w:after="180"/>
+      </w:pPr>
+      <w:r>
+        <w:rPr>
+          <w:b w:val="0"/>
+        </w:rPr>
+        <w:t xml:space="preserve">Primary target: Explain the </w:t>
+      </w:r>
+      <w:r>
+        <w:rPr>
+          <w:b/>
+        </w:rPr>
+        <w:t>mechanism</w:t>
+      </w:r>
+      <w:r>
+        <w:rPr>
+          <w:b w:val="0"/>
+        </w:rPr>
+        <w:t xml:space="preserve"> and terminology of typed contracts and </w:t>
+      </w:r>
+      <w:r>
+        <w:rPr>
+          <w:b/>
+        </w:rPr>
+        <w:t>schema</w:t>
+      </w:r>
+      <w:r>
+        <w:rPr>
+          <w:b w:val="0"/>
+        </w:rPr>
+        <w:t>s</w:t>
       </w:r>
     </w:p>
     <w:tbl>
@@ -185,16 +220,37 @@
       </w:tr>
     </w:tbl>
     <w:p>
-      <w:r>
-        <w:t>This is a starting allocation of 135 minutes, not a validated duration. Preserve all named topics. Schedule extra time for connected examples, the full investigation, independent cases and project building. Repeated copies of a case share one recorded attempt; they are not new evidence.</w:t>
+      <w:pPr>
+        <w:spacing w:line="336" w:lineRule="auto" w:after="180"/>
+      </w:pPr>
+      <w:r>
+        <w:rPr>
+          <w:b w:val="0"/>
+        </w:rPr>
+        <w:t>This is a starting allocation of 135 minutes, not a validated duration. Preserve all named topics. Schedule extra time for connected examples, the full investigation, independent cases and project building.</w:t>
       </w:r>
     </w:p>
     <w:p>
       <w:pPr>
-        <w:pStyle w:val="Heading3"/>
-      </w:pPr>
-      <w:r>
-        <w:t>Retrieval answer guidance</w:t>
+        <w:spacing w:line="336" w:lineRule="auto" w:after="180"/>
+      </w:pPr>
+      <w:r>
+        <w:rPr>
+          <w:b w:val="0"/>
+        </w:rPr>
+        <w:t xml:space="preserve">Repeated copies of a case share one recorded attempt; they are not new </w:t>
+      </w:r>
+      <w:r>
+        <w:rPr>
+          <w:b/>
+        </w:rPr>
+        <w:t>evidence</w:t>
+      </w:r>
+      <w:r>
+        <w:rPr>
+          <w:b w:val="0"/>
+        </w:rPr>
+        <w:t>.</w:t>
       </w:r>
     </w:p>
     <w:p>
@@ -202,50 +258,140 @@
         <w:pStyle w:val="Heading3"/>
       </w:pPr>
       <w:r>
-        <w:t>Architecture and data flow</w:t>
+        <w:t>Retrieval answer guidance</w:t>
       </w:r>
     </w:p>
     <w:p>
-      <w:r>
-        <w:t>Without opening the old lesson, explain one key idea from Architecture and data flow. Give an example and a mistake that the idea helps you avoid.</w:t>
+      <w:pPr>
+        <w:pStyle w:val="Heading3"/>
+      </w:pPr>
+      <w:r>
+        <w:t>Architecture and data flow</w:t>
       </w:r>
     </w:p>
     <w:p>
-      <w:r>
-        <w:t>Look for: Explain the mechanism and terminology of architecture and data flow</w:t>
+      <w:pPr>
+        <w:spacing w:line="336" w:lineRule="auto" w:after="180"/>
+      </w:pPr>
+      <w:r>
+        <w:rPr>
+          <w:b w:val="0"/>
+        </w:rPr>
+        <w:t>Without opening the old lesson, explain one key idea from Architecture and data flow. Give an example and a mistake that the idea helps you avoid.</w:t>
       </w:r>
     </w:p>
     <w:p>
-      <w:r>
-        <w:t>Reference example, not the only acceptable wording: Teacher explanation: Architecture assigns responsibilities to components and shows information crossing trust boundaries. A diagram should include failure paths. Trace request validator -&gt; role filter -&gt; source lookup -&gt; response validator -&gt; result. Sources enter as data, not control instructions. Reject invalid requests before any downstream lookup.</w:t>
+      <w:pPr>
+        <w:spacing w:line="336" w:lineRule="auto" w:after="180"/>
+      </w:pPr>
+      <w:r>
+        <w:rPr>
+          <w:b w:val="0"/>
+        </w:rPr>
+        <w:t xml:space="preserve">Look for: Explain the </w:t>
+      </w:r>
+      <w:r>
+        <w:rPr>
+          <w:b/>
+        </w:rPr>
+        <w:t>mechanism</w:t>
+      </w:r>
+      <w:r>
+        <w:rPr>
+          <w:b w:val="0"/>
+        </w:rPr>
+        <w:t xml:space="preserve"> and terminology of architecture and data flow</w:t>
       </w:r>
     </w:p>
     <w:p>
-      <w:r>
-        <w:t>Two 45-minute sessions. Typed contracts define values, required fields and failure outcomes. Runtime input still needs validation even when program annotations exist. Use the supplied constructed scenarios to make the mechanism inspectable. Collect W4 before sharing solutions. Students should name intermediate evidence and limitations; classroom pacing and learning effectiveness remain unvalidated.</w:t>
+      <w:pPr>
+        <w:spacing w:line="336" w:lineRule="auto" w:after="180"/>
+      </w:pPr>
+      <w:r>
+        <w:rPr>
+          <w:b w:val="0"/>
+        </w:rPr>
+        <w:t>Reference example, not the only acceptable wording: Teacher explanation: Architecture assigns responsibilities to components and shows information crossing trust boundaries. A diagram should include failure paths.</w:t>
       </w:r>
     </w:p>
     <w:p>
       <w:pPr>
-        <w:pStyle w:val="Heading3"/>
-      </w:pPr>
-      <w:r>
-        <w:t>Outcomes</w:t>
+        <w:spacing w:line="336" w:lineRule="auto" w:after="180"/>
+      </w:pPr>
+      <w:r>
+        <w:rPr>
+          <w:b w:val="0"/>
+        </w:rPr>
+        <w:t>Trace request validator -&gt; role filter -&gt; source lookup -&gt; response validator -&gt; result. Sources enter as data, not control instructions. Reject invalid requests before any downstream lookup.</w:t>
       </w:r>
     </w:p>
     <w:p>
-      <w:r>
-        <w:t>Explain the mechanism and terminology of typed contracts and schemas</w:t>
+      <w:pPr>
+        <w:spacing w:line="336" w:lineRule="auto" w:after="180"/>
+      </w:pPr>
+      <w:r>
+        <w:rPr>
+          <w:b w:val="0"/>
+        </w:rPr>
+        <w:t xml:space="preserve">Two 45-minute sessions. Typed contracts define values, required fields and failure outcomes. Runtime </w:t>
+      </w:r>
+      <w:r>
+        <w:rPr>
+          <w:b/>
+        </w:rPr>
+        <w:t>input</w:t>
+      </w:r>
+      <w:r>
+        <w:rPr>
+          <w:b w:val="0"/>
+        </w:rPr>
+        <w:t xml:space="preserve"> still needs validation even when program annotations exist.</w:t>
       </w:r>
     </w:p>
     <w:p>
-      <w:r>
-        <w:t>Apply the stated procedure to a new case with a traceable result</w:t>
+      <w:pPr>
+        <w:spacing w:line="336" w:lineRule="auto" w:after="180"/>
+      </w:pPr>
+      <w:r>
+        <w:rPr>
+          <w:b w:val="0"/>
+        </w:rPr>
+        <w:t xml:space="preserve">Use the supplied constructed scenarios to make the </w:t>
+      </w:r>
+      <w:r>
+        <w:rPr>
+          <w:b/>
+        </w:rPr>
+        <w:t>mechanism</w:t>
+      </w:r>
+      <w:r>
+        <w:rPr>
+          <w:b w:val="0"/>
+        </w:rPr>
+        <w:t xml:space="preserve"> inspectable. Collect W4 before sharing solutions.</w:t>
       </w:r>
     </w:p>
     <w:p>
-      <w:r>
-        <w:t>Identify an assumption or limitation and design a revealing follow-up</w:t>
+      <w:pPr>
+        <w:spacing w:line="336" w:lineRule="auto" w:after="180"/>
+      </w:pPr>
+      <w:r>
+        <w:rPr>
+          <w:b w:val="0"/>
+        </w:rPr>
+        <w:t xml:space="preserve">Students should name intermediate </w:t>
+      </w:r>
+      <w:r>
+        <w:rPr>
+          <w:b/>
+        </w:rPr>
+        <w:t>evidence</w:t>
+      </w:r>
+      <w:r>
+        <w:rPr>
+          <w:b w:val="0"/>
+        </w:rPr>
+        <w:t xml:space="preserve"> and limitations; classroom pacing and learning effectiveness remain unvalidated.</w:t>
       </w:r>
     </w:p>
     <w:p>
@@ -253,22 +399,64 @@
         <w:pStyle w:val="Heading3"/>
       </w:pPr>
       <w:r>
-        <w:t>Preparation</w:t>
+        <w:t>Outcomes</w:t>
       </w:r>
     </w:p>
     <w:p>
-      <w:r>
-        <w:t>Lesson and workbook; paper and pencil</w:t>
+      <w:pPr>
+        <w:spacing w:line="336" w:lineRule="auto" w:after="180"/>
+      </w:pPr>
+      <w:r>
+        <w:rPr>
+          <w:b w:val="0"/>
+        </w:rPr>
+        <w:t xml:space="preserve">Explain the </w:t>
+      </w:r>
+      <w:r>
+        <w:rPr>
+          <w:b/>
+        </w:rPr>
+        <w:t>mechanism</w:t>
+      </w:r>
+      <w:r>
+        <w:rPr>
+          <w:b w:val="0"/>
+        </w:rPr>
+        <w:t xml:space="preserve"> and terminology of typed contracts and </w:t>
+      </w:r>
+      <w:r>
+        <w:rPr>
+          <w:b/>
+        </w:rPr>
+        <w:t>schema</w:t>
+      </w:r>
+      <w:r>
+        <w:rPr>
+          <w:b w:val="0"/>
+        </w:rPr>
+        <w:t>s</w:t>
       </w:r>
     </w:p>
     <w:p>
-      <w:r>
-        <w:t>Calculator and optional local Python 3 for arithmetic; no live API or private data</w:t>
+      <w:pPr>
+        <w:spacing w:line="336" w:lineRule="auto" w:after="180"/>
+      </w:pPr>
+      <w:r>
+        <w:rPr>
+          <w:b w:val="0"/>
+        </w:rPr>
+        <w:t>Apply the stated procedure to a new case with a traceable result</w:t>
       </w:r>
     </w:p>
     <w:p>
-      <w:r>
-        <w:t>Prepare the fresh retry separately and withhold its solution until after collection</w:t>
+      <w:pPr>
+        <w:spacing w:line="336" w:lineRule="auto" w:after="180"/>
+      </w:pPr>
+      <w:r>
+        <w:rPr>
+          <w:b w:val="0"/>
+        </w:rPr>
+        <w:t>Identify an assumption or limitation and design a revealing follow-up</w:t>
       </w:r>
     </w:p>
     <w:p>
@@ -276,58 +464,279 @@
         <w:pStyle w:val="Heading3"/>
       </w:pPr>
       <w:r>
-        <w:t>Prerequisite answer</w:t>
+        <w:t>Preparation</w:t>
       </w:r>
     </w:p>
     <w:p>
-      <w:r>
-        <w:t>A result depends on the inputs, procedure and conditions that produced it. Preserve data roles and distinguish observed outcomes from predictions or unmeasured conditions. If the prior concept cannot be explained, use a short retrieval activity before this chapter.</w:t>
+      <w:pPr>
+        <w:spacing w:line="336" w:lineRule="auto" w:after="180"/>
+      </w:pPr>
+      <w:r>
+        <w:rPr>
+          <w:b w:val="0"/>
+        </w:rPr>
+        <w:t>Lesson and workbook; paper and pencil</w:t>
       </w:r>
     </w:p>
     <w:p>
       <w:pPr>
-        <w:pStyle w:val="Heading3"/>
-      </w:pPr>
-      <w:r>
-        <w:t>End goal for the pictorial case</w:t>
+        <w:spacing w:line="336" w:lineRule="auto" w:after="180"/>
+      </w:pPr>
+      <w:r>
+        <w:rPr>
+          <w:b w:val="0"/>
+        </w:rPr>
+        <w:t>Calculator and optional local Python 3 for arithmetic; no live API or private data</w:t>
       </w:r>
     </w:p>
     <w:p>
-      <w:r>
-        <w:t>Explain typed contracts and schemas using the deciding step in this fictional service.</w:t>
+      <w:pPr>
+        <w:spacing w:line="336" w:lineRule="auto" w:after="180"/>
+      </w:pPr>
+      <w:r>
+        <w:rPr>
+          <w:b w:val="0"/>
+        </w:rPr>
+        <w:t>Prepare the fresh retry separately and withhold its solution until after collection</w:t>
       </w:r>
     </w:p>
     <w:p>
-      <w:r>
-        <w:t>This added worked case illustrates the week’s main idea. Retain all original and connected topics; schedule its practice within the teaching cycle.</w:t>
+      <w:pPr>
+        <w:pStyle w:val="Heading3"/>
+      </w:pPr>
+      <w:r>
+        <w:t>Prerequisite answer</w:t>
       </w:r>
     </w:p>
     <w:p>
       <w:pPr>
-        <w:pStyle w:val="Heading1"/>
-      </w:pPr>
-      <w:r>
-        <w:t>02. Explain and model the mechanism</w:t>
+        <w:spacing w:line="336" w:lineRule="auto" w:after="180"/>
+      </w:pPr>
+      <w:r>
+        <w:rPr>
+          <w:b w:val="0"/>
+        </w:rPr>
+        <w:t xml:space="preserve">A result depends on the </w:t>
+      </w:r>
+      <w:r>
+        <w:rPr>
+          <w:b/>
+        </w:rPr>
+        <w:t>input</w:t>
+      </w:r>
+      <w:r>
+        <w:rPr>
+          <w:b w:val="0"/>
+        </w:rPr>
+        <w:t xml:space="preserve">s, procedure and conditions that produced it. Preserve data roles and distinguish observed outcomes from </w:t>
+      </w:r>
+      <w:r>
+        <w:rPr>
+          <w:b/>
+        </w:rPr>
+        <w:t>prediction</w:t>
+      </w:r>
+      <w:r>
+        <w:rPr>
+          <w:b w:val="0"/>
+        </w:rPr>
+        <w:t>s or unmeasured conditions.</w:t>
       </w:r>
     </w:p>
     <w:p>
-      <w:r>
-        <w:t>Typed contracts define values, required fields and failure outcomes. Runtime input still needs validation even when program annotations exist.</w:t>
+      <w:pPr>
+        <w:spacing w:line="336" w:lineRule="auto" w:after="180"/>
+      </w:pPr>
+      <w:r>
+        <w:rPr>
+          <w:b w:val="0"/>
+        </w:rPr>
+        <w:t>If the prior concept cannot be explained, use a short retrieval activity before this chapter.</w:t>
       </w:r>
     </w:p>
     <w:p>
-      <w:r>
-        <w:t>Begin by writing the question the procedure is intended to answer. Identify the information already supplied, the information it will produce and the information still missing. These are constructed classroom examples; they do not require live accounts, private records or an external service. Do not treat a plausible explanation as a measured outcome.</w:t>
+      <w:pPr>
+        <w:pStyle w:val="Heading3"/>
+      </w:pPr>
+      <w:r>
+        <w:t>End goal for the pictorial case</w:t>
       </w:r>
     </w:p>
     <w:p>
-      <w:r>
-        <w:t>Accept exactly room_id as a nonempty string and requested_count as a nonnegative integer excluding bool. Reject extra fields, missing fields and wrong types before processing.</w:t>
+      <w:pPr>
+        <w:spacing w:line="336" w:lineRule="auto" w:after="180"/>
+      </w:pPr>
+      <w:r>
+        <w:rPr>
+          <w:b w:val="0"/>
+        </w:rPr>
+        <w:t xml:space="preserve">Explain typed contracts and </w:t>
+      </w:r>
+      <w:r>
+        <w:rPr>
+          <w:b/>
+        </w:rPr>
+        <w:t>schema</w:t>
+      </w:r>
+      <w:r>
+        <w:rPr>
+          <w:b w:val="0"/>
+        </w:rPr>
+        <w:t>s using the deciding step in this fictional service.</w:t>
       </w:r>
     </w:p>
     <w:p>
-      <w:r>
-        <w:t>Before applying the procedure, write its units, denominator or decision boundary where relevant. A partner should be able to repeat each step using the same inputs. If a required input is absent or violates the stated contract, record that condition explicitly instead of quietly replacing it with a convenient value.</w:t>
+      <w:pPr>
+        <w:spacing w:line="336" w:lineRule="auto" w:after="180"/>
+      </w:pPr>
+      <w:r>
+        <w:rPr>
+          <w:b w:val="0"/>
+        </w:rPr>
+        <w:t>This added worked case illustrates the week’s main idea. Retain all original and connected topics; schedule its practice within the teaching cycle.</w:t>
+      </w:r>
+    </w:p>
+    <w:p>
+      <w:pPr>
+        <w:pStyle w:val="Heading1"/>
+      </w:pPr>
+      <w:r>
+        <w:t>02. Explain and model the mechanism</w:t>
+      </w:r>
+    </w:p>
+    <w:p>
+      <w:r>
+        <w:t>Model Typed contracts and schemas using the supplied case, labelled mechanism and reasoning. Make the scope of each conclusion explicit.</w:t>
+      </w:r>
+    </w:p>
+    <w:p>
+      <w:pPr>
+        <w:spacing w:line="336" w:lineRule="auto" w:after="180"/>
+      </w:pPr>
+      <w:r>
+        <w:rPr>
+          <w:b w:val="0"/>
+        </w:rPr>
+        <w:t xml:space="preserve">Typed contracts define values, required fields and failure outcomes. Runtime </w:t>
+      </w:r>
+      <w:r>
+        <w:rPr>
+          <w:b/>
+        </w:rPr>
+        <w:t>input</w:t>
+      </w:r>
+      <w:r>
+        <w:rPr>
+          <w:b w:val="0"/>
+        </w:rPr>
+        <w:t xml:space="preserve"> still needs validation even when program annotations exist.</w:t>
+      </w:r>
+    </w:p>
+    <w:p>
+      <w:pPr>
+        <w:pStyle w:val="Heading3"/>
+      </w:pPr>
+      <w:r>
+        <w:t>Explain Typed contracts and schemas · 1</w:t>
+      </w:r>
+    </w:p>
+    <w:p>
+      <w:pPr>
+        <w:spacing w:line="336" w:lineRule="auto" w:after="180"/>
+      </w:pPr>
+      <w:r>
+        <w:rPr>
+          <w:b w:val="0"/>
+        </w:rPr>
+        <w:t>Begin by writing the question the procedure is intended to answer. Identify the information already supplied, the information it will produce and the information still missing.</w:t>
+      </w:r>
+    </w:p>
+    <w:p>
+      <w:pPr>
+        <w:spacing w:line="336" w:lineRule="auto" w:after="180"/>
+      </w:pPr>
+      <w:r>
+        <w:rPr>
+          <w:b w:val="0"/>
+        </w:rPr>
+        <w:t>These are constructed classroom examples; they do not require live accounts, private records or an external service. Do not treat a plausible explanation as a measured outcome.</w:t>
+      </w:r>
+    </w:p>
+    <w:p>
+      <w:pPr>
+        <w:spacing w:line="336" w:lineRule="auto" w:after="180"/>
+      </w:pPr>
+      <w:r>
+        <w:rPr>
+          <w:b w:val="0"/>
+        </w:rPr>
+        <w:t xml:space="preserve">Accept exactly room_id as a nonempty string and requested_count as a nonnegative integer excluding bool. Reject extra fields, missing fields and wrong types before </w:t>
+      </w:r>
+      <w:r>
+        <w:rPr>
+          <w:b/>
+        </w:rPr>
+        <w:t>process</w:t>
+      </w:r>
+      <w:r>
+        <w:rPr>
+          <w:b w:val="0"/>
+        </w:rPr>
+        <w:t>ing.</w:t>
+      </w:r>
+    </w:p>
+    <w:p>
+      <w:pPr>
+        <w:pStyle w:val="Heading3"/>
+      </w:pPr>
+      <w:r>
+        <w:t>Explain Typed contracts and schemas · 2</w:t>
+      </w:r>
+    </w:p>
+    <w:p>
+      <w:pPr>
+        <w:spacing w:line="336" w:lineRule="auto" w:after="180"/>
+      </w:pPr>
+      <w:r>
+        <w:rPr>
+          <w:b w:val="0"/>
+        </w:rPr>
+        <w:t xml:space="preserve">Before applying the procedure, write its units, denominator or decision boundary where relevant. A partner should be able to repeat each step using the same </w:t>
+      </w:r>
+      <w:r>
+        <w:rPr>
+          <w:b/>
+        </w:rPr>
+        <w:t>input</w:t>
+      </w:r>
+      <w:r>
+        <w:rPr>
+          <w:b w:val="0"/>
+        </w:rPr>
+        <w:t>s.</w:t>
+      </w:r>
+    </w:p>
+    <w:p>
+      <w:pPr>
+        <w:spacing w:line="336" w:lineRule="auto" w:after="180"/>
+      </w:pPr>
+      <w:r>
+        <w:rPr>
+          <w:b w:val="0"/>
+        </w:rPr>
+        <w:t xml:space="preserve">If a required </w:t>
+      </w:r>
+      <w:r>
+        <w:rPr>
+          <w:b/>
+        </w:rPr>
+        <w:t>input</w:t>
+      </w:r>
+      <w:r>
+        <w:rPr>
+          <w:b w:val="0"/>
+        </w:rPr>
+        <w:t xml:space="preserve"> is absent or violates the stated contract, record that condition explicitly instead of quietly replacing it with a convenient value.</w:t>
       </w:r>
     </w:p>
     <w:tbl>
@@ -525,41 +934,270 @@
       </w:r>
     </w:p>
     <w:p>
-      <w:r>
-        <w:t>Guided: Boolean is an int subclass in Python but excluded by this contract; use type(value) is int and validate nonnegative range. Qualification: Schema-valid input can still be unauthorised or semantically unsuitable; subsequent checks remain necessary. Exit: accept a concrete variation with its predicted outcome and a stated condition that would challenge the mechanism; reject a claim resting on unmeasured evidence.</w:t>
+      <w:pPr>
+        <w:pStyle w:val="Heading3"/>
+      </w:pPr>
+      <w:r>
+        <w:t>Explain Typed contracts and schemas · 3</w:t>
       </w:r>
     </w:p>
     <w:p>
       <w:pPr>
-        <w:pStyle w:val="Heading3"/>
-      </w:pPr>
-      <w:r>
-        <w:t>Model the reasoning aloud</w:t>
+        <w:spacing w:line="336" w:lineRule="auto" w:after="180"/>
+      </w:pPr>
+      <w:r>
+        <w:rPr>
+          <w:b w:val="0"/>
+        </w:rPr>
+        <w:t>Guided: Boolean is an int subclass in Python but excluded by this contract; use type(value) is int and validate nonnegative range.</w:t>
       </w:r>
     </w:p>
     <w:p>
-      <w:r>
-        <w:t>Use the complete worked example below before asking learners to complete W2. Reveal a small part, invite a prediction, then explain the deciding step. These teacher notes contain solutions; do not reveal the independent case answer during modelling.</w:t>
+      <w:pPr>
+        <w:spacing w:line="336" w:lineRule="auto" w:after="180"/>
+      </w:pPr>
+      <w:r>
+        <w:rPr>
+          <w:b w:val="0"/>
+        </w:rPr>
+        <w:t xml:space="preserve">Qualification: </w:t>
+      </w:r>
+      <w:r>
+        <w:rPr>
+          <w:b/>
+        </w:rPr>
+        <w:t>Schema</w:t>
+      </w:r>
+      <w:r>
+        <w:rPr>
+          <w:b w:val="0"/>
+        </w:rPr>
+        <w:t xml:space="preserve">-valid </w:t>
+      </w:r>
+      <w:r>
+        <w:rPr>
+          <w:b/>
+        </w:rPr>
+        <w:t>input</w:t>
+      </w:r>
+      <w:r>
+        <w:rPr>
+          <w:b w:val="0"/>
+        </w:rPr>
+        <w:t xml:space="preserve"> can still be unauthorised or semantically unsuitable; subsequent checks remain necessary.</w:t>
       </w:r>
     </w:p>
     <w:p>
-      <w:r>
-        <w:t>Input room_id=B, requested_count=true passes a naive isinstance(value, int) check in Python.</w:t>
+      <w:pPr>
+        <w:spacing w:line="336" w:lineRule="auto" w:after="180"/>
+      </w:pPr>
+      <w:r>
+        <w:rPr>
+          <w:b w:val="0"/>
+        </w:rPr>
+        <w:t xml:space="preserve">Exit: accept a concrete variation with its predicted outcome and a stated condition that would challenge the </w:t>
+      </w:r>
+      <w:r>
+        <w:rPr>
+          <w:b/>
+        </w:rPr>
+        <w:t>mechanism</w:t>
+      </w:r>
+      <w:r>
+        <w:rPr>
+          <w:b w:val="0"/>
+        </w:rPr>
+        <w:t xml:space="preserve">; reject a claim resting on unmeasured </w:t>
+      </w:r>
+      <w:r>
+        <w:rPr>
+          <w:b/>
+        </w:rPr>
+        <w:t>evidence</w:t>
+      </w:r>
+      <w:r>
+        <w:rPr>
+          <w:b w:val="0"/>
+        </w:rPr>
+        <w:t>.</w:t>
       </w:r>
     </w:p>
     <w:p>
-      <w:r>
-        <w:t>Boolean is an int subclass in Python but excluded by this contract; use type(value) is int and validate nonnegative range.</w:t>
+      <w:pPr>
+        <w:pStyle w:val="Heading3"/>
+      </w:pPr>
+      <w:r>
+        <w:t>Model the reasoning aloud</w:t>
       </w:r>
     </w:p>
     <w:p>
-      <w:r>
-        <w:t>Compare the intermediate evidence with the final statement. Explain why each number or decision follows from the stated inputs. The conclusion belongs to this scenario and procedure; changing the inputs, evaluation population or authority can change what it establishes. Retain the raw record so a later revision can be compared honestly.</w:t>
+      <w:pPr>
+        <w:spacing w:line="336" w:lineRule="auto" w:after="180"/>
+      </w:pPr>
+      <w:r>
+        <w:rPr>
+          <w:b w:val="0"/>
+        </w:rPr>
+        <w:t xml:space="preserve">Use the complete worked example below before asking learners to complete W2. Reveal a small part, invite a </w:t>
+      </w:r>
+      <w:r>
+        <w:rPr>
+          <w:b/>
+        </w:rPr>
+        <w:t>prediction</w:t>
+      </w:r>
+      <w:r>
+        <w:rPr>
+          <w:b w:val="0"/>
+        </w:rPr>
+        <w:t>, then explain the deciding step.</w:t>
       </w:r>
     </w:p>
     <w:p>
-      <w:r>
-        <w:t>Optional local lab: predict the printed result before running this standalone Python 3 example. Change one relevant boundary input, record the outcome and state the contract or statistical assumptions. The program uses fictional values and the Python standard library; it performs no external operations.</w:t>
+      <w:pPr>
+        <w:spacing w:line="336" w:lineRule="auto" w:after="180"/>
+      </w:pPr>
+      <w:r>
+        <w:rPr>
+          <w:b w:val="0"/>
+        </w:rPr>
+        <w:t>These teacher notes contain solutions; do not reveal the independent case answer during modelling.</w:t>
+      </w:r>
+    </w:p>
+    <w:p>
+      <w:pPr>
+        <w:spacing w:line="336" w:lineRule="auto" w:after="180"/>
+      </w:pPr>
+      <w:r>
+        <w:rPr>
+          <w:b/>
+        </w:rPr>
+        <w:t>Input</w:t>
+      </w:r>
+      <w:r>
+        <w:rPr>
+          <w:b w:val="0"/>
+        </w:rPr>
+        <w:t xml:space="preserve"> room_id=B, requested_count=true passes a naive isinstance(value, int) check in Python.</w:t>
+      </w:r>
+    </w:p>
+    <w:p>
+      <w:pPr>
+        <w:spacing w:line="336" w:lineRule="auto" w:after="180"/>
+      </w:pPr>
+      <w:r>
+        <w:rPr>
+          <w:b w:val="0"/>
+        </w:rPr>
+        <w:t>Boolean is an int subclass in Python but excluded by this contract; use type(value) is int and validate nonnegative range.</w:t>
+      </w:r>
+    </w:p>
+    <w:p>
+      <w:pPr>
+        <w:pStyle w:val="Heading3"/>
+      </w:pPr>
+      <w:r>
+        <w:t>Model the reasoning aloud · 4</w:t>
+      </w:r>
+    </w:p>
+    <w:p>
+      <w:pPr>
+        <w:spacing w:line="336" w:lineRule="auto" w:after="180"/>
+      </w:pPr>
+      <w:r>
+        <w:rPr>
+          <w:b w:val="0"/>
+        </w:rPr>
+        <w:t xml:space="preserve">Compare the intermediate </w:t>
+      </w:r>
+      <w:r>
+        <w:rPr>
+          <w:b/>
+        </w:rPr>
+        <w:t>evidence</w:t>
+      </w:r>
+      <w:r>
+        <w:rPr>
+          <w:b w:val="0"/>
+        </w:rPr>
+        <w:t xml:space="preserve"> with the final statement. Explain why each number or decision follows from the stated </w:t>
+      </w:r>
+      <w:r>
+        <w:rPr>
+          <w:b/>
+        </w:rPr>
+        <w:t>input</w:t>
+      </w:r>
+      <w:r>
+        <w:rPr>
+          <w:b w:val="0"/>
+        </w:rPr>
+        <w:t>s.</w:t>
+      </w:r>
+    </w:p>
+    <w:p>
+      <w:pPr>
+        <w:spacing w:line="336" w:lineRule="auto" w:after="180"/>
+      </w:pPr>
+      <w:r>
+        <w:rPr>
+          <w:b w:val="0"/>
+        </w:rPr>
+        <w:t xml:space="preserve">The conclusion belongs to this scenario and procedure; changing the </w:t>
+      </w:r>
+      <w:r>
+        <w:rPr>
+          <w:b/>
+        </w:rPr>
+        <w:t>input</w:t>
+      </w:r>
+      <w:r>
+        <w:rPr>
+          <w:b w:val="0"/>
+        </w:rPr>
+        <w:t>s, evaluation population or authority can change what it establishes. Retain the raw record so a later revision can be compared honestly.</w:t>
+      </w:r>
+    </w:p>
+    <w:p>
+      <w:pPr>
+        <w:pStyle w:val="Heading3"/>
+      </w:pPr>
+      <w:r>
+        <w:t>Model the reasoning aloud · 5</w:t>
+      </w:r>
+    </w:p>
+    <w:p>
+      <w:pPr>
+        <w:spacing w:line="336" w:lineRule="auto" w:after="180"/>
+      </w:pPr>
+      <w:r>
+        <w:rPr>
+          <w:b w:val="0"/>
+        </w:rPr>
+        <w:t xml:space="preserve">Optional local lab: predict the printed result before running this standalone Python 3 example. Change one relevant boundary </w:t>
+      </w:r>
+      <w:r>
+        <w:rPr>
+          <w:b/>
+        </w:rPr>
+        <w:t>input</w:t>
+      </w:r>
+      <w:r>
+        <w:rPr>
+          <w:b w:val="0"/>
+        </w:rPr>
+        <w:t>, record the outcome and state the contract or statistical assumptions.</w:t>
+      </w:r>
+    </w:p>
+    <w:p>
+      <w:pPr>
+        <w:spacing w:line="336" w:lineRule="auto" w:after="180"/>
+      </w:pPr>
+      <w:r>
+        <w:rPr>
+          <w:b w:val="0"/>
+        </w:rPr>
+        <w:t>The program uses fictional values and the Python standard library; it performs no external operations.</w:t>
       </w:r>
     </w:p>
     <w:p>
@@ -696,7 +1334,13 @@
       </w:tr>
     </w:tbl>
     <w:p>
-      <w:r>
+      <w:pPr>
+        <w:spacing w:line="336" w:lineRule="auto" w:after="180"/>
+      </w:pPr>
+      <w:r>
+        <w:rPr>
+          <w:b w:val="0"/>
+        </w:rPr>
         <w:t>Use the diagram and verbal explanation together. Ask learners to match a sentence to a specific visual step; do not assign learners fixed visual or auditory learning styles.</w:t>
       </w:r>
     </w:p>
@@ -709,7 +1353,13 @@
       </w:r>
     </w:p>
     <w:p>
-      <w:r>
+      <w:pPr>
+        <w:spacing w:line="336" w:lineRule="auto" w:after="180"/>
+      </w:pPr>
+      <w:r>
+        <w:rPr>
+          <w:b w:val="0"/>
+        </w:rPr>
         <w:t>A labelled sample record. A lab tool accepts a string sample_id and an integer count of at least zero.</w:t>
       </w:r>
     </w:p>
@@ -722,7 +1372,22 @@
       </w:r>
     </w:p>
     <w:p>
-      <w:r>
+      <w:pPr>
+        <w:pStyle w:val="Heading3"/>
+      </w:pPr>
+      <w:r>
+        <w:t>Supplied facts</w:t>
+      </w:r>
+    </w:p>
+    <w:p>
+      <w:pPr>
+        <w:spacing w:line="336" w:lineRule="auto" w:after="180"/>
+        <w:shd w:fill="F1F6FC"/>
+      </w:pPr>
+      <w:r>
+        <w:rPr>
+          <w:b w:val="0"/>
+        </w:rPr>
         <w:t>A={sample_id:"jar-8",count:4}; B={sample_id:"jar-9",count:"4"}. No type conversion is allowed.</w:t>
       </w:r>
     </w:p>
@@ -886,21 +1551,43 @@
       </w:r>
     </w:p>
     <w:p>
-      <w:r>
-        <w:t>A schema checks declared structure. Looking like a number is different from having the required numeric type.</w:t>
+      <w:pPr>
+        <w:pStyle w:val="Heading3"/>
+      </w:pPr>
+      <w:r>
+        <w:t>Why the result follows</w:t>
       </w:r>
     </w:p>
     <w:p>
       <w:pPr>
-        <w:pStyle w:val="Heading3"/>
-      </w:pPr>
-      <w:r>
-        <w:t>What this example does not establish</w:t>
+        <w:spacing w:line="336" w:lineRule="auto" w:after="180"/>
+        <w:shd w:fill="F1F6FC"/>
+      </w:pPr>
+      <w:r>
+        <w:rPr>
+          <w:b w:val="0"/>
+        </w:rPr>
+        <w:t xml:space="preserve">A </w:t>
+      </w:r>
+      <w:r>
+        <w:rPr>
+          <w:b/>
+        </w:rPr>
+        <w:t>schema</w:t>
+      </w:r>
+      <w:r>
+        <w:rPr>
+          <w:b w:val="0"/>
+        </w:rPr>
+        <w:t xml:space="preserve"> checks declared structure. Looking like a number is different from having the required numeric type.</w:t>
       </w:r>
     </w:p>
     <w:p>
-      <w:r>
-        <w:t>Valid structure does not establish that the reported count is accurate.</w:t>
+      <w:pPr>
+        <w:pStyle w:val="Heading3"/>
+      </w:pPr>
+      <w:r>
+        <w:t>What this example does not establish</w:t>
       </w:r>
     </w:p>
     <w:p>
@@ -908,43 +1595,168 @@
         <w:pStyle w:val="Heading3"/>
       </w:pPr>
       <w:r>
-        <w:t>Change one thing in the pictured case</w:t>
+        <w:t>Keep the stated limit</w:t>
       </w:r>
     </w:p>
     <w:p>
-      <w:r>
-        <w:t>Change: Change A count to -1.</w:t>
+      <w:pPr>
+        <w:spacing w:line="336" w:lineRule="auto" w:after="180"/>
+        <w:shd w:fill="FFF5E6"/>
+      </w:pPr>
+      <w:r>
+        <w:rPr>
+          <w:b w:val="0"/>
+        </w:rPr>
+        <w:t>Valid structure does not establish that the reported count is accurate.</w:t>
       </w:r>
     </w:p>
     <w:p>
-      <w:r>
-        <w:t>Prediction: Reject A on the non-negative value rule.</w:t>
+      <w:pPr>
+        <w:pStyle w:val="Heading3"/>
+      </w:pPr>
+      <w:r>
+        <w:t>Change one thing in the pictured case</w:t>
       </w:r>
     </w:p>
     <w:p>
-      <w:r>
-        <w:t>Reason: The type is correct but the value is outside its accepted range.</w:t>
+      <w:pPr>
+        <w:pStyle w:val="Heading3"/>
+      </w:pPr>
+      <w:r>
+        <w:t>Change one thing</w:t>
       </w:r>
     </w:p>
     <w:p>
       <w:pPr>
-        <w:pStyle w:val="Heading3"/>
-      </w:pPr>
-      <w:r>
-        <w:t>Ask while showing the picture</w:t>
+        <w:spacing w:line="336" w:lineRule="auto" w:after="180"/>
+        <w:shd w:fill="F5F1FB"/>
+      </w:pPr>
+      <w:r>
+        <w:rPr>
+          <w:b w:val="0"/>
+        </w:rPr>
+        <w:t>Change: Change A count to -1.</w:t>
       </w:r>
     </w:p>
     <w:p>
-      <w:r>
-        <w:t>Cover the result. Ask learners to name the inputs and predict the next step. Uncover one step, connect the icon to the actual procedure, and explain its evidence. Then change the supplied condition and compare. The picture is a representation; it does not document execution of a real AI model.</w:t>
+      <w:pPr>
+        <w:pStyle w:val="Heading3"/>
+      </w:pPr>
+      <w:r>
+        <w:t>Predicted result</w:t>
       </w:r>
     </w:p>
     <w:p>
       <w:pPr>
+        <w:spacing w:line="336" w:lineRule="auto" w:after="180"/>
+        <w:shd w:fill="F1F6FC"/>
+      </w:pPr>
+      <w:r>
+        <w:rPr>
+          <w:b/>
+        </w:rPr>
+        <w:t>Prediction</w:t>
+      </w:r>
+      <w:r>
+        <w:rPr>
+          <w:b w:val="0"/>
+        </w:rPr>
+        <w:t>: Reject A on the non-negative value rule.</w:t>
+      </w:r>
+    </w:p>
+    <w:p>
+      <w:pPr>
+        <w:pStyle w:val="Heading3"/>
+      </w:pPr>
+      <w:r>
+        <w:t>Why the result follows</w:t>
+      </w:r>
+    </w:p>
+    <w:p>
+      <w:pPr>
+        <w:spacing w:line="336" w:lineRule="auto" w:after="180"/>
+        <w:shd w:fill="F1F6FC"/>
+      </w:pPr>
+      <w:r>
+        <w:rPr>
+          <w:b w:val="0"/>
+        </w:rPr>
+        <w:t>Reason: The type is correct but the value is outside its accepted range.</w:t>
+      </w:r>
+    </w:p>
+    <w:p>
+      <w:pPr>
+        <w:pStyle w:val="Heading3"/>
+      </w:pPr>
+      <w:r>
+        <w:t>Ask while showing the picture</w:t>
+      </w:r>
+    </w:p>
+    <w:p>
+      <w:pPr>
+        <w:pStyle w:val="Heading3"/>
+      </w:pPr>
+      <w:r>
+        <w:t>Ask while showing the picture · 6</w:t>
+      </w:r>
+    </w:p>
+    <w:p>
+      <w:pPr>
+        <w:spacing w:line="336" w:lineRule="auto" w:after="180"/>
+      </w:pPr>
+      <w:r>
+        <w:rPr>
+          <w:b w:val="0"/>
+        </w:rPr>
+        <w:t xml:space="preserve">Cover the result. Ask learners to name the </w:t>
+      </w:r>
+      <w:r>
+        <w:rPr>
+          <w:b/>
+        </w:rPr>
+        <w:t>input</w:t>
+      </w:r>
+      <w:r>
+        <w:rPr>
+          <w:b w:val="0"/>
+        </w:rPr>
+        <w:t xml:space="preserve">s and predict the next step. Uncover one step, connect the icon to the actual procedure, and explain its </w:t>
+      </w:r>
+      <w:r>
+        <w:rPr>
+          <w:b/>
+        </w:rPr>
+        <w:t>evidence</w:t>
+      </w:r>
+      <w:r>
+        <w:rPr>
+          <w:b w:val="0"/>
+        </w:rPr>
+        <w:t>. Then change the supplied condition and compare.</w:t>
+      </w:r>
+    </w:p>
+    <w:p>
+      <w:pPr>
+        <w:spacing w:line="336" w:lineRule="auto" w:after="180"/>
+      </w:pPr>
+      <w:r>
+        <w:rPr>
+          <w:b w:val="0"/>
+        </w:rPr>
+        <w:t>The picture is a representation; it does not document execution of a real AI model.</w:t>
+      </w:r>
+    </w:p>
+    <w:p>
+      <w:pPr>
         <w:pStyle w:val="Heading1"/>
       </w:pPr>
       <w:r>
         <w:t>03. Demonstrate and guide practice</w:t>
+      </w:r>
+    </w:p>
+    <w:p>
+      <w:r>
+        <w:t>Demonstrate Typed contracts and schemas, reduce support deliberately and check individual reasoning before discussing answers.</w:t>
       </w:r>
     </w:p>
     <w:tbl>
@@ -1160,36 +1972,112 @@
       </w:tr>
     </w:tbl>
     <w:p>
-      <w:r>
-        <w:t>Use the worked example in Sections 3 and 6. Collect a prediction before revealing its result; ask the learner to point to each intermediate fact.</w:t>
+      <w:pPr>
+        <w:spacing w:line="336" w:lineRule="auto" w:after="180"/>
+      </w:pPr>
+      <w:r>
+        <w:rPr>
+          <w:b w:val="0"/>
+        </w:rPr>
+        <w:t xml:space="preserve">Use the worked example in Sections 3 and 6. Collect a </w:t>
+      </w:r>
+      <w:r>
+        <w:rPr>
+          <w:b/>
+        </w:rPr>
+        <w:t>prediction</w:t>
+      </w:r>
+      <w:r>
+        <w:rPr>
+          <w:b w:val="0"/>
+        </w:rPr>
+        <w:t xml:space="preserve"> before revealing its result; ask the learner to point to each intermediate fact.</w:t>
       </w:r>
     </w:p>
     <w:p>
-      <w:r>
-        <w:t>Provide an input/procedure/result/limit frame and a calculator when needed. Ask students to identify the first step before completing the whole trace. Extension: compare two concrete variants of this mechanism while holding unrelated conditions fixed; report both successful and unsuccessful outcomes.</w:t>
+      <w:pPr>
+        <w:spacing w:line="336" w:lineRule="auto" w:after="180"/>
+      </w:pPr>
+      <w:r>
+        <w:rPr>
+          <w:b w:val="0"/>
+        </w:rPr>
+        <w:t xml:space="preserve">Provide an </w:t>
+      </w:r>
+      <w:r>
+        <w:rPr>
+          <w:b/>
+        </w:rPr>
+        <w:t>input</w:t>
+      </w:r>
+      <w:r>
+        <w:rPr>
+          <w:b w:val="0"/>
+        </w:rPr>
+        <w:t>/procedure/result/limit frame and a calculator when needed. Ask students to identify the first step before completing the whole trace.</w:t>
       </w:r>
     </w:p>
     <w:p>
       <w:pPr>
-        <w:pStyle w:val="Heading3"/>
-      </w:pPr>
-      <w:r>
-        <w:t>Reduce help deliberately</w:t>
+        <w:spacing w:line="336" w:lineRule="auto" w:after="180"/>
+      </w:pPr>
+      <w:r>
+        <w:rPr>
+          <w:b w:val="0"/>
+        </w:rPr>
+        <w:t xml:space="preserve">Extension: compare two concrete variants of this </w:t>
+      </w:r>
+      <w:r>
+        <w:rPr>
+          <w:b/>
+        </w:rPr>
+        <w:t>mechanism</w:t>
+      </w:r>
+      <w:r>
+        <w:rPr>
+          <w:b w:val="0"/>
+        </w:rPr>
+        <w:t xml:space="preserve"> while holding unrelated conditions fixed; report both successful and unsuccessful outcomes.</w:t>
       </w:r>
     </w:p>
     <w:p>
-      <w:r>
-        <w:t>Completion task: Input room_id=B, requested_count=true passes a naive isinstance(value, int) check in Python. Show the intermediate steps and give the conclusion with its scope.</w:t>
+      <w:pPr>
+        <w:pStyle w:val="Heading3"/>
+      </w:pPr>
+      <w:r>
+        <w:t>Reduce help deliberately</w:t>
       </w:r>
     </w:p>
     <w:p>
-      <w:r>
-        <w:t>Teacher check: Teacher explanation: Boolean is an int subclass in Python but excluded by this contract; use type(value) is int and validate nonnegative range.</w:t>
+      <w:pPr>
+        <w:pStyle w:val="Heading3"/>
+      </w:pPr>
+      <w:r>
+        <w:t>Completion practice</w:t>
       </w:r>
     </w:p>
     <w:p>
-      <w:r>
-        <w:t>Start by identifying the given inputs together. Leave the intermediate steps blank. If needed, model one step, then withdraw that help on the next step. Move to a full trace only when the partial trace is understood. For partners, alternate explainer and checker; collect a response from every learner before discussion.</w:t>
+      <w:pPr>
+        <w:spacing w:line="336" w:lineRule="auto" w:after="180"/>
+        <w:shd w:fill="F5F1FB"/>
+      </w:pPr>
+      <w:r>
+        <w:rPr>
+          <w:b w:val="0"/>
+        </w:rPr>
+        <w:t xml:space="preserve">Completion task: </w:t>
+      </w:r>
+      <w:r>
+        <w:rPr>
+          <w:b/>
+        </w:rPr>
+        <w:t>Input</w:t>
+      </w:r>
+      <w:r>
+        <w:rPr>
+          <w:b w:val="0"/>
+        </w:rPr>
+        <w:t xml:space="preserve"> room_id=B, requested_count=true passes a naive isinstance(value, int) check in Python. Show the intermediate steps and give the conclusion with its scope.</w:t>
       </w:r>
     </w:p>
     <w:p>
@@ -1197,22 +2085,53 @@
         <w:pStyle w:val="Heading3"/>
       </w:pPr>
       <w:r>
-        <w:t>Individual reasoning check</w:t>
+        <w:t>Reasoning to listen for</w:t>
       </w:r>
     </w:p>
     <w:p>
-      <w:r>
-        <w:t>Use the worked case for Typed contracts and schemas. Proposed explanation: “The worked result establishes every future case”. Decide whether this explanation is supported. Point to the step or supplied fact that decides; explain your repair if needed.</w:t>
+      <w:pPr>
+        <w:spacing w:line="336" w:lineRule="auto" w:after="180"/>
+        <w:shd w:fill="F1F6FC"/>
+      </w:pPr>
+      <w:r>
+        <w:rPr>
+          <w:b w:val="0"/>
+        </w:rPr>
+        <w:t>Teacher check: Teacher explanation: Boolean is an int subclass in Python but excluded by this contract; use type(value) is int and validate nonnegative range.</w:t>
       </w:r>
     </w:p>
     <w:p>
-      <w:r>
-        <w:t>Expected correction: Schema-valid input can still be unauthorised or semantically unsuitable; subsequent checks remain necessary.</w:t>
+      <w:pPr>
+        <w:spacing w:line="336" w:lineRule="auto" w:after="180"/>
+      </w:pPr>
+      <w:r>
+        <w:rPr>
+          <w:b w:val="0"/>
+        </w:rPr>
+        <w:t xml:space="preserve">Start by identifying the given </w:t>
+      </w:r>
+      <w:r>
+        <w:rPr>
+          <w:b/>
+        </w:rPr>
+        <w:t>input</w:t>
+      </w:r>
+      <w:r>
+        <w:rPr>
+          <w:b w:val="0"/>
+        </w:rPr>
+        <w:t>s together. Leave the intermediate steps blank. If needed, model one step, then withdraw that help on the next step. Move to a full trace only when the partial trace is understood.</w:t>
       </w:r>
     </w:p>
     <w:p>
-      <w:r>
-        <w:t>Collect explanations, not only yes/no votes. If a misunderstanding is common, re-model the relevant step for the class. If it affects a few learners, give a short targeted group explanation while others solve a more demanding variation.</w:t>
+      <w:pPr>
+        <w:spacing w:line="336" w:lineRule="auto" w:after="180"/>
+      </w:pPr>
+      <w:r>
+        <w:rPr>
+          <w:b w:val="0"/>
+        </w:rPr>
+        <w:t>For partners, alternate explainer and checker; collect a response from every learner before discussion.</w:t>
       </w:r>
     </w:p>
     <w:p>
@@ -1220,63 +2139,344 @@
         <w:pStyle w:val="Heading3"/>
       </w:pPr>
       <w:r>
-        <w:t>Pictorial practice question</w:t>
+        <w:t>Individual reasoning check</w:t>
       </w:r>
     </w:p>
     <w:p>
-      <w:r>
-        <w:t>Compare A’s count 4 with B’s count "4". Which record passes, which gate rejects B, and why does changing A’s count to -1 create a different failure?</w:t>
+      <w:pPr>
+        <w:spacing w:line="336" w:lineRule="auto" w:after="180"/>
+      </w:pPr>
+      <w:r>
+        <w:rPr>
+          <w:b w:val="0"/>
+        </w:rPr>
+        <w:t xml:space="preserve">Use the worked case for Typed contracts and </w:t>
+      </w:r>
+      <w:r>
+        <w:rPr>
+          <w:b/>
+        </w:rPr>
+        <w:t>schema</w:t>
+      </w:r>
+      <w:r>
+        <w:rPr>
+          <w:b w:val="0"/>
+        </w:rPr>
+        <w:t>s. Proposed explanation: “The worked result establishes every future case”. Decide whether this explanation is supported.</w:t>
       </w:r>
     </w:p>
     <w:p>
       <w:pPr>
-        <w:pStyle w:val="Heading3"/>
-      </w:pPr>
-      <w:r>
-        <w:t>Reasoned teacher answer</w:t>
+        <w:spacing w:line="336" w:lineRule="auto" w:after="180"/>
+      </w:pPr>
+      <w:r>
+        <w:rPr>
+          <w:b w:val="0"/>
+        </w:rPr>
+        <w:t>Point to the step or supplied fact that decides; explain your repair if needed.</w:t>
       </w:r>
     </w:p>
     <w:p>
-      <w:r>
-        <w:t>The fields and integer count satisfy the contract. The quoted count is a string, so B fails the type check. Accept A; reject B before running the lab operation. Changed case: Reject A on the non-negative value rule. The type is correct but the value is outside its accepted range.</w:t>
+      <w:pPr>
+        <w:pStyle w:val="Heading3"/>
+      </w:pPr>
+      <w:r>
+        <w:t>Expected repair</w:t>
       </w:r>
     </w:p>
     <w:p>
-      <w:r>
-        <w:t>Changed-case reasoning: Reject A on the non-negative value rule. The type is correct but the value is outside its accepted range.</w:t>
+      <w:pPr>
+        <w:spacing w:line="336" w:lineRule="auto" w:after="180"/>
+        <w:shd w:fill="F1F6FC"/>
+      </w:pPr>
+      <w:r>
+        <w:rPr>
+          <w:b w:val="0"/>
+        </w:rPr>
+        <w:t xml:space="preserve">Expected correction: </w:t>
+      </w:r>
+      <w:r>
+        <w:rPr>
+          <w:b/>
+        </w:rPr>
+        <w:t>Schema</w:t>
+      </w:r>
+      <w:r>
+        <w:rPr>
+          <w:b w:val="0"/>
+        </w:rPr>
+        <w:t xml:space="preserve">-valid </w:t>
+      </w:r>
+      <w:r>
+        <w:rPr>
+          <w:b/>
+        </w:rPr>
+        <w:t>input</w:t>
+      </w:r>
+      <w:r>
+        <w:rPr>
+          <w:b w:val="0"/>
+        </w:rPr>
+        <w:t xml:space="preserve"> can still be unauthorised or semantically unsuitable; subsequent checks remain necessary.</w:t>
       </w:r>
     </w:p>
     <w:p>
-      <w:r>
-        <w:t>Collect each learner’s explanation before discussion. Use the first missing connection between input, deciding step and result to choose support. This question is worked-case practice, not fresh mastery evidence.</w:t>
+      <w:pPr>
+        <w:spacing w:line="336" w:lineRule="auto" w:after="180"/>
+      </w:pPr>
+      <w:r>
+        <w:rPr>
+          <w:b w:val="0"/>
+        </w:rPr>
+        <w:t>Collect explanations, not only yes/no votes. If a misunderstanding is common, re-model the relevant step for the class.</w:t>
       </w:r>
     </w:p>
     <w:p>
       <w:pPr>
-        <w:pStyle w:val="Heading1"/>
-      </w:pPr>
-      <w:r>
-        <w:t>04. Run the investigation and diagnose misconceptions</w:t>
+        <w:spacing w:line="336" w:lineRule="auto" w:after="180"/>
+      </w:pPr>
+      <w:r>
+        <w:rPr>
+          <w:b w:val="0"/>
+        </w:rPr>
+        <w:t>If it affects a few learners, give a short targeted group explanation while others solve a more demanding variation.</w:t>
       </w:r>
     </w:p>
     <w:p>
-      <w:r>
-        <w:t>The worked result establishes every future case: Schema-valid input can still be unauthorised or semantically unsuitable; subsequent checks remain necessary.</w:t>
+      <w:pPr>
+        <w:pStyle w:val="Heading3"/>
+      </w:pPr>
+      <w:r>
+        <w:t>Pictorial practice question</w:t>
       </w:r>
     </w:p>
     <w:p>
-      <w:r>
-        <w:t>A missing input may be replaced without recording the change: A replacement changes the evidence or contract. Record the change and its justification; do not silently turn unknown into a measured value.</w:t>
+      <w:pPr>
+        <w:spacing w:line="336" w:lineRule="auto" w:after="180"/>
+        <w:shd w:fill="F5F1FB"/>
+      </w:pPr>
+      <w:r>
+        <w:rPr>
+          <w:b w:val="0"/>
+        </w:rPr>
+        <w:t>Compare A’s count 4 with B’s count "4". Which record passes, which gate rejects B, and why does changing A’s count to -1 create a different failure?</w:t>
       </w:r>
     </w:p>
     <w:p>
-      <w:r>
-        <w:t>Repeating an assessed case is new independent evidence: A replay checks consistency. An example used for feedback or revision cannot later be described as untouched final evaluation.</w:t>
+      <w:pPr>
+        <w:pStyle w:val="Heading3"/>
+      </w:pPr>
+      <w:r>
+        <w:t>Reasoned teacher answer</w:t>
       </w:r>
     </w:p>
     <w:p>
-      <w:r>
-        <w:t>Use Section 9 for the evidence ledger. Add a boundary or missing-input case and record the expected response before checking. More successful repeats of one case do not establish wider coverage.</w:t>
+      <w:pPr>
+        <w:spacing w:line="336" w:lineRule="auto" w:after="180"/>
+      </w:pPr>
+      <w:r>
+        <w:rPr>
+          <w:b w:val="0"/>
+        </w:rPr>
+        <w:t>The fields and integer count satisfy the contract. The quoted count is a string, so B fails the type check. Accept A; reject B before running the lab operation. Changed case: Reject A on the non-negative value rule.</w:t>
+      </w:r>
+    </w:p>
+    <w:p>
+      <w:pPr>
+        <w:spacing w:line="336" w:lineRule="auto" w:after="180"/>
+      </w:pPr>
+      <w:r>
+        <w:rPr>
+          <w:b w:val="0"/>
+        </w:rPr>
+        <w:t>The type is correct but the value is outside its accepted range.</w:t>
+      </w:r>
+    </w:p>
+    <w:p>
+      <w:pPr>
+        <w:spacing w:line="336" w:lineRule="auto" w:after="180"/>
+      </w:pPr>
+      <w:r>
+        <w:rPr>
+          <w:b w:val="0"/>
+        </w:rPr>
+        <w:t>Changed-case reasoning: Reject A on the non-negative value rule. The type is correct but the value is outside its accepted range.</w:t>
+      </w:r>
+    </w:p>
+    <w:p>
+      <w:pPr>
+        <w:spacing w:line="336" w:lineRule="auto" w:after="180"/>
+      </w:pPr>
+      <w:r>
+        <w:rPr>
+          <w:b w:val="0"/>
+        </w:rPr>
+        <w:t xml:space="preserve">Collect each learner’s explanation before discussion. Use the first missing connection between </w:t>
+      </w:r>
+      <w:r>
+        <w:rPr>
+          <w:b/>
+        </w:rPr>
+        <w:t>input</w:t>
+      </w:r>
+      <w:r>
+        <w:rPr>
+          <w:b w:val="0"/>
+        </w:rPr>
+        <w:t xml:space="preserve">, deciding step and result to choose support. This question is worked-case practice, not fresh mastery </w:t>
+      </w:r>
+      <w:r>
+        <w:rPr>
+          <w:b/>
+        </w:rPr>
+        <w:t>evidence</w:t>
+      </w:r>
+      <w:r>
+        <w:rPr>
+          <w:b w:val="0"/>
+        </w:rPr>
+        <w:t>.</w:t>
+      </w:r>
+    </w:p>
+    <w:p>
+      <w:pPr>
+        <w:pStyle w:val="Heading1"/>
+      </w:pPr>
+      <w:r>
+        <w:t>04. Run the investigation and diagnose misconceptions</w:t>
+      </w:r>
+    </w:p>
+    <w:p>
+      <w:r>
+        <w:t>Run the Typed contracts and schemas investigation and use the first unsupported step to choose a teaching response.</w:t>
+      </w:r>
+    </w:p>
+    <w:p>
+      <w:pPr>
+        <w:spacing w:line="336" w:lineRule="auto" w:after="180"/>
+      </w:pPr>
+      <w:r>
+        <w:rPr>
+          <w:b w:val="0"/>
+        </w:rPr>
+        <w:t xml:space="preserve">The worked result establishes every future case: </w:t>
+      </w:r>
+      <w:r>
+        <w:rPr>
+          <w:b/>
+        </w:rPr>
+        <w:t>Schema</w:t>
+      </w:r>
+      <w:r>
+        <w:rPr>
+          <w:b w:val="0"/>
+        </w:rPr>
+        <w:t xml:space="preserve">-valid </w:t>
+      </w:r>
+      <w:r>
+        <w:rPr>
+          <w:b/>
+        </w:rPr>
+        <w:t>input</w:t>
+      </w:r>
+      <w:r>
+        <w:rPr>
+          <w:b w:val="0"/>
+        </w:rPr>
+        <w:t xml:space="preserve"> can still be unauthorised or semantically unsuitable; subsequent checks remain necessary.</w:t>
+      </w:r>
+    </w:p>
+    <w:p>
+      <w:pPr>
+        <w:spacing w:line="336" w:lineRule="auto" w:after="180"/>
+      </w:pPr>
+      <w:r>
+        <w:rPr>
+          <w:b w:val="0"/>
+        </w:rPr>
+        <w:t xml:space="preserve">A missing </w:t>
+      </w:r>
+      <w:r>
+        <w:rPr>
+          <w:b/>
+        </w:rPr>
+        <w:t>input</w:t>
+      </w:r>
+      <w:r>
+        <w:rPr>
+          <w:b w:val="0"/>
+        </w:rPr>
+        <w:t xml:space="preserve"> may be replaced without recording the change: A replacement changes the </w:t>
+      </w:r>
+      <w:r>
+        <w:rPr>
+          <w:b/>
+        </w:rPr>
+        <w:t>evidence</w:t>
+      </w:r>
+      <w:r>
+        <w:rPr>
+          <w:b w:val="0"/>
+        </w:rPr>
+        <w:t xml:space="preserve"> or contract. Record the change and its justification; do not silently turn unknown into a measured value.</w:t>
+      </w:r>
+    </w:p>
+    <w:p>
+      <w:pPr>
+        <w:spacing w:line="336" w:lineRule="auto" w:after="180"/>
+      </w:pPr>
+      <w:r>
+        <w:rPr>
+          <w:b w:val="0"/>
+        </w:rPr>
+        <w:t xml:space="preserve">Repeating an assessed case is new independent </w:t>
+      </w:r>
+      <w:r>
+        <w:rPr>
+          <w:b/>
+        </w:rPr>
+        <w:t>evidence</w:t>
+      </w:r>
+      <w:r>
+        <w:rPr>
+          <w:b w:val="0"/>
+        </w:rPr>
+        <w:t>: A replay checks consistency. An example used for feedback or revision cannot later be described as untouched final evaluation.</w:t>
+      </w:r>
+    </w:p>
+    <w:p>
+      <w:pPr>
+        <w:spacing w:line="336" w:lineRule="auto" w:after="180"/>
+      </w:pPr>
+      <w:r>
+        <w:rPr>
+          <w:b w:val="0"/>
+        </w:rPr>
+        <w:t xml:space="preserve">Use Section 9 for the </w:t>
+      </w:r>
+      <w:r>
+        <w:rPr>
+          <w:b/>
+        </w:rPr>
+        <w:t>evidence</w:t>
+      </w:r>
+      <w:r>
+        <w:rPr>
+          <w:b w:val="0"/>
+        </w:rPr>
+        <w:t xml:space="preserve"> ledger. Add a boundary or missing-</w:t>
+      </w:r>
+      <w:r>
+        <w:rPr>
+          <w:b/>
+        </w:rPr>
+        <w:t>input</w:t>
+      </w:r>
+      <w:r>
+        <w:rPr>
+          <w:b w:val="0"/>
+        </w:rPr>
+        <w:t xml:space="preserve"> case and record the expected response before checking. More successful repeats of one case do not establish wider coverage.</w:t>
       </w:r>
     </w:p>
     <w:p>
@@ -1434,29 +2634,38 @@
       </w:tr>
     </w:tbl>
     <w:p>
-      <w:r>
-        <w:t>Offer an oral explanation, drawing, enlarged visual or fewer examples when that removes a reading/writing barrier. Keep the same reasoning goal. Stretch secure learners by changing a boundary or assumption and asking them to defend the effect, not simply by assigning more of the same questions.</w:t>
+      <w:pPr>
+        <w:spacing w:line="336" w:lineRule="auto" w:after="180"/>
+      </w:pPr>
+      <w:r>
+        <w:rPr>
+          <w:b w:val="0"/>
+        </w:rPr>
+        <w:t>Offer an oral explanation, drawing, enlarged visual or fewer examples when that removes a reading/writing barrier. Keep the same reasoning goal.</w:t>
       </w:r>
     </w:p>
     <w:p>
       <w:pPr>
-        <w:pStyle w:val="Heading1"/>
-      </w:pPr>
-      <w:r>
-        <w:t>05. Assess and explain the answers</w:t>
+        <w:spacing w:line="336" w:lineRule="auto" w:after="180"/>
+      </w:pPr>
+      <w:r>
+        <w:rPr>
+          <w:b w:val="0"/>
+        </w:rPr>
+        <w:t>Stretch secure learners by changing a boundary or assumption and asking them to defend the effect, not simply by assigning more of the same questions.</w:t>
       </w:r>
     </w:p>
     <w:p>
       <w:pPr>
-        <w:pStyle w:val="Heading3"/>
-      </w:pPr>
-      <w:r>
-        <w:t>Guided and exit questions</w:t>
+        <w:pStyle w:val="Heading1"/>
+      </w:pPr>
+      <w:r>
+        <w:t>05. Assess and explain the answers</w:t>
       </w:r>
     </w:p>
     <w:p>
       <w:r>
-        <w:t>Guided: Boolean is an int subclass in Python but excluded by this contract; use type(value) is int and validate nonnegative range. Qualification: Schema-valid input can still be unauthorised or semantically unsuitable; subsequent checks remain necessary. Exit: accept a concrete variation with its predicted outcome and a stated condition that would challenge the mechanism; reject a claim resting on unmeasured evidence.</w:t>
+        <w:t>Use the Typed contracts and schemas questions, teacher keys and criteria after the relevant attempts. Previously discussed cases are practice; protect the separately selected independent task.</w:t>
       </w:r>
     </w:p>
     <w:p>
@@ -1464,89 +2673,262 @@
         <w:pStyle w:val="Heading3"/>
       </w:pPr>
       <w:r>
-        <w:t>W1 Explain the mechanism</w:t>
+        <w:t>Guided and exit questions</w:t>
       </w:r>
     </w:p>
     <w:p>
-      <w:r>
-        <w:t>Explain the weekly mechanism in your own words. Use the worked scenario to name its input, decision rule and output.</w:t>
+      <w:pPr>
+        <w:spacing w:line="336" w:lineRule="auto" w:after="180"/>
+      </w:pPr>
+      <w:r>
+        <w:rPr>
+          <w:b w:val="0"/>
+        </w:rPr>
+        <w:t>Guided: Boolean is an int subclass in Python but excluded by this contract; use type(value) is int and validate nonnegative range.</w:t>
       </w:r>
     </w:p>
     <w:p>
-      <w:r>
-        <w:t>Teacher explanation: Typed contracts define values, required fields and failure outcomes. Runtime input still needs validation even when program annotations exist. Accept exactly room_id as a nonempty string and requested_count as a nonnegative integer excluding bool. Reject extra fields, missing fields and wrong types before processing.</w:t>
+      <w:pPr>
+        <w:spacing w:line="336" w:lineRule="auto" w:after="180"/>
+      </w:pPr>
+      <w:r>
+        <w:rPr>
+          <w:b w:val="0"/>
+        </w:rPr>
+        <w:t xml:space="preserve">Qualification: </w:t>
+      </w:r>
+      <w:r>
+        <w:rPr>
+          <w:b/>
+        </w:rPr>
+        <w:t>Schema</w:t>
+      </w:r>
+      <w:r>
+        <w:rPr>
+          <w:b w:val="0"/>
+        </w:rPr>
+        <w:t xml:space="preserve">-valid </w:t>
+      </w:r>
+      <w:r>
+        <w:rPr>
+          <w:b/>
+        </w:rPr>
+        <w:t>input</w:t>
+      </w:r>
+      <w:r>
+        <w:rPr>
+          <w:b w:val="0"/>
+        </w:rPr>
+        <w:t xml:space="preserve"> can still be unauthorised or semantically unsuitable; subsequent checks remain necessary.</w:t>
       </w:r>
     </w:p>
     <w:p>
       <w:pPr>
-        <w:pStyle w:val="Heading3"/>
-      </w:pPr>
-      <w:r>
-        <w:t>W2 Trace the worked case</w:t>
+        <w:spacing w:line="336" w:lineRule="auto" w:after="180"/>
+      </w:pPr>
+      <w:r>
+        <w:rPr>
+          <w:b w:val="0"/>
+        </w:rPr>
+        <w:t xml:space="preserve">Exit: accept a concrete variation with its predicted outcome and a stated condition that would challenge the </w:t>
+      </w:r>
+      <w:r>
+        <w:rPr>
+          <w:b/>
+        </w:rPr>
+        <w:t>mechanism</w:t>
+      </w:r>
+      <w:r>
+        <w:rPr>
+          <w:b w:val="0"/>
+        </w:rPr>
+        <w:t xml:space="preserve">; reject a claim resting on unmeasured </w:t>
+      </w:r>
+      <w:r>
+        <w:rPr>
+          <w:b/>
+        </w:rPr>
+        <w:t>evidence</w:t>
+      </w:r>
+      <w:r>
+        <w:rPr>
+          <w:b w:val="0"/>
+        </w:rPr>
+        <w:t>.</w:t>
       </w:r>
     </w:p>
     <w:p>
-      <w:r>
-        <w:t>Input room_id=B, requested_count=true passes a naive isinstance(value, int) check in Python. Show the intermediate steps and give the conclusion with its scope.</w:t>
+      <w:pPr>
+        <w:pStyle w:val="Heading3"/>
+      </w:pPr>
+      <w:r>
+        <w:t>W1 Explain the mechanism</w:t>
       </w:r>
     </w:p>
     <w:p>
-      <w:r>
-        <w:t>Teacher explanation: Boolean is an int subclass in Python but excluded by this contract; use type(value) is int and validate nonnegative range.</w:t>
+      <w:pPr>
+        <w:pStyle w:val="Heading3"/>
+      </w:pPr>
+      <w:r>
+        <w:t>Workbook question · W1</w:t>
       </w:r>
     </w:p>
     <w:p>
       <w:pPr>
-        <w:pStyle w:val="Heading3"/>
-      </w:pPr>
-      <w:r>
-        <w:t>W3 Audit the limit</w:t>
+        <w:spacing w:line="336" w:lineRule="auto" w:after="180"/>
+        <w:shd w:fill="F5F1FB"/>
+      </w:pPr>
+      <w:r>
+        <w:rPr>
+          <w:b w:val="0"/>
+        </w:rPr>
+        <w:t xml:space="preserve">Explain the weekly </w:t>
+      </w:r>
+      <w:r>
+        <w:rPr>
+          <w:b/>
+        </w:rPr>
+        <w:t>mechanism</w:t>
+      </w:r>
+      <w:r>
+        <w:rPr>
+          <w:b w:val="0"/>
+        </w:rPr>
+        <w:t xml:space="preserve"> in your own words. Use the worked scenario to name its </w:t>
+      </w:r>
+      <w:r>
+        <w:rPr>
+          <w:b/>
+        </w:rPr>
+        <w:t>input</w:t>
+      </w:r>
+      <w:r>
+        <w:rPr>
+          <w:b w:val="0"/>
+        </w:rPr>
+        <w:t xml:space="preserve">, decision rule and </w:t>
+      </w:r>
+      <w:r>
+        <w:rPr>
+          <w:b/>
+        </w:rPr>
+        <w:t>output</w:t>
+      </w:r>
+      <w:r>
+        <w:rPr>
+          <w:b w:val="0"/>
+        </w:rPr>
+        <w:t>.</w:t>
       </w:r>
     </w:p>
     <w:p>
-      <w:r>
-        <w:t>A report omits this qualification: Schema-valid input can still be unauthorised or semantically unsuitable; subsequent checks remain necessary. Explain how omitting it could change a reader's interpretation, and write an accurate replacement.</w:t>
+      <w:pPr>
+        <w:pStyle w:val="Heading3"/>
+      </w:pPr>
+      <w:r>
+        <w:t>Teacher reasoning · W1</w:t>
       </w:r>
     </w:p>
     <w:p>
-      <w:r>
-        <w:t>Teacher explanation: Schema-valid input can still be unauthorised or semantically unsuitable; subsequent checks remain necessary. State the observed result separately from the unverified or out-of-scope claim; preserve the original evidence rather than inventing a missing fact.</w:t>
+      <w:pPr>
+        <w:spacing w:line="336" w:lineRule="auto" w:after="180"/>
+        <w:shd w:fill="F1F6FC"/>
+      </w:pPr>
+      <w:r>
+        <w:rPr>
+          <w:b w:val="0"/>
+        </w:rPr>
+        <w:t xml:space="preserve">Teacher explanation: Typed contracts define values, required fields and failure outcomes. Runtime </w:t>
+      </w:r>
+      <w:r>
+        <w:rPr>
+          <w:b/>
+        </w:rPr>
+        <w:t>input</w:t>
+      </w:r>
+      <w:r>
+        <w:rPr>
+          <w:b w:val="0"/>
+        </w:rPr>
+        <w:t xml:space="preserve"> still needs validation even when program annotations exist.</w:t>
       </w:r>
     </w:p>
     <w:p>
       <w:pPr>
-        <w:pStyle w:val="Heading3"/>
-      </w:pPr>
-      <w:r>
-        <w:t>W4 Apply a new case independently</w:t>
+        <w:spacing w:line="336" w:lineRule="auto" w:after="180"/>
+        <w:shd w:fill="F1F6FC"/>
+      </w:pPr>
+      <w:r>
+        <w:rPr>
+          <w:b w:val="0"/>
+        </w:rPr>
+        <w:t xml:space="preserve">Accept exactly room_id as a nonempty string and requested_count as a nonnegative integer excluding bool. Reject extra fields, missing fields and wrong types before </w:t>
+      </w:r>
+      <w:r>
+        <w:rPr>
+          <w:b/>
+        </w:rPr>
+        <w:t>process</w:t>
+      </w:r>
+      <w:r>
+        <w:rPr>
+          <w:b w:val="0"/>
+        </w:rPr>
+        <w:t>ing.</w:t>
       </w:r>
     </w:p>
     <w:p>
-      <w:r>
-        <w:t>Classify counts 0, -1, "3", False under the stated contract.</w:t>
+      <w:pPr>
+        <w:pStyle w:val="Heading3"/>
+      </w:pPr>
+      <w:r>
+        <w:t>W2 Trace the worked case</w:t>
       </w:r>
     </w:p>
     <w:p>
-      <w:r>
-        <w:t>Teacher explanation: 0 valid; -1 fails range; string fails type; False fails explicit Boolean exclusion.</w:t>
+      <w:pPr>
+        <w:pStyle w:val="Heading3"/>
+      </w:pPr>
+      <w:r>
+        <w:t>Workbook question · W2</w:t>
       </w:r>
     </w:p>
     <w:p>
       <w:pPr>
-        <w:pStyle w:val="Heading3"/>
-      </w:pPr>
-      <w:r>
-        <w:t>W5 Design a revealing follow-up</w:t>
+        <w:spacing w:line="336" w:lineRule="auto" w:after="180"/>
+        <w:shd w:fill="F5F1FB"/>
+      </w:pPr>
+      <w:r>
+        <w:rPr>
+          <w:b/>
+        </w:rPr>
+        <w:t>Input</w:t>
+      </w:r>
+      <w:r>
+        <w:rPr>
+          <w:b w:val="0"/>
+        </w:rPr>
+        <w:t xml:space="preserve"> room_id=B, requested_count=true passes a naive isinstance(value, int) check in Python. Show the intermediate steps and give the conclusion with its scope.</w:t>
       </w:r>
     </w:p>
     <w:p>
-      <w:r>
-        <w:t>For the worked scenario, propose one additional case that could reveal a failure, describe its expected outcome before running it, and explain what would need to remain fixed for a fair comparison. Do not reuse W4 as a new final test after receiving feedback.</w:t>
+      <w:pPr>
+        <w:pStyle w:val="Heading3"/>
+      </w:pPr>
+      <w:r>
+        <w:t>Teacher reasoning · W2</w:t>
       </w:r>
     </w:p>
     <w:p>
-      <w:r>
-        <w:t>Teacher explanation: Accept a concrete variant of the worked input or a missing/conflicting/boundary condition, with an expectation derived from the declared procedure. Require preserved settings, original outputs and data roles. Schema-valid input can still be unauthorised or semantically unsuitable; subsequent checks remain necessary. The new case should test this particular mechanism rather than merely restate the original result.</w:t>
+      <w:pPr>
+        <w:spacing w:line="336" w:lineRule="auto" w:after="180"/>
+        <w:shd w:fill="F1F6FC"/>
+      </w:pPr>
+      <w:r>
+        <w:rPr>
+          <w:b w:val="0"/>
+        </w:rPr>
+        <w:t>Teacher explanation: Boolean is an int subclass in Python but excluded by this contract; use type(value) is int and validate nonnegative range.</w:t>
       </w:r>
     </w:p>
     <w:p>
@@ -1554,25 +2936,63 @@
         <w:pStyle w:val="Heading3"/>
       </w:pPr>
       <w:r>
-        <w:t>Independent assessment and fresh retry</w:t>
+        <w:t>W3 Audit the limit</w:t>
       </w:r>
     </w:p>
     <w:p>
-      <w:r>
-        <w:t>W4: 0 valid; -1 fails range; string fails type; False fails explicit Boolean exclusion. Require intermediate reasoning and the stated scope. Fresh retry: Counts 5, 5.0, None, True. Expected reasoning: Only integer 5 passes; float, missing/null and Boolean fail this contract. If students need support, record it and reassess with another new case rather than awarding independence to a copied answer.</w:t>
+      <w:pPr>
+        <w:pStyle w:val="Heading3"/>
+      </w:pPr>
+      <w:r>
+        <w:t>Workbook question · W3</w:t>
       </w:r>
     </w:p>
     <w:p>
       <w:pPr>
-        <w:pStyle w:val="Heading3"/>
-      </w:pPr>
-      <w:r>
-        <w:t>Assess independent transfer</w:t>
+        <w:spacing w:line="336" w:lineRule="auto" w:after="180"/>
+        <w:shd w:fill="F5F1FB"/>
+      </w:pPr>
+      <w:r>
+        <w:rPr>
+          <w:b w:val="0"/>
+        </w:rPr>
+        <w:t xml:space="preserve">A report omits this qualification: </w:t>
+      </w:r>
+      <w:r>
+        <w:rPr>
+          <w:b/>
+        </w:rPr>
+        <w:t>Schema</w:t>
+      </w:r>
+      <w:r>
+        <w:rPr>
+          <w:b w:val="0"/>
+        </w:rPr>
+        <w:t xml:space="preserve">-valid </w:t>
+      </w:r>
+      <w:r>
+        <w:rPr>
+          <w:b/>
+        </w:rPr>
+        <w:t>input</w:t>
+      </w:r>
+      <w:r>
+        <w:rPr>
+          <w:b w:val="0"/>
+        </w:rPr>
+        <w:t xml:space="preserve"> can still be unauthorised or semantically unsuitable; subsequent checks remain necessary.</w:t>
       </w:r>
     </w:p>
     <w:p>
-      <w:r>
-        <w:t>Selected case: Classify counts 0, -1, "3", False under the stated contract.</w:t>
+      <w:pPr>
+        <w:spacing w:line="336" w:lineRule="auto" w:after="180"/>
+        <w:shd w:fill="F5F1FB"/>
+      </w:pPr>
+      <w:r>
+        <w:rPr>
+          <w:b w:val="0"/>
+        </w:rPr>
+        <w:t>Explain how omitting it could change a reader's interpretation, and write an accurate replacement.</w:t>
       </w:r>
     </w:p>
     <w:p>
@@ -1580,11 +3000,354 @@
         <w:pStyle w:val="Heading3"/>
       </w:pPr>
       <w:r>
-        <w:t>Selected case answer</w:t>
+        <w:t>Teacher reasoning · W3</w:t>
       </w:r>
     </w:p>
     <w:p>
-      <w:r>
+      <w:pPr>
+        <w:spacing w:line="336" w:lineRule="auto" w:after="180"/>
+        <w:shd w:fill="F1F6FC"/>
+      </w:pPr>
+      <w:r>
+        <w:rPr>
+          <w:b w:val="0"/>
+        </w:rPr>
+        <w:t xml:space="preserve">Teacher explanation: </w:t>
+      </w:r>
+      <w:r>
+        <w:rPr>
+          <w:b/>
+        </w:rPr>
+        <w:t>Schema</w:t>
+      </w:r>
+      <w:r>
+        <w:rPr>
+          <w:b w:val="0"/>
+        </w:rPr>
+        <w:t xml:space="preserve">-valid </w:t>
+      </w:r>
+      <w:r>
+        <w:rPr>
+          <w:b/>
+        </w:rPr>
+        <w:t>input</w:t>
+      </w:r>
+      <w:r>
+        <w:rPr>
+          <w:b w:val="0"/>
+        </w:rPr>
+        <w:t xml:space="preserve"> can still be unauthorised or semantically unsuitable; subsequent checks remain necessary.</w:t>
+      </w:r>
+    </w:p>
+    <w:p>
+      <w:pPr>
+        <w:spacing w:line="336" w:lineRule="auto" w:after="180"/>
+        <w:shd w:fill="F1F6FC"/>
+      </w:pPr>
+      <w:r>
+        <w:rPr>
+          <w:b w:val="0"/>
+        </w:rPr>
+        <w:t xml:space="preserve">State the observed result separately from the unverified or out-of-scope claim; preserve the original </w:t>
+      </w:r>
+      <w:r>
+        <w:rPr>
+          <w:b/>
+        </w:rPr>
+        <w:t>evidence</w:t>
+      </w:r>
+      <w:r>
+        <w:rPr>
+          <w:b w:val="0"/>
+        </w:rPr>
+        <w:t xml:space="preserve"> rather than inventing a missing fact.</w:t>
+      </w:r>
+    </w:p>
+    <w:p>
+      <w:pPr>
+        <w:pStyle w:val="Heading3"/>
+      </w:pPr>
+      <w:r>
+        <w:t>W4 Apply a new case independently</w:t>
+      </w:r>
+    </w:p>
+    <w:p>
+      <w:pPr>
+        <w:pStyle w:val="Heading3"/>
+      </w:pPr>
+      <w:r>
+        <w:t>Workbook question · W4</w:t>
+      </w:r>
+    </w:p>
+    <w:p>
+      <w:pPr>
+        <w:spacing w:line="336" w:lineRule="auto" w:after="180"/>
+        <w:shd w:fill="F5F1FB"/>
+      </w:pPr>
+      <w:r>
+        <w:rPr>
+          <w:b w:val="0"/>
+        </w:rPr>
+        <w:t>Classify counts 0, -1, "3", False under the stated contract.</w:t>
+      </w:r>
+    </w:p>
+    <w:p>
+      <w:pPr>
+        <w:pStyle w:val="Heading3"/>
+      </w:pPr>
+      <w:r>
+        <w:t>Teacher reasoning · W4</w:t>
+      </w:r>
+    </w:p>
+    <w:p>
+      <w:pPr>
+        <w:spacing w:line="336" w:lineRule="auto" w:after="180"/>
+        <w:shd w:fill="F1F6FC"/>
+      </w:pPr>
+      <w:r>
+        <w:rPr>
+          <w:b w:val="0"/>
+        </w:rPr>
+        <w:t>Teacher explanation: 0 valid; -1 fails range; string fails type; False fails explicit Boolean exclusion.</w:t>
+      </w:r>
+    </w:p>
+    <w:p>
+      <w:pPr>
+        <w:pStyle w:val="Heading3"/>
+      </w:pPr>
+      <w:r>
+        <w:t>W5 Design a revealing follow-up</w:t>
+      </w:r>
+    </w:p>
+    <w:p>
+      <w:pPr>
+        <w:pStyle w:val="Heading3"/>
+      </w:pPr>
+      <w:r>
+        <w:t>Workbook question · W5</w:t>
+      </w:r>
+    </w:p>
+    <w:p>
+      <w:pPr>
+        <w:spacing w:line="336" w:lineRule="auto" w:after="180"/>
+        <w:shd w:fill="F5F1FB"/>
+      </w:pPr>
+      <w:r>
+        <w:rPr>
+          <w:b w:val="0"/>
+        </w:rPr>
+        <w:t>For the worked scenario, propose one additional case that could reveal a failure, describe its expected outcome before running it, and explain what would need to remain fixed for a fair comparison.</w:t>
+      </w:r>
+    </w:p>
+    <w:p>
+      <w:pPr>
+        <w:spacing w:line="336" w:lineRule="auto" w:after="180"/>
+        <w:shd w:fill="F5F1FB"/>
+      </w:pPr>
+      <w:r>
+        <w:rPr>
+          <w:b w:val="0"/>
+        </w:rPr>
+        <w:t>Do not reuse W4 as a new final test after receiving feedback.</w:t>
+      </w:r>
+    </w:p>
+    <w:p>
+      <w:pPr>
+        <w:pStyle w:val="Heading3"/>
+      </w:pPr>
+      <w:r>
+        <w:t>Teacher reasoning · W5</w:t>
+      </w:r>
+    </w:p>
+    <w:p>
+      <w:pPr>
+        <w:spacing w:line="336" w:lineRule="auto" w:after="180"/>
+        <w:shd w:fill="F1F6FC"/>
+      </w:pPr>
+      <w:r>
+        <w:rPr>
+          <w:b w:val="0"/>
+        </w:rPr>
+        <w:t xml:space="preserve">Teacher explanation: Accept a concrete variant of the worked </w:t>
+      </w:r>
+      <w:r>
+        <w:rPr>
+          <w:b/>
+        </w:rPr>
+        <w:t>input</w:t>
+      </w:r>
+      <w:r>
+        <w:rPr>
+          <w:b w:val="0"/>
+        </w:rPr>
+        <w:t xml:space="preserve"> or a missing/conflicting/boundary condition, with an expectation derived from the declared procedure.</w:t>
+      </w:r>
+    </w:p>
+    <w:p>
+      <w:pPr>
+        <w:spacing w:line="336" w:lineRule="auto" w:after="180"/>
+        <w:shd w:fill="F1F6FC"/>
+      </w:pPr>
+      <w:r>
+        <w:rPr>
+          <w:b w:val="0"/>
+        </w:rPr>
+        <w:t xml:space="preserve">Require preserved settings, original </w:t>
+      </w:r>
+      <w:r>
+        <w:rPr>
+          <w:b/>
+        </w:rPr>
+        <w:t>output</w:t>
+      </w:r>
+      <w:r>
+        <w:rPr>
+          <w:b w:val="0"/>
+        </w:rPr>
+        <w:t xml:space="preserve">s and data roles. </w:t>
+      </w:r>
+      <w:r>
+        <w:rPr>
+          <w:b/>
+        </w:rPr>
+        <w:t>Schema</w:t>
+      </w:r>
+      <w:r>
+        <w:rPr>
+          <w:b w:val="0"/>
+        </w:rPr>
+        <w:t xml:space="preserve">-valid </w:t>
+      </w:r>
+      <w:r>
+        <w:rPr>
+          <w:b/>
+        </w:rPr>
+        <w:t>input</w:t>
+      </w:r>
+      <w:r>
+        <w:rPr>
+          <w:b w:val="0"/>
+        </w:rPr>
+        <w:t xml:space="preserve"> can still be unauthorised or semantically unsuitable; subsequent checks remain necessary.</w:t>
+      </w:r>
+    </w:p>
+    <w:p>
+      <w:pPr>
+        <w:spacing w:line="336" w:lineRule="auto" w:after="180"/>
+        <w:shd w:fill="F1F6FC"/>
+      </w:pPr>
+      <w:r>
+        <w:rPr>
+          <w:b w:val="0"/>
+        </w:rPr>
+        <w:t xml:space="preserve">The new case should test this particular </w:t>
+      </w:r>
+      <w:r>
+        <w:rPr>
+          <w:b/>
+        </w:rPr>
+        <w:t>mechanism</w:t>
+      </w:r>
+      <w:r>
+        <w:rPr>
+          <w:b w:val="0"/>
+        </w:rPr>
+        <w:t xml:space="preserve"> rather than merely restate the original result.</w:t>
+      </w:r>
+    </w:p>
+    <w:p>
+      <w:pPr>
+        <w:pStyle w:val="Heading3"/>
+      </w:pPr>
+      <w:r>
+        <w:t>Independent assessment and fresh retry</w:t>
+      </w:r>
+    </w:p>
+    <w:p>
+      <w:pPr>
+        <w:pStyle w:val="Heading3"/>
+      </w:pPr>
+      <w:r>
+        <w:t>Teacher key · Independent assessment and fresh retry</w:t>
+      </w:r>
+    </w:p>
+    <w:p>
+      <w:pPr>
+        <w:spacing w:line="336" w:lineRule="auto" w:after="180"/>
+        <w:shd w:fill="F1F6FC"/>
+      </w:pPr>
+      <w:r>
+        <w:rPr>
+          <w:b w:val="0"/>
+        </w:rPr>
+        <w:t>W4: 0 valid; -1 fails range; string fails type; False fails explicit Boolean exclusion. Require intermediate reasoning and the stated scope. Fresh retry: Counts 5, 5.0, None, True.</w:t>
+      </w:r>
+    </w:p>
+    <w:p>
+      <w:pPr>
+        <w:spacing w:line="336" w:lineRule="auto" w:after="180"/>
+        <w:shd w:fill="F1F6FC"/>
+      </w:pPr>
+      <w:r>
+        <w:rPr>
+          <w:b w:val="0"/>
+        </w:rPr>
+        <w:t>Expected reasoning: Only integer 5 passes; float, missing/null and Boolean fail this contract. If students need support, record it and reassess with another new case rather than awarding independence to a copied answer.</w:t>
+      </w:r>
+    </w:p>
+    <w:p>
+      <w:pPr>
+        <w:pStyle w:val="Heading3"/>
+      </w:pPr>
+      <w:r>
+        <w:t>Assess independent transfer</w:t>
+      </w:r>
+    </w:p>
+    <w:p>
+      <w:pPr>
+        <w:pStyle w:val="Heading3"/>
+      </w:pPr>
+      <w:r>
+        <w:t>Independent question · withhold the key</w:t>
+      </w:r>
+    </w:p>
+    <w:p>
+      <w:pPr>
+        <w:spacing w:line="336" w:lineRule="auto" w:after="180"/>
+        <w:shd w:fill="F5F1FB"/>
+      </w:pPr>
+      <w:r>
+        <w:rPr>
+          <w:b w:val="0"/>
+        </w:rPr>
+        <w:t>Selected case: Classify counts 0, -1, "3", False under the stated contract.</w:t>
+      </w:r>
+    </w:p>
+    <w:p>
+      <w:pPr>
+        <w:pStyle w:val="Heading3"/>
+      </w:pPr>
+      <w:r>
+        <w:t>Selected case answer</w:t>
+      </w:r>
+    </w:p>
+    <w:p>
+      <w:pPr>
+        <w:pStyle w:val="Heading3"/>
+      </w:pPr>
+      <w:r>
+        <w:t>Teacher key · Selected case answer</w:t>
+      </w:r>
+    </w:p>
+    <w:p>
+      <w:pPr>
+        <w:spacing w:line="336" w:lineRule="auto" w:after="180"/>
+        <w:shd w:fill="F1F6FC"/>
+      </w:pPr>
+      <w:r>
+        <w:rPr>
+          <w:b w:val="0"/>
+        </w:rPr>
         <w:t>Teacher explanation: 0 valid; -1 fails range; string fails type; False fails explicit Boolean exclusion.</w:t>
       </w:r>
     </w:p>
@@ -1691,67 +3454,305 @@
       </w:tr>
     </w:tbl>
     <w:p>
-      <w:r>
-        <w:t>Record each dimension as not yet, with support, or independent. Accept a valid alternative procedure with a defensible trace. Do not penalise an honestly recorded model failure if the learner correctly explains its evidence and limits.</w:t>
+      <w:pPr>
+        <w:pStyle w:val="Heading3"/>
+      </w:pPr>
+      <w:r>
+        <w:t>Teacher key · Selected case answer</w:t>
       </w:r>
     </w:p>
     <w:p>
       <w:pPr>
-        <w:pStyle w:val="Heading3"/>
-      </w:pPr>
-      <w:r>
-        <w:t>Feedback that the learner uses</w:t>
+        <w:spacing w:line="336" w:lineRule="auto" w:after="180"/>
+        <w:shd w:fill="F1F6FC"/>
+      </w:pPr>
+      <w:r>
+        <w:rPr>
+          <w:b w:val="0"/>
+        </w:rPr>
+        <w:t>Record each dimension as not yet, with support, or independent. Accept a valid alternative procedure with a defensible trace.</w:t>
       </w:r>
     </w:p>
     <w:p>
-      <w:r>
-        <w:t>Name the earliest unsupported step and give one action to repair it. Have the learner make that repair now and explain why. Then assess the relevant skill on a fresh, fully specified case. Confirm it was not previously practised with feedback; solve and check the new case before assigning it. A follow-up design prompt is a starting brief, not automatically an equivalent test.</w:t>
+      <w:pPr>
+        <w:spacing w:line="336" w:lineRule="auto" w:after="180"/>
+        <w:shd w:fill="F1F6FC"/>
+      </w:pPr>
+      <w:r>
+        <w:rPr>
+          <w:b w:val="0"/>
+        </w:rPr>
+        <w:t xml:space="preserve">Do not penalise an honestly recorded model failure if the learner correctly explains its </w:t>
+      </w:r>
+      <w:r>
+        <w:rPr>
+          <w:b/>
+        </w:rPr>
+        <w:t>evidence</w:t>
+      </w:r>
+      <w:r>
+        <w:rPr>
+          <w:b w:val="0"/>
+        </w:rPr>
+        <w:t xml:space="preserve"> and limits.</w:t>
       </w:r>
     </w:p>
     <w:p>
       <w:pPr>
-        <w:pStyle w:val="Heading1"/>
-      </w:pPr>
-      <w:r>
-        <w:t>06. Connect the project, support and next lesson</w:t>
+        <w:pStyle w:val="Heading3"/>
+      </w:pPr>
+      <w:r>
+        <w:t>Feedback that the learner uses</w:t>
       </w:r>
     </w:p>
     <w:p>
-      <w:r>
-        <w:t>Add a labelled typed contracts and schemas evidence sheet to Grounded Learning Service. Show how you can explain the mechanism and terminology of typed contracts and schemas. Use the supplied fictional case and keep its inputs, intermediate steps, calculation or prediction, and limitation. Connect this record to last week’s record; a matching answer without a trace is insufficient.</w:t>
+      <w:pPr>
+        <w:spacing w:line="336" w:lineRule="auto" w:after="180"/>
+      </w:pPr>
+      <w:r>
+        <w:rPr>
+          <w:b w:val="0"/>
+        </w:rPr>
+        <w:t>Name the earliest unsupported step and give one action to repair it. Have the learner make that repair now and explain why. Then assess the relevant skill on a fresh, fully specified case.</w:t>
       </w:r>
     </w:p>
     <w:p>
-      <w:r>
-        <w:t>Provide an input/procedure/result/limit frame and a calculator when needed. Ask students to identify the first step before completing the whole trace. Extension: compare two concrete variants of this mechanism while holding unrelated conditions fixed; report both successful and unsuccessful outcomes.</w:t>
+      <w:pPr>
+        <w:spacing w:line="336" w:lineRule="auto" w:after="180"/>
+      </w:pPr>
+      <w:r>
+        <w:rPr>
+          <w:b w:val="0"/>
+        </w:rPr>
+        <w:t>Confirm it was not previously practised with feedback; solve and check the new case before assigning it. A follow-up design prompt is a starting brief, not automatically an equivalent test.</w:t>
       </w:r>
     </w:p>
     <w:p>
-      <w:r>
-        <w:t>Next connection: Configuration and secrets. Preserve the current case record and retrieve its evidence boundary before moving on.</w:t>
+      <w:pPr>
+        <w:pStyle w:val="Heading1"/>
+      </w:pPr>
+      <w:r>
+        <w:t>06. Connect the project, support and next lesson</w:t>
       </w:r>
     </w:p>
     <w:p>
       <w:r>
-        <w:t>Retain the project ledger and assess a changed case after support. Check the relevant prerequisite before carrying this component forward.</w:t>
+        <w:t>Connect Typed contracts and schemas to Grounded Learning Service, adapt support and plan a later changed-case check.</w:t>
       </w:r>
     </w:p>
     <w:p>
       <w:pPr>
-        <w:pStyle w:val="Heading3"/>
-      </w:pPr>
-      <w:r>
-        <w:t>Plan the delayed return</w:t>
+        <w:spacing w:line="336" w:lineRule="auto" w:after="180"/>
+      </w:pPr>
+      <w:r>
+        <w:rPr>
+          <w:b w:val="0"/>
+        </w:rPr>
+        <w:t xml:space="preserve">Add a labelled typed contracts and </w:t>
+      </w:r>
+      <w:r>
+        <w:rPr>
+          <w:b/>
+        </w:rPr>
+        <w:t>schema</w:t>
+      </w:r>
+      <w:r>
+        <w:rPr>
+          <w:b w:val="0"/>
+        </w:rPr>
+        <w:t xml:space="preserve">s </w:t>
+      </w:r>
+      <w:r>
+        <w:rPr>
+          <w:b/>
+        </w:rPr>
+        <w:t>evidence</w:t>
+      </w:r>
+      <w:r>
+        <w:rPr>
+          <w:b w:val="0"/>
+        </w:rPr>
+        <w:t xml:space="preserve"> sheet to Grounded Learning Service. Show how you can explain the </w:t>
+      </w:r>
+      <w:r>
+        <w:rPr>
+          <w:b/>
+        </w:rPr>
+        <w:t>mechanism</w:t>
+      </w:r>
+      <w:r>
+        <w:rPr>
+          <w:b w:val="0"/>
+        </w:rPr>
+        <w:t xml:space="preserve"> and terminology of typed contracts and </w:t>
+      </w:r>
+      <w:r>
+        <w:rPr>
+          <w:b/>
+        </w:rPr>
+        <w:t>schema</w:t>
+      </w:r>
+      <w:r>
+        <w:rPr>
+          <w:b w:val="0"/>
+        </w:rPr>
+        <w:t>s.</w:t>
       </w:r>
     </w:p>
     <w:p>
-      <w:r>
-        <w:t>Suggested return points in this level: ai-6/4, ai-6/6, ai-6/9. Use actual classroom dates, adjusting for holidays and gaps. One, three and six teaching weeks are scheduling choices, not a claimed optimal spacing.</w:t>
+      <w:pPr>
+        <w:spacing w:line="336" w:lineRule="auto" w:after="180"/>
+      </w:pPr>
+      <w:r>
+        <w:rPr>
+          <w:b w:val="0"/>
+        </w:rPr>
+        <w:t xml:space="preserve">Use the supplied fictional case and keep its </w:t>
+      </w:r>
+      <w:r>
+        <w:rPr>
+          <w:b/>
+        </w:rPr>
+        <w:t>input</w:t>
+      </w:r>
+      <w:r>
+        <w:rPr>
+          <w:b w:val="0"/>
+        </w:rPr>
+        <w:t xml:space="preserve">s, intermediate steps, calculation or </w:t>
+      </w:r>
+      <w:r>
+        <w:rPr>
+          <w:b/>
+        </w:rPr>
+        <w:t>prediction</w:t>
+      </w:r>
+      <w:r>
+        <w:rPr>
+          <w:b w:val="0"/>
+        </w:rPr>
+        <w:t>, and limitation. Connect this record to last week’s record; a matching answer without a trace is insufficient.</w:t>
       </w:r>
     </w:p>
     <w:p>
-      <w:r>
-        <w:t>At a delayed check, ask for the idea from memory and a changed application. Compare with the earlier independent response and record support used. For a new level, revisit the previous capstone before checking the new prerequisites.</w:t>
+      <w:pPr>
+        <w:spacing w:line="336" w:lineRule="auto" w:after="180"/>
+      </w:pPr>
+      <w:r>
+        <w:rPr>
+          <w:b w:val="0"/>
+        </w:rPr>
+        <w:t xml:space="preserve">Provide an </w:t>
+      </w:r>
+      <w:r>
+        <w:rPr>
+          <w:b/>
+        </w:rPr>
+        <w:t>input</w:t>
+      </w:r>
+      <w:r>
+        <w:rPr>
+          <w:b w:val="0"/>
+        </w:rPr>
+        <w:t>/procedure/result/limit frame and a calculator when needed. Ask students to identify the first step before completing the whole trace.</w:t>
+      </w:r>
+    </w:p>
+    <w:p>
+      <w:pPr>
+        <w:spacing w:line="336" w:lineRule="auto" w:after="180"/>
+      </w:pPr>
+      <w:r>
+        <w:rPr>
+          <w:b w:val="0"/>
+        </w:rPr>
+        <w:t xml:space="preserve">Extension: compare two concrete variants of this </w:t>
+      </w:r>
+      <w:r>
+        <w:rPr>
+          <w:b/>
+        </w:rPr>
+        <w:t>mechanism</w:t>
+      </w:r>
+      <w:r>
+        <w:rPr>
+          <w:b w:val="0"/>
+        </w:rPr>
+        <w:t xml:space="preserve"> while holding unrelated conditions fixed; report both successful and unsuccessful outcomes.</w:t>
+      </w:r>
+    </w:p>
+    <w:p>
+      <w:pPr>
+        <w:spacing w:line="336" w:lineRule="auto" w:after="180"/>
+      </w:pPr>
+      <w:r>
+        <w:rPr>
+          <w:b w:val="0"/>
+        </w:rPr>
+        <w:t xml:space="preserve">Next connection: Configuration and secrets. Preserve the current case record and retrieve its </w:t>
+      </w:r>
+      <w:r>
+        <w:rPr>
+          <w:b/>
+        </w:rPr>
+        <w:t>evidence</w:t>
+      </w:r>
+      <w:r>
+        <w:rPr>
+          <w:b w:val="0"/>
+        </w:rPr>
+        <w:t xml:space="preserve"> boundary before moving on.</w:t>
+      </w:r>
+    </w:p>
+    <w:p>
+      <w:pPr>
+        <w:spacing w:line="336" w:lineRule="auto" w:after="180"/>
+      </w:pPr>
+      <w:r>
+        <w:rPr>
+          <w:b w:val="0"/>
+        </w:rPr>
+        <w:t>Retain the project ledger and assess a changed case after support. Check the relevant prerequisite before carrying this component forward.</w:t>
+      </w:r>
+    </w:p>
+    <w:p>
+      <w:pPr>
+        <w:pStyle w:val="Heading3"/>
+      </w:pPr>
+      <w:r>
+        <w:t>Plan the delayed return</w:t>
+      </w:r>
+    </w:p>
+    <w:p>
+      <w:pPr>
+        <w:spacing w:line="336" w:lineRule="auto" w:after="180"/>
+      </w:pPr>
+      <w:r>
+        <w:rPr>
+          <w:b w:val="0"/>
+        </w:rPr>
+        <w:t>Suggested return points in this level: ai-6/4, ai-6/6, ai-6/9. Use actual classroom dates, adjusting for holidays and gaps. One, three and six teaching weeks are scheduling choices, not a claimed optimal spacing.</w:t>
+      </w:r>
+    </w:p>
+    <w:p>
+      <w:pPr>
+        <w:spacing w:line="336" w:lineRule="auto" w:after="180"/>
+      </w:pPr>
+      <w:r>
+        <w:rPr>
+          <w:b w:val="0"/>
+        </w:rPr>
+        <w:t>At a delayed check, ask for the idea from memory and a changed application. Compare with the earlier independent response and record support used.</w:t>
+      </w:r>
+    </w:p>
+    <w:p>
+      <w:pPr>
+        <w:spacing w:line="336" w:lineRule="auto" w:after="180"/>
+      </w:pPr>
+      <w:r>
+        <w:rPr>
+          <w:b w:val="0"/>
+        </w:rPr>
+        <w:t>For a new level, revisit the previous capstone before checking the new prerequisites.</w:t>
       </w:r>
     </w:p>
     <w:tbl>
@@ -1911,8 +3912,26 @@
       </w:tr>
     </w:tbl>
     <w:p>
-      <w:r>
-        <w:t>Use the evidence to choose reteaching or the next step. A completed page, confidence rating or attractive project does not by itself demonstrate understanding.</w:t>
+      <w:pPr>
+        <w:spacing w:line="336" w:lineRule="auto" w:after="180"/>
+      </w:pPr>
+      <w:r>
+        <w:rPr>
+          <w:b w:val="0"/>
+        </w:rPr>
+        <w:t xml:space="preserve">Use the </w:t>
+      </w:r>
+      <w:r>
+        <w:rPr>
+          <w:b/>
+        </w:rPr>
+        <w:t>evidence</w:t>
+      </w:r>
+      <w:r>
+        <w:rPr>
+          <w:b w:val="0"/>
+        </w:rPr>
+        <w:t xml:space="preserve"> to choose reteaching or the next step. A completed page, confidence rating or attractive project does not by itself demonstrate understanding.</w:t>
       </w:r>
     </w:p>
     <w:p>
@@ -1924,8 +3943,26 @@
       </w:r>
     </w:p>
     <w:p>
-      <w:r>
-        <w:t>For the Grounded Learning Service, retain an annotated trace and the changed-case result. Name the contract or evidence that makes the deciding step valid, so another team can review it.</w:t>
+      <w:pPr>
+        <w:spacing w:line="336" w:lineRule="auto" w:after="180"/>
+      </w:pPr>
+      <w:r>
+        <w:rPr>
+          <w:b w:val="0"/>
+        </w:rPr>
+        <w:t xml:space="preserve">For the Grounded Learning Service, retain an annotated trace and the changed-case result. Name the contract or </w:t>
+      </w:r>
+      <w:r>
+        <w:rPr>
+          <w:b/>
+        </w:rPr>
+        <w:t>evidence</w:t>
+      </w:r>
+      <w:r>
+        <w:rPr>
+          <w:b w:val="0"/>
+        </w:rPr>
+        <w:t xml:space="preserve"> that makes the deciding step valid, so another team can review it.</w:t>
       </w:r>
     </w:p>
     <w:p>
@@ -1938,12 +3975,74 @@
     </w:p>
     <w:p>
       <w:r>
-        <w:t>Teaching target: Explain the mechanism and terminology of typed contracts and schemas</w:t>
+        <w:t>Use this preparation summary alongside the detailed Typed contracts and schemas lesson; it is a checklist rather than a replacement for the full sequence.</w:t>
       </w:r>
     </w:p>
     <w:p>
-      <w:r>
-        <w:t>Prepare the labelled worked-case picture, the matching workbook, fictional input cards and a place for individual responses. Check a local Python 3 environment before class; have a paper-trace version ready.</w:t>
+      <w:pPr>
+        <w:pStyle w:val="Heading3"/>
+      </w:pPr>
+      <w:r>
+        <w:t>Teaching target</w:t>
+      </w:r>
+    </w:p>
+    <w:p>
+      <w:pPr>
+        <w:spacing w:line="336" w:lineRule="auto" w:after="180"/>
+        <w:shd w:fill="EDF7F3"/>
+      </w:pPr>
+      <w:r>
+        <w:rPr>
+          <w:b w:val="0"/>
+        </w:rPr>
+        <w:t xml:space="preserve">Teaching target: Explain the </w:t>
+      </w:r>
+      <w:r>
+        <w:rPr>
+          <w:b/>
+        </w:rPr>
+        <w:t>mechanism</w:t>
+      </w:r>
+      <w:r>
+        <w:rPr>
+          <w:b w:val="0"/>
+        </w:rPr>
+        <w:t xml:space="preserve"> and terminology of typed contracts and </w:t>
+      </w:r>
+      <w:r>
+        <w:rPr>
+          <w:b/>
+        </w:rPr>
+        <w:t>schema</w:t>
+      </w:r>
+      <w:r>
+        <w:rPr>
+          <w:b w:val="0"/>
+        </w:rPr>
+        <w:t>s</w:t>
+      </w:r>
+    </w:p>
+    <w:p>
+      <w:pPr>
+        <w:spacing w:line="336" w:lineRule="auto" w:after="180"/>
+      </w:pPr>
+      <w:r>
+        <w:rPr>
+          <w:b w:val="0"/>
+        </w:rPr>
+        <w:t xml:space="preserve">Prepare the labelled worked-case picture, the matching workbook, fictional </w:t>
+      </w:r>
+      <w:r>
+        <w:rPr>
+          <w:b/>
+        </w:rPr>
+        <w:t>input</w:t>
+      </w:r>
+      <w:r>
+        <w:rPr>
+          <w:b w:val="0"/>
+        </w:rPr>
+        <w:t xml:space="preserve"> cards and a place for individual responses. Check a local Python 3 environment before class; have a paper-trace version ready.</w:t>
       </w:r>
     </w:p>
     <w:tbl>
@@ -2090,37 +4189,207 @@
       </w:tr>
     </w:tbl>
     <w:p>
-      <w:r>
-        <w:t>Before class, solve the supported practice: Input room_id=B, requested_count=true passes a naive isinstance(value, int) check in Python. Show the intermediate steps and give the conclusion with its scope.</w:t>
+      <w:pPr>
+        <w:spacing w:line="336" w:lineRule="auto" w:after="180"/>
+      </w:pPr>
+      <w:r>
+        <w:rPr>
+          <w:b w:val="0"/>
+        </w:rPr>
+        <w:t xml:space="preserve">Before class, solve the supported practice: </w:t>
+      </w:r>
+      <w:r>
+        <w:rPr>
+          <w:b/>
+        </w:rPr>
+        <w:t>Input</w:t>
+      </w:r>
+      <w:r>
+        <w:rPr>
+          <w:b w:val="0"/>
+        </w:rPr>
+        <w:t xml:space="preserve"> room_id=B, requested_count=true passes a naive isinstance(value, int) check in Python. Show the intermediate steps and give the conclusion with its scope.</w:t>
       </w:r>
     </w:p>
     <w:p>
-      <w:r>
-        <w:t>Reasoned practice answer: Teacher explanation: Boolean is an int subclass in Python but excluded by this contract; use type(value) is int and validate nonnegative range.</w:t>
+      <w:pPr>
+        <w:pStyle w:val="Heading3"/>
+      </w:pPr>
+      <w:r>
+        <w:t>Supported practice answer</w:t>
       </w:r>
     </w:p>
     <w:p>
-      <w:r>
-        <w:t>Check every learner before discussion: Use the worked case for Typed contracts and schemas. Proposed explanation: “The worked result establishes every future case”. Decide whether this explanation is supported. Point to the step or supplied fact that decides; explain your repair if needed.</w:t>
+      <w:pPr>
+        <w:spacing w:line="336" w:lineRule="auto" w:after="180"/>
+        <w:shd w:fill="F1F6FC"/>
+      </w:pPr>
+      <w:r>
+        <w:rPr>
+          <w:b w:val="0"/>
+        </w:rPr>
+        <w:t>Reasoned practice answer: Teacher explanation: Boolean is an int subclass in Python but excluded by this contract; use type(value) is int and validate nonnegative range.</w:t>
       </w:r>
     </w:p>
     <w:p>
-      <w:r>
-        <w:t>Misconception repair: Schema-valid input can still be unauthorised or semantically unsuitable; subsequent checks remain necessary.</w:t>
+      <w:pPr>
+        <w:spacing w:line="336" w:lineRule="auto" w:after="180"/>
+      </w:pPr>
+      <w:r>
+        <w:rPr>
+          <w:b w:val="0"/>
+        </w:rPr>
+        <w:t xml:space="preserve">Check every learner before discussion: Use the worked case for Typed contracts and </w:t>
+      </w:r>
+      <w:r>
+        <w:rPr>
+          <w:b/>
+        </w:rPr>
+        <w:t>schema</w:t>
+      </w:r>
+      <w:r>
+        <w:rPr>
+          <w:b w:val="0"/>
+        </w:rPr>
+        <w:t>s. Proposed explanation: “The worked result establishes every future case”. Decide whether this explanation is supported.</w:t>
       </w:r>
     </w:p>
     <w:p>
-      <w:r>
-        <w:t>Support: read the exact case aloud, enlarge the labelled picture, supply input cards and model only the first deciding step. Accept a spoken explanation or drawing; retain the reasoning goal.</w:t>
+      <w:pPr>
+        <w:spacing w:line="336" w:lineRule="auto" w:after="180"/>
+      </w:pPr>
+      <w:r>
+        <w:rPr>
+          <w:b w:val="0"/>
+        </w:rPr>
+        <w:t>Point to the step or supplied fact that decides; explain your repair if needed.</w:t>
       </w:r>
     </w:p>
     <w:p>
-      <w:r>
-        <w:t>Extension: Change A count to -1. Require a prediction and a reason before comparing. Expected result: Reject A on the non-negative value rule. Reason: The type is correct but the value is outside its accepted range.</w:t>
+      <w:pPr>
+        <w:pStyle w:val="Heading3"/>
+      </w:pPr>
+      <w:r>
+        <w:t>Repair the misconception</w:t>
       </w:r>
     </w:p>
     <w:p>
-      <w:r>
+      <w:pPr>
+        <w:spacing w:line="336" w:lineRule="auto" w:after="180"/>
+        <w:shd w:fill="FFF5E6"/>
+      </w:pPr>
+      <w:r>
+        <w:rPr>
+          <w:b w:val="0"/>
+        </w:rPr>
+        <w:t xml:space="preserve">Misconception repair: </w:t>
+      </w:r>
+      <w:r>
+        <w:rPr>
+          <w:b/>
+        </w:rPr>
+        <w:t>Schema</w:t>
+      </w:r>
+      <w:r>
+        <w:rPr>
+          <w:b w:val="0"/>
+        </w:rPr>
+        <w:t xml:space="preserve">-valid </w:t>
+      </w:r>
+      <w:r>
+        <w:rPr>
+          <w:b/>
+        </w:rPr>
+        <w:t>input</w:t>
+      </w:r>
+      <w:r>
+        <w:rPr>
+          <w:b w:val="0"/>
+        </w:rPr>
+        <w:t xml:space="preserve"> can still be unauthorised or semantically unsuitable; subsequent checks remain necessary.</w:t>
+      </w:r>
+    </w:p>
+    <w:p>
+      <w:pPr>
+        <w:pStyle w:val="Heading3"/>
+      </w:pPr>
+      <w:r>
+        <w:t>Support without giving away the answer</w:t>
+      </w:r>
+    </w:p>
+    <w:p>
+      <w:pPr>
+        <w:spacing w:line="336" w:lineRule="auto" w:after="180"/>
+        <w:shd w:fill="F1F6F8"/>
+      </w:pPr>
+      <w:r>
+        <w:rPr>
+          <w:b w:val="0"/>
+        </w:rPr>
+        <w:t xml:space="preserve">Support: read the exact case aloud, enlarge the labelled picture, supply </w:t>
+      </w:r>
+      <w:r>
+        <w:rPr>
+          <w:b/>
+        </w:rPr>
+        <w:t>input</w:t>
+      </w:r>
+      <w:r>
+        <w:rPr>
+          <w:b w:val="0"/>
+        </w:rPr>
+        <w:t xml:space="preserve"> cards and model only the first deciding step. Accept a spoken explanation or drawing; retain the reasoning goal.</w:t>
+      </w:r>
+    </w:p>
+    <w:p>
+      <w:pPr>
+        <w:pStyle w:val="Heading3"/>
+      </w:pPr>
+      <w:r>
+        <w:t>Extend the reasoning</w:t>
+      </w:r>
+    </w:p>
+    <w:p>
+      <w:pPr>
+        <w:spacing w:line="336" w:lineRule="auto" w:after="180"/>
+        <w:shd w:fill="F5F1FB"/>
+      </w:pPr>
+      <w:r>
+        <w:rPr>
+          <w:b w:val="0"/>
+        </w:rPr>
+        <w:t xml:space="preserve">Extension: Change A count to -1. Require a </w:t>
+      </w:r>
+      <w:r>
+        <w:rPr>
+          <w:b/>
+        </w:rPr>
+        <w:t>prediction</w:t>
+      </w:r>
+      <w:r>
+        <w:rPr>
+          <w:b w:val="0"/>
+        </w:rPr>
+        <w:t xml:space="preserve"> and a reason before comparing. Expected result: Reject A on the non-negative value rule. Reason: The type is correct but the value is outside its accepted range.</w:t>
+      </w:r>
+    </w:p>
+    <w:p>
+      <w:pPr>
+        <w:pStyle w:val="Heading3"/>
+      </w:pPr>
+      <w:r>
+        <w:t>Protect the independent attempt</w:t>
+      </w:r>
+    </w:p>
+    <w:p>
+      <w:pPr>
+        <w:spacing w:line="336" w:lineRule="auto" w:after="180"/>
+        <w:shd w:fill="FFF5E6"/>
+      </w:pPr>
+      <w:r>
+        <w:rPr>
+          <w:b w:val="0"/>
+        </w:rPr>
         <w:t>Independent assessment: withhold the reserved answer until the learner has attempted the new case. Record support separately from correctness.</w:t>
       </w:r>
     </w:p>
@@ -2309,46 +4578,938 @@
       </w:tr>
     </w:tbl>
     <w:p>
-      <w:r>
-        <w:t>Project checkpoint: Frame the need. Name the user, the problem, allowed inputs and a safe simple starting method.</w:t>
+      <w:pPr>
+        <w:pStyle w:val="Heading3"/>
+      </w:pPr>
+      <w:r>
+        <w:t>Project checkpoint</w:t>
       </w:r>
     </w:p>
     <w:p>
-      <w:r>
-        <w:t>Use the weekly teacher answer for topic-specific reasoning. A saved progress tick is an activity record; judge mastery from the learner’s explanation and evidence.</w:t>
+      <w:pPr>
+        <w:spacing w:line="336" w:lineRule="auto" w:after="180"/>
+        <w:shd w:fill="EDF7F3"/>
+      </w:pPr>
+      <w:r>
+        <w:rPr>
+          <w:b w:val="0"/>
+        </w:rPr>
+        <w:t xml:space="preserve">Project checkpoint: Frame the need. Name the user, the problem, allowed </w:t>
+      </w:r>
+      <w:r>
+        <w:rPr>
+          <w:b/>
+        </w:rPr>
+        <w:t>input</w:t>
+      </w:r>
+      <w:r>
+        <w:rPr>
+          <w:b w:val="0"/>
+        </w:rPr>
+        <w:t>s and a safe simple starting method.</w:t>
       </w:r>
     </w:p>
     <w:p>
       <w:pPr>
-        <w:pStyle w:val="Heading1"/>
-      </w:pPr>
-      <w:r>
-        <w:t>08. Use feedback, labs and repair paths</w:t>
+        <w:spacing w:line="336" w:lineRule="auto" w:after="180"/>
+      </w:pPr>
+      <w:r>
+        <w:rPr>
+          <w:b w:val="0"/>
+        </w:rPr>
+        <w:t xml:space="preserve">Use the weekly teacher answer for topic-specific reasoning. A saved progress tick is an activity record; judge mastery from the learner’s explanation and </w:t>
+      </w:r>
+      <w:r>
+        <w:rPr>
+          <w:b/>
+        </w:rPr>
+        <w:t>evidence</w:t>
+      </w:r>
+      <w:r>
+        <w:rPr>
+          <w:b w:val="0"/>
+        </w:rPr>
+        <w:t>.</w:t>
       </w:r>
     </w:p>
     <w:p>
-      <w:r>
-        <w:t>Use the two formative questions as supported practice, not as independent mastery scores. Discuss the deciding evidence rather than accepting a guessed selection.</w:t>
+      <w:pPr>
+        <w:pStyle w:val="Heading1"/>
+      </w:pPr>
+      <w:r>
+        <w:t>08. Use feedback, labs and repair paths</w:t>
       </w:r>
     </w:p>
     <w:p>
       <w:r>
-        <w:t>The feedback comes from the reviewed public worked case. Do not reveal the separately reserved independent teacher answer until the learner has attempted that case.</w:t>
+        <w:t>Use feedback, earlier review and portfolios purposefully. Apply the coding routine only when this lesson has an executable lab.</w:t>
       </w:r>
     </w:p>
     <w:p>
-      <w:r>
-        <w:t>Ask students to predict before running code. Preserve errors and actual outputs; collect a changed test and an explanation. The branch-boundary and indexing lessons deliberately include failure cases.</w:t>
+      <w:pPr>
+        <w:spacing w:line="336" w:lineRule="auto" w:after="180"/>
+      </w:pPr>
+      <w:r>
+        <w:rPr>
+          <w:b w:val="0"/>
+        </w:rPr>
+        <w:t xml:space="preserve">Use the two formative questions as supported practice, not as independent mastery scores. Discuss the deciding </w:t>
+      </w:r>
+      <w:r>
+        <w:rPr>
+          <w:b/>
+        </w:rPr>
+        <w:t>evidence</w:t>
+      </w:r>
+      <w:r>
+        <w:rPr>
+          <w:b w:val="0"/>
+        </w:rPr>
+        <w:t xml:space="preserve"> rather than accepting a guessed selection.</w:t>
       </w:r>
     </w:p>
     <w:p>
-      <w:r>
-        <w:t>Use the earlier worked-explanation links to address a specific missing building block, then return to the current question. Adapt this suggestion after observing the learner; it is not an automatic diagnosis.</w:t>
+      <w:pPr>
+        <w:spacing w:line="336" w:lineRule="auto" w:after="180"/>
+      </w:pPr>
+      <w:r>
+        <w:rPr>
+          <w:b w:val="0"/>
+        </w:rPr>
+        <w:t>The feedback comes from the reviewed public worked case. Do not reveal the separately reserved independent teacher answer until the learner has attempted that case.</w:t>
       </w:r>
     </w:p>
     <w:p>
-      <w:r>
-        <w:t>Collect the completed-work portfolio as evidence. Record support separately from correctness, and assess explanation, trace/test and limitations. Progress ticks and quiz selections alone do not establish mastery.</w:t>
+      <w:pPr>
+        <w:spacing w:line="336" w:lineRule="auto" w:after="180"/>
+      </w:pPr>
+      <w:r>
+        <w:rPr>
+          <w:b w:val="0"/>
+        </w:rPr>
+        <w:t xml:space="preserve">Ask students to predict before running code. Preserve errors and actual </w:t>
+      </w:r>
+      <w:r>
+        <w:rPr>
+          <w:b/>
+        </w:rPr>
+        <w:t>output</w:t>
+      </w:r>
+      <w:r>
+        <w:rPr>
+          <w:b w:val="0"/>
+        </w:rPr>
+        <w:t>s; collect a changed test and an explanation. The branch-boundary and indexing lessons deliberately include failure cases.</w:t>
+      </w:r>
+    </w:p>
+    <w:p>
+      <w:pPr>
+        <w:spacing w:line="336" w:lineRule="auto" w:after="180"/>
+      </w:pPr>
+      <w:r>
+        <w:rPr>
+          <w:b w:val="0"/>
+        </w:rPr>
+        <w:t>Use the earlier worked-explanation links to address a specific missing building block, then return to the current question. Adapt this suggestion after observing the learner; it is not an automatic diagnosis.</w:t>
+      </w:r>
+    </w:p>
+    <w:p>
+      <w:pPr>
+        <w:spacing w:line="336" w:lineRule="auto" w:after="180"/>
+      </w:pPr>
+      <w:r>
+        <w:rPr>
+          <w:b w:val="0"/>
+        </w:rPr>
+        <w:t xml:space="preserve">Collect the completed-work portfolio as </w:t>
+      </w:r>
+      <w:r>
+        <w:rPr>
+          <w:b/>
+        </w:rPr>
+        <w:t>evidence</w:t>
+      </w:r>
+      <w:r>
+        <w:rPr>
+          <w:b w:val="0"/>
+        </w:rPr>
+        <w:t>. Record support separately from correctness, and assess explanation, trace/test and limitations. Progress ticks and quiz selections alone do not establish mastery.</w:t>
+      </w:r>
+    </w:p>
+    <w:p>
+      <w:pPr>
+        <w:pStyle w:val="Heading1"/>
+      </w:pPr>
+      <w:r>
+        <w:t>09. Visual concept journey</w:t>
+      </w:r>
+    </w:p>
+    <w:p>
+      <w:r>
+        <w:t>Show one Typed contracts and schemas graphic at a time, request a prediction and discuss its trace before the independent assessment.</w:t>
+      </w:r>
+    </w:p>
+    <w:p>
+      <w:pPr>
+        <w:spacing w:line="336" w:lineRule="auto" w:after="180"/>
+      </w:pPr>
+      <w:r>
+        <w:rPr>
+          <w:b w:val="0"/>
+        </w:rPr>
+        <w:t xml:space="preserve">Use one picture at a time. Hide a worked result before asking for a </w:t>
+      </w:r>
+      <w:r>
+        <w:rPr>
+          <w:b/>
+        </w:rPr>
+        <w:t>prediction</w:t>
+      </w:r>
+      <w:r>
+        <w:rPr>
+          <w:b w:val="0"/>
+        </w:rPr>
+        <w:t>, then reveal it for feedback. These are supported teaching cases; retain the separate independent assessment for a fresh first attempt.</w:t>
+      </w:r>
+    </w:p>
+    <w:p>
+      <w:pPr>
+        <w:pStyle w:val="Heading3"/>
+      </w:pPr>
+      <w:r>
+        <w:t>01. Typed contracts and schemas: the case</w:t>
+      </w:r>
+    </w:p>
+    <w:p>
+      <w:r>
+        <w:drawing>
+          <wp:inline xmlns:a="http://schemas.openxmlformats.org/drawingml/2006/main" xmlns:pic="http://schemas.openxmlformats.org/drawingml/2006/picture">
+            <wp:extent cx="5486400" cy="2834640"/>
+            <wp:docPr id="2" name="Picture 2" descr="A labelled sample record. A lab tool accepts a string sample_id and an integer count of at least zero. Supplied facts: A={sample_id:&quot;jar-8&quot;,count:4}; B={sample_id:&quot;jar-9&quot;,count:&quot;4&quot;}. No type conversion is allowed."/>
+            <wp:cNvGraphicFramePr>
+              <a:graphicFrameLocks noChangeAspect="1"/>
+            </wp:cNvGraphicFramePr>
+            <a:graphic>
+              <a:graphicData uri="http://schemas.openxmlformats.org/drawingml/2006/picture">
+                <pic:pic>
+                  <pic:nvPicPr>
+                    <pic:cNvPr id="0" name="academy-story-ai-6-3-01.png"/>
+                    <pic:cNvPicPr/>
+                  </pic:nvPicPr>
+                  <pic:blipFill>
+                    <a:blip r:embed="rId10"/>
+                    <a:stretch>
+                      <a:fillRect/>
+                    </a:stretch>
+                  </pic:blipFill>
+                  <pic:spPr>
+                    <a:xfrm>
+                      <a:off x="0" y="0"/>
+                      <a:ext cx="5486400" cy="2834640"/>
+                    </a:xfrm>
+                    <a:prstGeom prst="rect"/>
+                  </pic:spPr>
+                </pic:pic>
+              </a:graphicData>
+            </a:graphic>
+          </wp:inline>
+        </w:drawing>
+      </w:r>
+    </w:p>
+    <w:p>
+      <w:pPr>
+        <w:spacing w:line="336" w:lineRule="auto" w:after="180"/>
+      </w:pPr>
+      <w:r>
+        <w:rPr>
+          <w:b w:val="0"/>
+        </w:rPr>
+        <w:t>A labelled sample record. A lab tool accepts a string sample_id and an integer count of at least zero. Supplied facts: A={sample_id:"jar-8",count:4}; B={sample_id:"jar-9",count:"4"}. No type conversion is allowed.</w:t>
+      </w:r>
+    </w:p>
+    <w:p>
+      <w:pPr>
+        <w:spacing w:line="336" w:lineRule="auto" w:after="180"/>
+        <w:shd w:fill="F5F1FB"/>
+      </w:pPr>
+      <w:r>
+        <w:rPr>
+          <w:b w:val="0"/>
+        </w:rPr>
+        <w:t>Point to the given fact that matters most. Explain why it matters.</w:t>
+      </w:r>
+    </w:p>
+    <w:p>
+      <w:pPr>
+        <w:pStyle w:val="Heading3"/>
+      </w:pPr>
+      <w:r>
+        <w:t>Discuss while showing the picture</w:t>
+      </w:r>
+    </w:p>
+    <w:p>
+      <w:pPr>
+        <w:spacing w:line="336" w:lineRule="auto" w:after="180"/>
+        <w:shd w:fill="F1F6F8"/>
+      </w:pPr>
+      <w:r>
+        <w:rPr>
+          <w:b w:val="0"/>
+        </w:rPr>
+        <w:t>Teacher prompt: Point to the given fact that matters most. Explain why it matters. Ask learners to describe one label or arrow in ordinary words. Use the adjacent transcript if the image is difficult to see.</w:t>
+      </w:r>
+    </w:p>
+    <w:p>
+      <w:pPr>
+        <w:pStyle w:val="Heading3"/>
+      </w:pPr>
+      <w:r>
+        <w:t>02. Follow the deciding steps</w:t>
+      </w:r>
+    </w:p>
+    <w:p>
+      <w:r>
+        <w:drawing>
+          <wp:inline xmlns:a="http://schemas.openxmlformats.org/drawingml/2006/main" xmlns:pic="http://schemas.openxmlformats.org/drawingml/2006/picture">
+            <wp:extent cx="5486400" cy="3182112"/>
+            <wp:docPr id="3" name="Picture 3" descr="Inspect A: The fields and integer count satisfy the contract. → Inspect B: The quoted count is a string, so B fails the type check. → Return status: Accept A; reject B before running the lab operation."/>
+            <wp:cNvGraphicFramePr>
+              <a:graphicFrameLocks noChangeAspect="1"/>
+            </wp:cNvGraphicFramePr>
+            <a:graphic>
+              <a:graphicData uri="http://schemas.openxmlformats.org/drawingml/2006/picture">
+                <pic:pic>
+                  <pic:nvPicPr>
+                    <pic:cNvPr id="0" name="academy-story-ai-6-3-02.png"/>
+                    <pic:cNvPicPr/>
+                  </pic:nvPicPr>
+                  <pic:blipFill>
+                    <a:blip r:embed="rId11"/>
+                    <a:stretch>
+                      <a:fillRect/>
+                    </a:stretch>
+                  </pic:blipFill>
+                  <pic:spPr>
+                    <a:xfrm>
+                      <a:off x="0" y="0"/>
+                      <a:ext cx="5486400" cy="3182112"/>
+                    </a:xfrm>
+                    <a:prstGeom prst="rect"/>
+                  </pic:spPr>
+                </pic:pic>
+              </a:graphicData>
+            </a:graphic>
+          </wp:inline>
+        </w:drawing>
+      </w:r>
+    </w:p>
+    <w:p>
+      <w:pPr>
+        <w:spacing w:line="336" w:lineRule="auto" w:after="180"/>
+      </w:pPr>
+      <w:r>
+        <w:rPr>
+          <w:b w:val="0"/>
+        </w:rPr>
+        <w:t>Inspect A: The fields and integer count satisfy the contract. → Inspect B: The quoted count is a string, so B fails the type check. → Return status: Accept A; reject B before running the lab operation.</w:t>
+      </w:r>
+    </w:p>
+    <w:p>
+      <w:pPr>
+        <w:spacing w:line="336" w:lineRule="auto" w:after="180"/>
+        <w:shd w:fill="F5F1FB"/>
+      </w:pPr>
+      <w:r>
+        <w:rPr>
+          <w:b w:val="0"/>
+        </w:rPr>
+        <w:t xml:space="preserve">Point to each numbered stage and explain which recorded </w:t>
+      </w:r>
+      <w:r>
+        <w:rPr>
+          <w:b/>
+        </w:rPr>
+        <w:t>input</w:t>
+      </w:r>
+      <w:r>
+        <w:rPr>
+          <w:b w:val="0"/>
+        </w:rPr>
+        <w:t xml:space="preserve"> it uses.</w:t>
+      </w:r>
+    </w:p>
+    <w:p>
+      <w:pPr>
+        <w:pStyle w:val="Heading3"/>
+      </w:pPr>
+      <w:r>
+        <w:t>Discuss while showing the picture</w:t>
+      </w:r>
+    </w:p>
+    <w:p>
+      <w:pPr>
+        <w:spacing w:line="336" w:lineRule="auto" w:after="180"/>
+        <w:shd w:fill="F1F6F8"/>
+      </w:pPr>
+      <w:r>
+        <w:rPr>
+          <w:b w:val="0"/>
+        </w:rPr>
+        <w:t xml:space="preserve">Teacher prompt: Point to each numbered stage and explain which recorded </w:t>
+      </w:r>
+      <w:r>
+        <w:rPr>
+          <w:b/>
+        </w:rPr>
+        <w:t>input</w:t>
+      </w:r>
+      <w:r>
+        <w:rPr>
+          <w:b w:val="0"/>
+        </w:rPr>
+        <w:t xml:space="preserve"> it uses. Ask learners to describe one label or arrow in ordinary words. Use the adjacent transcript if the image is difficult to see.</w:t>
+      </w:r>
+    </w:p>
+    <w:p>
+      <w:pPr>
+        <w:pStyle w:val="Heading3"/>
+      </w:pPr>
+      <w:r>
+        <w:t>03. Typed contracts and schemas — evidence trace</w:t>
+      </w:r>
+    </w:p>
+    <w:p>
+      <w:r>
+        <w:drawing>
+          <wp:inline xmlns:a="http://schemas.openxmlformats.org/drawingml/2006/main" xmlns:pic="http://schemas.openxmlformats.org/drawingml/2006/picture">
+            <wp:extent cx="5486400" cy="2996184"/>
+            <wp:docPr id="4" name="Picture 4" descr="Typed contracts and schemas — evidence trace. Input room_id=B, requested_count=true passes a naive isinstance(value, int) check in Python. | Accept exactly room_id as a nonempty string and requested_count as a nonnegative integer excluding bool. Reject extra fields, missing fields and wrong types before processing. | Boolean is an int subclass in Python but excluded by this contract; use type(value) is int and validate nonnegative range."/>
+            <wp:cNvGraphicFramePr>
+              <a:graphicFrameLocks noChangeAspect="1"/>
+            </wp:cNvGraphicFramePr>
+            <a:graphic>
+              <a:graphicData uri="http://schemas.openxmlformats.org/drawingml/2006/picture">
+                <pic:pic>
+                  <pic:nvPicPr>
+                    <pic:cNvPr id="0" name="academy-story-ai-6-3-03.png"/>
+                    <pic:cNvPicPr/>
+                  </pic:nvPicPr>
+                  <pic:blipFill>
+                    <a:blip r:embed="rId12"/>
+                    <a:stretch>
+                      <a:fillRect/>
+                    </a:stretch>
+                  </pic:blipFill>
+                  <pic:spPr>
+                    <a:xfrm>
+                      <a:off x="0" y="0"/>
+                      <a:ext cx="5486400" cy="2996184"/>
+                    </a:xfrm>
+                    <a:prstGeom prst="rect"/>
+                  </pic:spPr>
+                </pic:pic>
+              </a:graphicData>
+            </a:graphic>
+          </wp:inline>
+        </w:drawing>
+      </w:r>
+    </w:p>
+    <w:p>
+      <w:pPr>
+        <w:spacing w:line="336" w:lineRule="auto" w:after="180"/>
+      </w:pPr>
+      <w:r>
+        <w:rPr>
+          <w:b w:val="0"/>
+        </w:rPr>
+        <w:t xml:space="preserve">Typed contracts and </w:t>
+      </w:r>
+      <w:r>
+        <w:rPr>
+          <w:b/>
+        </w:rPr>
+        <w:t>schema</w:t>
+      </w:r>
+      <w:r>
+        <w:rPr>
+          <w:b w:val="0"/>
+        </w:rPr>
+        <w:t xml:space="preserve">s — </w:t>
+      </w:r>
+      <w:r>
+        <w:rPr>
+          <w:b/>
+        </w:rPr>
+        <w:t>evidence</w:t>
+      </w:r>
+      <w:r>
+        <w:rPr>
+          <w:b w:val="0"/>
+        </w:rPr>
+        <w:t xml:space="preserve"> trace.</w:t>
+      </w:r>
+    </w:p>
+    <w:p>
+      <w:pPr>
+        <w:spacing w:line="336" w:lineRule="auto" w:after="180"/>
+      </w:pPr>
+      <w:r>
+        <w:rPr>
+          <w:b/>
+        </w:rPr>
+        <w:t>Input</w:t>
+      </w:r>
+      <w:r>
+        <w:rPr>
+          <w:b w:val="0"/>
+        </w:rPr>
+        <w:t xml:space="preserve"> room_id=B, requested_count=true passes a naive isinstance(value, int) check in Python. | Accept exactly room_id as a nonempty string and requested_count as a nonnegative integer excluding bool.</w:t>
+      </w:r>
+    </w:p>
+    <w:p>
+      <w:pPr>
+        <w:spacing w:line="336" w:lineRule="auto" w:after="180"/>
+      </w:pPr>
+      <w:r>
+        <w:rPr>
+          <w:b w:val="0"/>
+        </w:rPr>
+        <w:t xml:space="preserve">Reject extra fields, missing fields and wrong types before </w:t>
+      </w:r>
+      <w:r>
+        <w:rPr>
+          <w:b/>
+        </w:rPr>
+        <w:t>process</w:t>
+      </w:r>
+      <w:r>
+        <w:rPr>
+          <w:b w:val="0"/>
+        </w:rPr>
+        <w:t>ing. | Boolean is an int subclass in Python but excluded by this contract; use type(value) is int and validate nonnegative range.</w:t>
+      </w:r>
+    </w:p>
+    <w:p>
+      <w:pPr>
+        <w:spacing w:line="336" w:lineRule="auto" w:after="180"/>
+        <w:shd w:fill="F5F1FB"/>
+      </w:pPr>
+      <w:r>
+        <w:rPr>
+          <w:b w:val="0"/>
+        </w:rPr>
+        <w:t>Read the labels and values. Explain the relationship the model shows.</w:t>
+      </w:r>
+    </w:p>
+    <w:p>
+      <w:pPr>
+        <w:pStyle w:val="Heading3"/>
+      </w:pPr>
+      <w:r>
+        <w:t>Discuss while showing the picture</w:t>
+      </w:r>
+    </w:p>
+    <w:p>
+      <w:pPr>
+        <w:spacing w:line="336" w:lineRule="auto" w:after="180"/>
+        <w:shd w:fill="F1F6F8"/>
+      </w:pPr>
+      <w:r>
+        <w:rPr>
+          <w:b w:val="0"/>
+        </w:rPr>
+        <w:t>Teacher prompt: Read the labels and values. Explain the relationship the model shows. Ask learners to describe one label or arrow in ordinary words. Use the adjacent transcript if the image is difficult to see.</w:t>
+      </w:r>
+    </w:p>
+    <w:p>
+      <w:pPr>
+        <w:pStyle w:val="Heading3"/>
+      </w:pPr>
+      <w:r>
+        <w:t>04. Change one thing. Trace what follows.</w:t>
+      </w:r>
+    </w:p>
+    <w:p>
+      <w:r>
+        <w:drawing>
+          <wp:inline xmlns:a="http://schemas.openxmlformats.org/drawingml/2006/main" xmlns:pic="http://schemas.openxmlformats.org/drawingml/2006/picture">
+            <wp:extent cx="5486400" cy="3026664"/>
+            <wp:docPr id="5" name="Picture 5" descr="Original case: Accept A; reject B before running the lab operation. Changed condition: Change A count to -1. Expected result: Reject A on the non-negative value rule. Reason: The type is correct but the value is outside its accepted range."/>
+            <wp:cNvGraphicFramePr>
+              <a:graphicFrameLocks noChangeAspect="1"/>
+            </wp:cNvGraphicFramePr>
+            <a:graphic>
+              <a:graphicData uri="http://schemas.openxmlformats.org/drawingml/2006/picture">
+                <pic:pic>
+                  <pic:nvPicPr>
+                    <pic:cNvPr id="0" name="academy-story-ai-6-3-04.png"/>
+                    <pic:cNvPicPr/>
+                  </pic:nvPicPr>
+                  <pic:blipFill>
+                    <a:blip r:embed="rId13"/>
+                    <a:stretch>
+                      <a:fillRect/>
+                    </a:stretch>
+                  </pic:blipFill>
+                  <pic:spPr>
+                    <a:xfrm>
+                      <a:off x="0" y="0"/>
+                      <a:ext cx="5486400" cy="3026664"/>
+                    </a:xfrm>
+                    <a:prstGeom prst="rect"/>
+                  </pic:spPr>
+                </pic:pic>
+              </a:graphicData>
+            </a:graphic>
+          </wp:inline>
+        </w:drawing>
+      </w:r>
+    </w:p>
+    <w:p>
+      <w:pPr>
+        <w:spacing w:line="336" w:lineRule="auto" w:after="180"/>
+      </w:pPr>
+      <w:r>
+        <w:rPr>
+          <w:b w:val="0"/>
+        </w:rPr>
+        <w:t>Original case: Accept A; reject B before running the lab operation. Changed condition: Change A count to -1. Expected result: Reject A on the non-negative value rule.</w:t>
+      </w:r>
+    </w:p>
+    <w:p>
+      <w:pPr>
+        <w:spacing w:line="336" w:lineRule="auto" w:after="180"/>
+      </w:pPr>
+      <w:r>
+        <w:rPr>
+          <w:b w:val="0"/>
+        </w:rPr>
+        <w:t>Reason: The type is correct but the value is outside its accepted range.</w:t>
+      </w:r>
+    </w:p>
+    <w:p>
+      <w:pPr>
+        <w:spacing w:line="336" w:lineRule="auto" w:after="180"/>
+        <w:shd w:fill="F5F1FB"/>
+      </w:pPr>
+      <w:r>
+        <w:rPr>
+          <w:b w:val="0"/>
+        </w:rPr>
+        <w:t>Predict before checking the worked changed-case result. Name what changed and what the supplied facts allow you to conclude.</w:t>
+      </w:r>
+    </w:p>
+    <w:p>
+      <w:pPr>
+        <w:pStyle w:val="Heading3"/>
+      </w:pPr>
+      <w:r>
+        <w:t>Discuss while showing the picture</w:t>
+      </w:r>
+    </w:p>
+    <w:p>
+      <w:pPr>
+        <w:spacing w:line="336" w:lineRule="auto" w:after="180"/>
+        <w:shd w:fill="F1F6F8"/>
+      </w:pPr>
+      <w:r>
+        <w:rPr>
+          <w:b w:val="0"/>
+        </w:rPr>
+        <w:t>Teacher prompt: Predict before checking the worked changed-case result. Name what changed and what the supplied facts allow you to conclude. Ask learners to describe one label or arrow in ordinary words.</w:t>
+      </w:r>
+    </w:p>
+    <w:p>
+      <w:pPr>
+        <w:spacing w:line="336" w:lineRule="auto" w:after="180"/>
+        <w:shd w:fill="F1F6F8"/>
+      </w:pPr>
+      <w:r>
+        <w:rPr>
+          <w:b w:val="0"/>
+        </w:rPr>
+        <w:t>Use the adjacent transcript if the image is difficult to see. Changed-case reasoning: The type is correct but the value is outside its accepted range.</w:t>
+      </w:r>
+    </w:p>
+    <w:p>
+      <w:pPr>
+        <w:pStyle w:val="Heading3"/>
+      </w:pPr>
+      <w:r>
+        <w:t>05. Connect the explanation to its limit</w:t>
+      </w:r>
+    </w:p>
+    <w:p>
+      <w:r>
+        <w:drawing>
+          <wp:inline xmlns:a="http://schemas.openxmlformats.org/drawingml/2006/main" xmlns:pic="http://schemas.openxmlformats.org/drawingml/2006/picture">
+            <wp:extent cx="5486400" cy="2834640"/>
+            <wp:docPr id="6" name="Picture 6" descr="A schema checks declared structure. Looking like a number is different from having the required numeric type. Limit: Valid structure does not establish that the reported count is accurate."/>
+            <wp:cNvGraphicFramePr>
+              <a:graphicFrameLocks noChangeAspect="1"/>
+            </wp:cNvGraphicFramePr>
+            <a:graphic>
+              <a:graphicData uri="http://schemas.openxmlformats.org/drawingml/2006/picture">
+                <pic:pic>
+                  <pic:nvPicPr>
+                    <pic:cNvPr id="0" name="academy-story-ai-6-3-05.png"/>
+                    <pic:cNvPicPr/>
+                  </pic:nvPicPr>
+                  <pic:blipFill>
+                    <a:blip r:embed="rId14"/>
+                    <a:stretch>
+                      <a:fillRect/>
+                    </a:stretch>
+                  </pic:blipFill>
+                  <pic:spPr>
+                    <a:xfrm>
+                      <a:off x="0" y="0"/>
+                      <a:ext cx="5486400" cy="2834640"/>
+                    </a:xfrm>
+                    <a:prstGeom prst="rect"/>
+                  </pic:spPr>
+                </pic:pic>
+              </a:graphicData>
+            </a:graphic>
+          </wp:inline>
+        </w:drawing>
+      </w:r>
+    </w:p>
+    <w:p>
+      <w:pPr>
+        <w:spacing w:line="336" w:lineRule="auto" w:after="180"/>
+      </w:pPr>
+      <w:r>
+        <w:rPr>
+          <w:b w:val="0"/>
+        </w:rPr>
+        <w:t xml:space="preserve">A </w:t>
+      </w:r>
+      <w:r>
+        <w:rPr>
+          <w:b/>
+        </w:rPr>
+        <w:t>schema</w:t>
+      </w:r>
+      <w:r>
+        <w:rPr>
+          <w:b w:val="0"/>
+        </w:rPr>
+        <w:t xml:space="preserve"> checks declared structure. Looking like a number is different from having the required numeric type. Limit: Valid structure does not establish that the reported count is accurate.</w:t>
+      </w:r>
+    </w:p>
+    <w:p>
+      <w:pPr>
+        <w:spacing w:line="336" w:lineRule="auto" w:after="180"/>
+        <w:shd w:fill="F5F1FB"/>
+      </w:pPr>
+      <w:r>
+        <w:rPr>
+          <w:b w:val="0"/>
+        </w:rPr>
+        <w:t>Explain the case, then point to a limit on the claim.</w:t>
+      </w:r>
+    </w:p>
+    <w:p>
+      <w:pPr>
+        <w:pStyle w:val="Heading3"/>
+      </w:pPr>
+      <w:r>
+        <w:t>Discuss while showing the picture</w:t>
+      </w:r>
+    </w:p>
+    <w:p>
+      <w:pPr>
+        <w:spacing w:line="336" w:lineRule="auto" w:after="180"/>
+        <w:shd w:fill="F1F6F8"/>
+      </w:pPr>
+      <w:r>
+        <w:rPr>
+          <w:b w:val="0"/>
+        </w:rPr>
+        <w:t>Teacher prompt: Explain the case, then point to a limit on the claim. Ask learners to describe one label or arrow in ordinary words. Use the adjacent transcript if the image is difficult to see.</w:t>
+      </w:r>
+    </w:p>
+    <w:p>
+      <w:pPr>
+        <w:spacing w:line="336" w:lineRule="auto" w:after="180"/>
+        <w:shd w:fill="F1F6F8"/>
+      </w:pPr>
+      <w:r>
+        <w:rPr>
+          <w:b w:val="0"/>
+        </w:rPr>
+        <w:t>Keep the stated scope: Valid structure does not establish that the reported count is accurate.</w:t>
+      </w:r>
+    </w:p>
+    <w:p>
+      <w:pPr>
+        <w:pStyle w:val="Heading3"/>
+      </w:pPr>
+      <w:r>
+        <w:t>06. Make the idea visible in your project</w:t>
+      </w:r>
+    </w:p>
+    <w:p>
+      <w:r>
+        <w:drawing>
+          <wp:inline xmlns:a="http://schemas.openxmlformats.org/drawingml/2006/main" xmlns:pic="http://schemas.openxmlformats.org/drawingml/2006/picture">
+            <wp:extent cx="5486400" cy="3529584"/>
+            <wp:docPr id="7" name="Picture 7" descr="For the Grounded Learning Service, retain an annotated trace and the changed-case result. Name the contract or evidence that makes the deciding step valid, so another team can review it. Draw your input, deciding step, result and limit. Supported question: Compare A’s count 4 with B’s count &quot;4&quot;. Which record passes, which gate rejects B, and why does changing A’s count to -1 create a different failure?"/>
+            <wp:cNvGraphicFramePr>
+              <a:graphicFrameLocks noChangeAspect="1"/>
+            </wp:cNvGraphicFramePr>
+            <a:graphic>
+              <a:graphicData uri="http://schemas.openxmlformats.org/drawingml/2006/picture">
+                <pic:pic>
+                  <pic:nvPicPr>
+                    <pic:cNvPr id="0" name="academy-story-ai-6-3-06.png"/>
+                    <pic:cNvPicPr/>
+                  </pic:nvPicPr>
+                  <pic:blipFill>
+                    <a:blip r:embed="rId15"/>
+                    <a:stretch>
+                      <a:fillRect/>
+                    </a:stretch>
+                  </pic:blipFill>
+                  <pic:spPr>
+                    <a:xfrm>
+                      <a:off x="0" y="0"/>
+                      <a:ext cx="5486400" cy="3529584"/>
+                    </a:xfrm>
+                    <a:prstGeom prst="rect"/>
+                  </pic:spPr>
+                </pic:pic>
+              </a:graphicData>
+            </a:graphic>
+          </wp:inline>
+        </w:drawing>
+      </w:r>
+    </w:p>
+    <w:p>
+      <w:pPr>
+        <w:spacing w:line="336" w:lineRule="auto" w:after="180"/>
+      </w:pPr>
+      <w:r>
+        <w:rPr>
+          <w:b w:val="0"/>
+        </w:rPr>
+        <w:t xml:space="preserve">For the Grounded Learning Service, retain an annotated trace and the changed-case result. Name the contract or </w:t>
+      </w:r>
+      <w:r>
+        <w:rPr>
+          <w:b/>
+        </w:rPr>
+        <w:t>evidence</w:t>
+      </w:r>
+      <w:r>
+        <w:rPr>
+          <w:b w:val="0"/>
+        </w:rPr>
+        <w:t xml:space="preserve"> that makes the deciding step valid, so another team can review it.</w:t>
+      </w:r>
+    </w:p>
+    <w:p>
+      <w:pPr>
+        <w:spacing w:line="336" w:lineRule="auto" w:after="180"/>
+      </w:pPr>
+      <w:r>
+        <w:rPr>
+          <w:b w:val="0"/>
+        </w:rPr>
+        <w:t xml:space="preserve">Draw your </w:t>
+      </w:r>
+      <w:r>
+        <w:rPr>
+          <w:b/>
+        </w:rPr>
+        <w:t>input</w:t>
+      </w:r>
+      <w:r>
+        <w:rPr>
+          <w:b w:val="0"/>
+        </w:rPr>
+        <w:t>, deciding step, result and limit. Supported question: Compare A’s count 4 with B’s count "4". Which record passes, which gate rejects B, and why does changing A’s count to -1 create a different failure?</w:t>
+      </w:r>
+    </w:p>
+    <w:p>
+      <w:pPr>
+        <w:spacing w:line="336" w:lineRule="auto" w:after="180"/>
+        <w:shd w:fill="F5F1FB"/>
+      </w:pPr>
+      <w:r>
+        <w:rPr>
+          <w:b w:val="0"/>
+        </w:rPr>
+        <w:t xml:space="preserve">Draw your project trace and justify the deciding step using </w:t>
+      </w:r>
+      <w:r>
+        <w:rPr>
+          <w:b/>
+        </w:rPr>
+        <w:t>evidence</w:t>
+      </w:r>
+      <w:r>
+        <w:rPr>
+          <w:b w:val="0"/>
+        </w:rPr>
+        <w:t>.</w:t>
+      </w:r>
+    </w:p>
+    <w:p>
+      <w:pPr>
+        <w:pStyle w:val="Heading3"/>
+      </w:pPr>
+      <w:r>
+        <w:t>Discuss while showing the picture</w:t>
+      </w:r>
+    </w:p>
+    <w:p>
+      <w:pPr>
+        <w:spacing w:line="336" w:lineRule="auto" w:after="180"/>
+        <w:shd w:fill="F1F6F8"/>
+      </w:pPr>
+      <w:r>
+        <w:rPr>
+          <w:b w:val="0"/>
+        </w:rPr>
+        <w:t xml:space="preserve">Teacher prompt: Draw your project trace and justify the deciding step using </w:t>
+      </w:r>
+      <w:r>
+        <w:rPr>
+          <w:b/>
+        </w:rPr>
+        <w:t>evidence</w:t>
+      </w:r>
+      <w:r>
+        <w:rPr>
+          <w:b w:val="0"/>
+        </w:rPr>
+        <w:t>. Ask learners to describe one label or arrow in ordinary words. Use the adjacent transcript if the image is difficult to see.</w:t>
+      </w:r>
+    </w:p>
+    <w:p>
+      <w:pPr>
+        <w:spacing w:line="336" w:lineRule="auto" w:after="180"/>
+        <w:shd w:fill="F1F6F8"/>
+      </w:pPr>
+      <w:r>
+        <w:rPr>
+          <w:b w:val="0"/>
+        </w:rPr>
+        <w:t>Supported practice key: The fields and integer count satisfy the contract. The quoted count is a string, so B fails the type check. Accept A; reject B before running the lab operation.</w:t>
+      </w:r>
+    </w:p>
+    <w:p>
+      <w:pPr>
+        <w:spacing w:line="336" w:lineRule="auto" w:after="180"/>
+        <w:shd w:fill="F1F6F8"/>
+      </w:pPr>
+      <w:r>
+        <w:rPr>
+          <w:b w:val="0"/>
+        </w:rPr>
+        <w:t>Changed case: Reject A on the non-negative value rule. The type is correct but the value is outside its accepted range.</w:t>
       </w:r>
     </w:p>
     <w:sectPr>

--- a/downloads/teacher/ai-6-week-03.docx
+++ b/downloads/teacher/ai-6-week-03.docx
@@ -149,7 +149,7 @@
           </w:tcPr>
           <w:p>
             <w:r>
-              <w:t>Sections 1–6; record the brief recall in the workbook.</w:t>
+              <w:t>Use Your mission, Notice the evidence, See how it works, Words that unlock the idea and Follow a worked example; record recall in the workbook.</w:t>
             </w:r>
           </w:p>
         </w:tc>
@@ -181,7 +181,7 @@
           </w:tcPr>
           <w:p>
             <w:r>
-              <w:t>Sections 7–10; use the matching workbook W2 and misconception check.</w:t>
+              <w:t>Use Find and repair a mistake, Practise together and Build your understanding; use the matching workbook W2 and Individual reasoning check.</w:t>
             </w:r>
           </w:p>
         </w:tc>
@@ -213,7 +213,7 @@
           </w:tcPr>
           <w:p>
             <w:r>
-              <w:t>Sections 9 and 11–14. Give extra time to finish the full task set; use Section 15 when the week includes a coding lab.</w:t>
+              <w:t>Use Run the investigation, Connect your project and Try a new case independently. Allow extra time for the full task set. When code is supplied, use the examples in See how it works or Follow a worked example and the browser lab in Supported practice, repair and portfolio.</w:t>
             </w:r>
           </w:p>
         </w:tc>
@@ -1388,7 +1388,7 @@
         <w:rPr>
           <w:b w:val="0"/>
         </w:rPr>
-        <w:t>A={sample_id:"jar-8",count:4}; B={sample_id:"jar-9",count:"4"}. No type conversion is allowed.</w:t>
+        <w:t>A={sample_id:"jar -8",count:4}; B={sample_id:"jar -9",count:"4"}. No type conversion is allowed.</w:t>
       </w:r>
     </w:p>
     <w:p>
@@ -1979,7 +1979,7 @@
         <w:rPr>
           <w:b w:val="0"/>
         </w:rPr>
-        <w:t xml:space="preserve">Use the worked example in Sections 3 and 6. Collect a </w:t>
+        <w:t xml:space="preserve">Use See how it works and Follow a worked example. Collect a </w:t>
       </w:r>
       <w:r>
         <w:rPr>
@@ -2452,7 +2452,7 @@
         <w:rPr>
           <w:b w:val="0"/>
         </w:rPr>
-        <w:t xml:space="preserve">Use Section 9 for the </w:t>
+        <w:t xml:space="preserve">Use Run the investigation for the </w:t>
       </w:r>
       <w:r>
         <w:rPr>
@@ -4118,7 +4118,7 @@
           </w:tcPr>
           <w:p>
             <w:r>
-              <w:t>Sections 1–6; record the brief recall in the workbook.</w:t>
+              <w:t>Use Your mission, Notice the evidence, See how it works, Words that unlock the idea and Follow a worked example; record recall in the workbook.</w:t>
             </w:r>
           </w:p>
         </w:tc>
@@ -4150,7 +4150,7 @@
           </w:tcPr>
           <w:p>
             <w:r>
-              <w:t>Sections 7–10; use the matching workbook W2 and misconception check.</w:t>
+              <w:t>Use Find and repair a mistake, Practise together and Build your understanding; use the matching workbook W2 and Individual reasoning check.</w:t>
             </w:r>
           </w:p>
         </w:tc>
@@ -4182,7 +4182,7 @@
           </w:tcPr>
           <w:p>
             <w:r>
-              <w:t>Sections 9 and 11–14. Give extra time to finish the full task set; use Section 15 when the week includes a coding lab.</w:t>
+              <w:t>Use Run the investigation, Connect your project and Try a new case independently. Allow extra time for the full task set. When code is supplied, use the examples in See how it works or Follow a worked example and the browser lab in Supported practice, repair and portfolio.</w:t>
             </w:r>
           </w:p>
         </w:tc>
@@ -4785,7 +4785,7 @@
         <w:drawing>
           <wp:inline xmlns:a="http://schemas.openxmlformats.org/drawingml/2006/main" xmlns:pic="http://schemas.openxmlformats.org/drawingml/2006/picture">
             <wp:extent cx="5486400" cy="2834640"/>
-            <wp:docPr id="2" name="Picture 2" descr="A labelled sample record. A lab tool accepts a string sample_id and an integer count of at least zero. Supplied facts: A={sample_id:&quot;jar-8&quot;,count:4}; B={sample_id:&quot;jar-9&quot;,count:&quot;4&quot;}. No type conversion is allowed."/>
+            <wp:docPr id="2" name="Picture 2" descr="A labelled sample record. A lab tool accepts a string sample_id and an integer count of at least zero. Supplied facts: A={sample_id:&quot;jar -8&quot;,count:4}; B={sample_id:&quot;jar -9&quot;,count:&quot;4&quot;}. No type conversion is allowed."/>
             <wp:cNvGraphicFramePr>
               <a:graphicFrameLocks noChangeAspect="1"/>
             </wp:cNvGraphicFramePr>
@@ -4824,7 +4824,7 @@
         <w:rPr>
           <w:b w:val="0"/>
         </w:rPr>
-        <w:t>A labelled sample record. A lab tool accepts a string sample_id and an integer count of at least zero. Supplied facts: A={sample_id:"jar-8",count:4}; B={sample_id:"jar-9",count:"4"}. No type conversion is allowed.</w:t>
+        <w:t>A labelled sample record. A lab tool accepts a string sample_id and an integer count of at least zero. Supplied facts: A={sample_id:"jar -8",count:4}; B={sample_id:"jar -9",count:"4"}. No type conversion is allowed.</w:t>
       </w:r>
     </w:p>
     <w:p>

--- a/downloads/teacher/ai-6-week-03.docx
+++ b/downloads/teacher/ai-6-week-03.docx
@@ -25,20 +25,38 @@
         <w:pStyle w:val="Heading1"/>
       </w:pPr>
       <w:r>
-        <w:t>01. Prepare the purpose, prerequisites and materials</w:t>
+        <w:t>Ask which gate failed and what passing still does not establish.</w:t>
       </w:r>
     </w:p>
     <w:p>
       <w:r>
-        <w:t>Prepare Typed contracts and schemas: check the target, prerequisites, resources and adaptable teaching schedule.</w:t>
+        <w:t>Use exact-type examples, clear range failures and exposure-aware assessment rather than yes/no guessing.</w:t>
       </w:r>
     </w:p>
     <w:p>
-      <w:pPr>
-        <w:pStyle w:val="Heading3"/>
-      </w:pPr>
-      <w:r>
-        <w:t>Teach the learning cycle</w:t>
+      <w:r>
+        <w:t>Model validation → diagnose type/value confusion → inspect probe outcomes → collect individual explanations → assess a fresh record later.</w:t>
+      </w:r>
+    </w:p>
+    <w:p>
+      <w:pPr>
+        <w:pStyle w:val="Heading1"/>
+      </w:pPr>
+      <w:r>
+        <w:t>01. Prepare the connected service investigation</w:t>
+      </w:r>
+    </w:p>
+    <w:p>
+      <w:r>
+        <w:t>Keep modelling, shared practice and independent evidence distinct.</w:t>
+      </w:r>
+    </w:p>
+    <w:p>
+      <w:pPr>
+        <w:pStyle w:val="Heading2"/>
+      </w:pPr>
+      <w:r>
+        <w:t>Target and main teaching plan</w:t>
       </w:r>
     </w:p>
     <w:p>
@@ -255,18 +273,21 @@
     </w:p>
     <w:p>
       <w:pPr>
-        <w:pStyle w:val="Heading3"/>
-      </w:pPr>
-      <w:r>
-        <w:t>Retrieval answer guidance</w:t>
+        <w:pStyle w:val="Heading2"/>
+      </w:pPr>
+      <w:r>
+        <w:t>Preparation and prerequisite</w:t>
       </w:r>
     </w:p>
     <w:p>
       <w:pPr>
-        <w:pStyle w:val="Heading3"/>
-      </w:pPr>
-      <w:r>
-        <w:t>Architecture and data flow</w:t>
+        <w:spacing w:line="336" w:lineRule="auto" w:after="180"/>
+      </w:pPr>
+      <w:r>
+        <w:rPr>
+          <w:b w:val="0"/>
+        </w:rPr>
+        <w:t>Lesson and workbook; paper and pencil</w:t>
       </w:r>
     </w:p>
     <w:p>
@@ -277,7 +298,7 @@
         <w:rPr>
           <w:b w:val="0"/>
         </w:rPr>
-        <w:t>Without opening the old lesson, explain one key idea from Architecture and data flow. Give an example and a mistake that the idea helps you avoid.</w:t>
+        <w:t>Calculator and optional local Python 3 for arithmetic; no live API or private data</w:t>
       </w:r>
     </w:p>
     <w:p>
@@ -288,19 +309,7 @@
         <w:rPr>
           <w:b w:val="0"/>
         </w:rPr>
-        <w:t xml:space="preserve">Look for: Explain the </w:t>
-      </w:r>
-      <w:r>
-        <w:rPr>
-          <w:b/>
-        </w:rPr>
-        <w:t>mechanism</w:t>
-      </w:r>
-      <w:r>
-        <w:rPr>
-          <w:b w:val="0"/>
-        </w:rPr>
-        <w:t xml:space="preserve"> and terminology of architecture and data flow</w:t>
+        <w:t>Prepare the fresh retry separately and withhold its solution until after collection</w:t>
       </w:r>
     </w:p>
     <w:p>
@@ -311,7 +320,31 @@
         <w:rPr>
           <w:b w:val="0"/>
         </w:rPr>
-        <w:t>Reference example, not the only acceptable wording: Teacher explanation: Architecture assigns responsibilities to components and shows information crossing trust boundaries. A diagram should include failure paths.</w:t>
+        <w:t xml:space="preserve">A result depends on the </w:t>
+      </w:r>
+      <w:r>
+        <w:rPr>
+          <w:b/>
+        </w:rPr>
+        <w:t>input</w:t>
+      </w:r>
+      <w:r>
+        <w:rPr>
+          <w:b w:val="0"/>
+        </w:rPr>
+        <w:t xml:space="preserve">s, procedure and conditions that produced it. Preserve data roles and distinguish observed outcomes from </w:t>
+      </w:r>
+      <w:r>
+        <w:rPr>
+          <w:b/>
+        </w:rPr>
+        <w:t>prediction</w:t>
+      </w:r>
+      <w:r>
+        <w:rPr>
+          <w:b w:val="0"/>
+        </w:rPr>
+        <w:t>s or unmeasured conditions.</w:t>
       </w:r>
     </w:p>
     <w:p>
@@ -322,30 +355,15 @@
         <w:rPr>
           <w:b w:val="0"/>
         </w:rPr>
-        <w:t>Trace request validator -&gt; role filter -&gt; source lookup -&gt; response validator -&gt; result. Sources enter as data, not control instructions. Reject invalid requests before any downstream lookup.</w:t>
+        <w:t>If the prior concept cannot be explained, use a short retrieval activity before this chapter.</w:t>
       </w:r>
     </w:p>
     <w:p>
       <w:pPr>
-        <w:spacing w:line="336" w:lineRule="auto" w:after="180"/>
-      </w:pPr>
-      <w:r>
-        <w:rPr>
-          <w:b w:val="0"/>
-        </w:rPr>
-        <w:t xml:space="preserve">Two 45-minute sessions. Typed contracts define values, required fields and failure outcomes. Runtime </w:t>
-      </w:r>
-      <w:r>
-        <w:rPr>
-          <w:b/>
-        </w:rPr>
-        <w:t>input</w:t>
-      </w:r>
-      <w:r>
-        <w:rPr>
-          <w:b w:val="0"/>
-        </w:rPr>
-        <w:t xml:space="preserve"> still needs validation even when program annotations exist.</w:t>
+        <w:pStyle w:val="Heading2"/>
+      </w:pPr>
+      <w:r>
+        <w:t>Opening retrieval</w:t>
       </w:r>
     </w:p>
     <w:p>
@@ -356,19 +374,7 @@
         <w:rPr>
           <w:b w:val="0"/>
         </w:rPr>
-        <w:t xml:space="preserve">Use the supplied constructed scenarios to make the </w:t>
-      </w:r>
-      <w:r>
-        <w:rPr>
-          <w:b/>
-        </w:rPr>
-        <w:t>mechanism</w:t>
-      </w:r>
-      <w:r>
-        <w:rPr>
-          <w:b w:val="0"/>
-        </w:rPr>
-        <w:t xml:space="preserve"> inspectable. Collect W4 before sharing solutions.</w:t>
+        <w:t>Without opening the old lesson, explain one key idea from Architecture and data flow. Give an example and a mistake that the idea helps you avoid.</w:t>
       </w:r>
     </w:p>
     <w:p>
@@ -379,27 +385,30 @@
         <w:rPr>
           <w:b w:val="0"/>
         </w:rPr>
-        <w:t xml:space="preserve">Students should name intermediate </w:t>
+        <w:t xml:space="preserve">Look for: Explain the </w:t>
       </w:r>
       <w:r>
         <w:rPr>
           <w:b/>
         </w:rPr>
-        <w:t>evidence</w:t>
+        <w:t>mechanism</w:t>
       </w:r>
       <w:r>
         <w:rPr>
           <w:b w:val="0"/>
         </w:rPr>
-        <w:t xml:space="preserve"> and limitations; classroom pacing and learning effectiveness remain unvalidated.</w:t>
+        <w:t xml:space="preserve"> and terminology of architecture and data flow</w:t>
       </w:r>
     </w:p>
     <w:p>
       <w:pPr>
-        <w:pStyle w:val="Heading3"/>
-      </w:pPr>
-      <w:r>
-        <w:t>Outcomes</w:t>
+        <w:spacing w:line="336" w:lineRule="auto" w:after="180"/>
+      </w:pPr>
+      <w:r>
+        <w:rPr>
+          <w:b w:val="0"/>
+        </w:rPr>
+        <w:t>Reference example, not the only acceptable wording: Teacher explanation: Architecture assigns responsibilities to components and shows information crossing trust boundaries. A diagram should include failure paths.</w:t>
       </w:r>
     </w:p>
     <w:p>
@@ -410,42 +419,15 @@
         <w:rPr>
           <w:b w:val="0"/>
         </w:rPr>
-        <w:t xml:space="preserve">Explain the </w:t>
-      </w:r>
-      <w:r>
-        <w:rPr>
-          <w:b/>
-        </w:rPr>
-        <w:t>mechanism</w:t>
-      </w:r>
-      <w:r>
-        <w:rPr>
-          <w:b w:val="0"/>
-        </w:rPr>
-        <w:t xml:space="preserve"> and terminology of typed contracts and </w:t>
-      </w:r>
-      <w:r>
-        <w:rPr>
-          <w:b/>
-        </w:rPr>
-        <w:t>schema</w:t>
-      </w:r>
-      <w:r>
-        <w:rPr>
-          <w:b w:val="0"/>
-        </w:rPr>
-        <w:t>s</w:t>
+        <w:t>Trace request validator -&gt; role filter -&gt; source lookup -&gt; response validator -&gt; result. Sources enter as data, not control instructions. Reject invalid requests before any downstream lookup.</w:t>
       </w:r>
     </w:p>
     <w:p>
       <w:pPr>
-        <w:spacing w:line="336" w:lineRule="auto" w:after="180"/>
-      </w:pPr>
-      <w:r>
-        <w:rPr>
-          <w:b w:val="0"/>
-        </w:rPr>
-        <w:t>Apply the stated procedure to a new case with a traceable result</w:t>
+        <w:pStyle w:val="Heading2"/>
+      </w:pPr>
+      <w:r>
+        <w:t>Pictured end goal</w:t>
       </w:r>
     </w:p>
     <w:p>
@@ -456,91 +438,106 @@
         <w:rPr>
           <w:b w:val="0"/>
         </w:rPr>
-        <w:t>Identify an assumption or limitation and design a revealing follow-up</w:t>
+        <w:t xml:space="preserve">Explain typed contracts and </w:t>
+      </w:r>
+      <w:r>
+        <w:rPr>
+          <w:b/>
+        </w:rPr>
+        <w:t>schema</w:t>
+      </w:r>
+      <w:r>
+        <w:rPr>
+          <w:b w:val="0"/>
+        </w:rPr>
+        <w:t>s using the deciding step in this fictional service.</w:t>
       </w:r>
     </w:p>
     <w:p>
       <w:pPr>
-        <w:pStyle w:val="Heading3"/>
-      </w:pPr>
-      <w:r>
-        <w:t>Preparation</w:t>
+        <w:pStyle w:val="Heading2"/>
+      </w:pPr>
+      <w:r>
+        <w:t>Earlier wording, alternatives and picture transcripts · reference / check after trying</w:t>
       </w:r>
     </w:p>
     <w:p>
       <w:pPr>
-        <w:spacing w:line="336" w:lineRule="auto" w:after="180"/>
-      </w:pPr>
-      <w:r>
-        <w:rPr>
-          <w:b w:val="0"/>
-        </w:rPr>
-        <w:t>Lesson and workbook; paper and pencil</w:t>
+        <w:pStyle w:val="Heading3"/>
+      </w:pPr>
+      <w:r>
+        <w:t>Teach the learning cycle</w:t>
       </w:r>
     </w:p>
     <w:p>
       <w:pPr>
-        <w:spacing w:line="336" w:lineRule="auto" w:after="180"/>
-      </w:pPr>
-      <w:r>
-        <w:rPr>
-          <w:b w:val="0"/>
-        </w:rPr>
-        <w:t>Calculator and optional local Python 3 for arithmetic; no live API or private data</w:t>
+        <w:pStyle w:val="Heading3"/>
+      </w:pPr>
+      <w:r>
+        <w:t>Retrieval answer guidance</w:t>
       </w:r>
     </w:p>
     <w:p>
       <w:pPr>
-        <w:spacing w:line="336" w:lineRule="auto" w:after="180"/>
-      </w:pPr>
-      <w:r>
-        <w:rPr>
-          <w:b w:val="0"/>
-        </w:rPr>
-        <w:t>Prepare the fresh retry separately and withhold its solution until after collection</w:t>
+        <w:pStyle w:val="Heading3"/>
+      </w:pPr>
+      <w:r>
+        <w:t>Architecture and data flow</w:t>
       </w:r>
     </w:p>
     <w:p>
       <w:pPr>
-        <w:pStyle w:val="Heading3"/>
-      </w:pPr>
-      <w:r>
-        <w:t>Prerequisite answer</w:t>
+        <w:spacing w:line="336" w:lineRule="auto" w:after="180"/>
+      </w:pPr>
+      <w:r>
+        <w:rPr>
+          <w:b w:val="0"/>
+        </w:rPr>
+        <w:t xml:space="preserve">Use the three-session teaching cycle above, with extra time as needed. Typed contracts define values, required fields and failure outcomes. Runtime </w:t>
+      </w:r>
+      <w:r>
+        <w:rPr>
+          <w:b/>
+        </w:rPr>
+        <w:t>input</w:t>
+      </w:r>
+      <w:r>
+        <w:rPr>
+          <w:b w:val="0"/>
+        </w:rPr>
+        <w:t xml:space="preserve"> still needs validation even when program annotations exist. Use the supplied constructed scenarios to make the </w:t>
+      </w:r>
+      <w:r>
+        <w:rPr>
+          <w:b/>
+        </w:rPr>
+        <w:t>mechanism</w:t>
+      </w:r>
+      <w:r>
+        <w:rPr>
+          <w:b w:val="0"/>
+        </w:rPr>
+        <w:t xml:space="preserve"> inspectable. Collect W4 before sharing solutions. Students should name intermediate </w:t>
+      </w:r>
+      <w:r>
+        <w:rPr>
+          <w:b/>
+        </w:rPr>
+        <w:t>evidence</w:t>
+      </w:r>
+      <w:r>
+        <w:rPr>
+          <w:b w:val="0"/>
+        </w:rPr>
+        <w:t xml:space="preserve"> and limitations; classroom pacing and learning effectiveness remain unvalidated.</w:t>
       </w:r>
     </w:p>
     <w:p>
       <w:pPr>
-        <w:spacing w:line="336" w:lineRule="auto" w:after="180"/>
-      </w:pPr>
-      <w:r>
-        <w:rPr>
-          <w:b w:val="0"/>
-        </w:rPr>
-        <w:t xml:space="preserve">A result depends on the </w:t>
-      </w:r>
-      <w:r>
-        <w:rPr>
-          <w:b/>
-        </w:rPr>
-        <w:t>input</w:t>
-      </w:r>
-      <w:r>
-        <w:rPr>
-          <w:b w:val="0"/>
-        </w:rPr>
-        <w:t xml:space="preserve">s, procedure and conditions that produced it. Preserve data roles and distinguish observed outcomes from </w:t>
-      </w:r>
-      <w:r>
-        <w:rPr>
-          <w:b/>
-        </w:rPr>
-        <w:t>prediction</w:t>
-      </w:r>
-      <w:r>
-        <w:rPr>
-          <w:b w:val="0"/>
-        </w:rPr>
-        <w:t>s or unmeasured conditions.</w:t>
+        <w:pStyle w:val="Heading3"/>
+      </w:pPr>
+      <w:r>
+        <w:t>Outcomes</w:t>
       </w:r>
     </w:p>
     <w:p>
@@ -551,15 +548,42 @@
         <w:rPr>
           <w:b w:val="0"/>
         </w:rPr>
-        <w:t>If the prior concept cannot be explained, use a short retrieval activity before this chapter.</w:t>
+        <w:t xml:space="preserve">Explain the </w:t>
+      </w:r>
+      <w:r>
+        <w:rPr>
+          <w:b/>
+        </w:rPr>
+        <w:t>mechanism</w:t>
+      </w:r>
+      <w:r>
+        <w:rPr>
+          <w:b w:val="0"/>
+        </w:rPr>
+        <w:t xml:space="preserve"> and terminology of typed contracts and </w:t>
+      </w:r>
+      <w:r>
+        <w:rPr>
+          <w:b/>
+        </w:rPr>
+        <w:t>schema</w:t>
+      </w:r>
+      <w:r>
+        <w:rPr>
+          <w:b w:val="0"/>
+        </w:rPr>
+        <w:t>s</w:t>
       </w:r>
     </w:p>
     <w:p>
       <w:pPr>
-        <w:pStyle w:val="Heading3"/>
-      </w:pPr>
-      <w:r>
-        <w:t>End goal for the pictorial case</w:t>
+        <w:spacing w:line="336" w:lineRule="auto" w:after="180"/>
+      </w:pPr>
+      <w:r>
+        <w:rPr>
+          <w:b w:val="0"/>
+        </w:rPr>
+        <w:t>Apply the stated procedure to a new case with a traceable result</w:t>
       </w:r>
     </w:p>
     <w:p>
@@ -570,43 +594,31 @@
         <w:rPr>
           <w:b w:val="0"/>
         </w:rPr>
-        <w:t xml:space="preserve">Explain typed contracts and </w:t>
-      </w:r>
-      <w:r>
-        <w:rPr>
-          <w:b/>
-        </w:rPr>
-        <w:t>schema</w:t>
-      </w:r>
-      <w:r>
-        <w:rPr>
-          <w:b w:val="0"/>
-        </w:rPr>
-        <w:t>s using the deciding step in this fictional service.</w:t>
+        <w:t>Identify an assumption or limitation and design a revealing follow-up</w:t>
       </w:r>
     </w:p>
     <w:p>
       <w:pPr>
-        <w:spacing w:line="336" w:lineRule="auto" w:after="180"/>
-      </w:pPr>
-      <w:r>
-        <w:rPr>
-          <w:b w:val="0"/>
-        </w:rPr>
-        <w:t>This added worked case illustrates the week’s main idea. Retain all original and connected topics; schedule its practice within the teaching cycle.</w:t>
+        <w:pStyle w:val="Heading3"/>
+      </w:pPr>
+      <w:r>
+        <w:t>Preparation</w:t>
       </w:r>
     </w:p>
     <w:p>
       <w:pPr>
-        <w:pStyle w:val="Heading1"/>
-      </w:pPr>
-      <w:r>
-        <w:t>02. Explain and model the mechanism</w:t>
+        <w:pStyle w:val="Heading3"/>
+      </w:pPr>
+      <w:r>
+        <w:t>Prerequisite answer</w:t>
       </w:r>
     </w:p>
     <w:p>
-      <w:r>
-        <w:t>Model Typed contracts and schemas using the supplied case, labelled mechanism and reasoning. Make the scope of each conclusion explicit.</w:t>
+      <w:pPr>
+        <w:pStyle w:val="Heading3"/>
+      </w:pPr>
+      <w:r>
+        <w:t>End goal for the pictorial case</w:t>
       </w:r>
     </w:p>
     <w:p>
@@ -617,49 +629,28 @@
         <w:rPr>
           <w:b w:val="0"/>
         </w:rPr>
-        <w:t xml:space="preserve">Typed contracts define values, required fields and failure outcomes. Runtime </w:t>
-      </w:r>
-      <w:r>
-        <w:rPr>
-          <w:b/>
-        </w:rPr>
-        <w:t>input</w:t>
-      </w:r>
-      <w:r>
-        <w:rPr>
-          <w:b w:val="0"/>
-        </w:rPr>
-        <w:t xml:space="preserve"> still needs validation even when program annotations exist.</w:t>
+        <w:t>This added worked case illustrates the week’s main idea. Retain all original and connected topics; schedule its practice within the teaching cycle.</w:t>
       </w:r>
     </w:p>
     <w:p>
       <w:pPr>
-        <w:pStyle w:val="Heading3"/>
-      </w:pPr>
-      <w:r>
-        <w:t>Explain Typed contracts and schemas · 1</w:t>
+        <w:pStyle w:val="Heading1"/>
+      </w:pPr>
+      <w:r>
+        <w:t>02. Teach structure, type, range and domain as distinct checks</w:t>
       </w:r>
     </w:p>
     <w:p>
-      <w:pPr>
-        <w:spacing w:line="336" w:lineRule="auto" w:after="180"/>
-      </w:pPr>
-      <w:r>
-        <w:rPr>
-          <w:b w:val="0"/>
-        </w:rPr>
-        <w:t>Begin by writing the question the procedure is intended to answer. Identify the information already supplied, the information it will produce and the information still missing.</w:t>
+      <w:r>
+        <w:t>Keep room requests separate from pictured sample records.</w:t>
       </w:r>
     </w:p>
     <w:p>
       <w:pPr>
-        <w:spacing w:line="336" w:lineRule="auto" w:after="180"/>
-      </w:pPr>
-      <w:r>
-        <w:rPr>
-          <w:b w:val="0"/>
-        </w:rPr>
-        <w:t>These are constructed classroom examples; they do not require live accounts, private records or an external service. Do not treat a plausible explanation as a measured outcome.</w:t>
+        <w:pStyle w:val="Heading2"/>
+      </w:pPr>
+      <w:r>
+        <w:t>Definitions and complete closed-object contract</w:t>
       </w:r>
     </w:p>
     <w:p>
@@ -670,27 +661,1287 @@
         <w:rPr>
           <w:b w:val="0"/>
         </w:rPr>
-        <w:t xml:space="preserve">Accept exactly room_id as a nonempty string and requested_count as a nonnegative integer excluding bool. Reject extra fields, missing fields and wrong types before </w:t>
+        <w:t xml:space="preserve">Typed contracts define values, required fields and failure outcomes. Runtime </w:t>
       </w:r>
       <w:r>
         <w:rPr>
           <w:b/>
         </w:rPr>
-        <w:t>process</w:t>
+        <w:t>input</w:t>
       </w:r>
       <w:r>
         <w:rPr>
           <w:b w:val="0"/>
         </w:rPr>
-        <w:t>ing.</w:t>
+        <w:t xml:space="preserve"> still needs validation even when program annotations exist.</w:t>
       </w:r>
     </w:p>
     <w:p>
       <w:pPr>
+        <w:spacing w:line="336" w:lineRule="auto" w:after="180"/>
+      </w:pPr>
+      <w:r>
+        <w:rPr>
+          <w:b w:val="0"/>
+        </w:rPr>
+        <w:t xml:space="preserve">Accept exactly room_id as a nonempty string and requested_count as a nonnegative integer excluding bool. Reject extra fields, missing fields and wrong types before </w:t>
+      </w:r>
+      <w:r>
+        <w:rPr>
+          <w:b/>
+        </w:rPr>
+        <w:t>process</w:t>
+      </w:r>
+      <w:r>
+        <w:rPr>
+          <w:b w:val="0"/>
+        </w:rPr>
+        <w:t>ing.</w:t>
+      </w:r>
+    </w:p>
+    <w:tbl>
+      <w:tblPr>
+        <w:tblStyle w:val="LightShading-Accent1"/>
+        <w:tblW w:type="auto" w:w="0"/>
+        <w:tblLook w:firstColumn="1" w:firstRow="1" w:lastColumn="0" w:lastRow="0" w:noHBand="0" w:noVBand="1" w:val="04A0"/>
+      </w:tblPr>
+      <w:tblGrid>
+        <w:gridCol w:w="5112"/>
+        <w:gridCol w:w="5112"/>
+      </w:tblGrid>
+      <w:tr>
+        <w:trPr>
+          <w:tblHeader/>
+        </w:trPr>
+        <w:tc>
+          <w:tcPr>
+            <w:tcW w:type="dxa" w:w="5112"/>
+          </w:tcPr>
+          <w:p>
+            <w:r>
+              <w:t>Contract part</w:t>
+            </w:r>
+          </w:p>
+        </w:tc>
+        <w:tc>
+          <w:tcPr>
+            <w:tcW w:type="dxa" w:w="5112"/>
+          </w:tcPr>
+          <w:p>
+            <w:r>
+              <w:t>Exact rule in this exercise</w:t>
+            </w:r>
+          </w:p>
+        </w:tc>
+      </w:tr>
+      <w:tr>
+        <w:tc>
+          <w:tcPr>
+            <w:tcW w:type="dxa" w:w="5112"/>
+          </w:tcPr>
+          <w:p>
+            <w:r>
+              <w:t>Whole request</w:t>
+            </w:r>
+          </w:p>
+        </w:tc>
+        <w:tc>
+          <w:tcPr>
+            <w:tcW w:type="dxa" w:w="5112"/>
+          </w:tcPr>
+          <w:p>
+            <w:r>
+              <w:t>A Python dict with exactly room_id and requested_count</w:t>
+            </w:r>
+          </w:p>
+        </w:tc>
+      </w:tr>
+      <w:tr>
+        <w:tc>
+          <w:tcPr>
+            <w:tcW w:type="dxa" w:w="5112"/>
+          </w:tcPr>
+          <w:p>
+            <w:r>
+              <w:t>room_id</w:t>
+            </w:r>
+          </w:p>
+        </w:tc>
+        <w:tc>
+          <w:tcPr>
+            <w:tcW w:type="dxa" w:w="5112"/>
+          </w:tcPr>
+          <w:p>
+            <w:r>
+              <w:t>A nonempty Python string; no room existence or format check yet</w:t>
+            </w:r>
+          </w:p>
+        </w:tc>
+      </w:tr>
+      <w:tr>
+        <w:tc>
+          <w:tcPr>
+            <w:tcW w:type="dxa" w:w="5112"/>
+          </w:tcPr>
+          <w:p>
+            <w:r>
+              <w:t>requested_count</w:t>
+            </w:r>
+          </w:p>
+        </w:tc>
+        <w:tc>
+          <w:tcPr>
+            <w:tcW w:type="dxa" w:w="5112"/>
+          </w:tcPr>
+          <w:p>
+            <w:r>
+              <w:t>Exact Python int type and value at least zero; bool excluded</w:t>
+            </w:r>
+          </w:p>
+        </w:tc>
+      </w:tr>
+      <w:tr>
+        <w:tc>
+          <w:tcPr>
+            <w:tcW w:type="dxa" w:w="5112"/>
+          </w:tcPr>
+          <w:p>
+            <w:r>
+              <w:t>Unexpected or missing fields</w:t>
+            </w:r>
+          </w:p>
+        </w:tc>
+        <w:tc>
+          <w:tcPr>
+            <w:tcW w:type="dxa" w:w="5112"/>
+          </w:tcPr>
+          <w:p>
+            <w:r>
+              <w:t>Reject the request before processing</w:t>
+            </w:r>
+          </w:p>
+        </w:tc>
+      </w:tr>
+      <w:tr>
+        <w:tc>
+          <w:tcPr>
+            <w:tcW w:type="dxa" w:w="5112"/>
+          </w:tcPr>
+          <w:p>
+            <w:r>
+              <w:t>Type conversion</w:t>
+            </w:r>
+          </w:p>
+        </w:tc>
+        <w:tc>
+          <w:tcPr>
+            <w:tcW w:type="dxa" w:w="5112"/>
+          </w:tcPr>
+          <w:p>
+            <w:r>
+              <w:t>None: do not turn quoted digits or floats into integers</w:t>
+            </w:r>
+          </w:p>
+        </w:tc>
+      </w:tr>
+      <w:tr>
+        <w:tc>
+          <w:tcPr>
+            <w:tcW w:type="dxa" w:w="5112"/>
+          </w:tcPr>
+          <w:p>
+            <w:r>
+              <w:t>Failure outcome</w:t>
+            </w:r>
+          </w:p>
+        </w:tc>
+        <w:tc>
+          <w:tcPr>
+            <w:tcW w:type="dxa" w:w="5112"/>
+          </w:tcPr>
+          <w:p>
+            <w:r>
+              <w:t>ValueError with the relevant field/type/range category</w:t>
+            </w:r>
+          </w:p>
+        </w:tc>
+      </w:tr>
+      <w:tr>
+        <w:tc>
+          <w:tcPr>
+            <w:tcW w:type="dxa" w:w="5112"/>
+          </w:tcPr>
+          <w:p>
+            <w:r>
+              <w:t>Valid output</w:t>
+            </w:r>
+          </w:p>
+        </w:tc>
+        <w:tc>
+          <w:tcPr>
+            <w:tcW w:type="dxa" w:w="5112"/>
+          </w:tcPr>
+          <w:p>
+            <w:r>
+              <w:t>A copied validated dictionary, not a booking or permission grant</w:t>
+            </w:r>
+          </w:p>
+        </w:tc>
+      </w:tr>
+    </w:tbl>
+    <w:p>
+      <w:pPr>
+        <w:pStyle w:val="Heading2"/>
+      </w:pPr>
+      <w:r>
+        <w:t>Ordered gates and main Boolean reasoning</w:t>
+      </w:r>
+    </w:p>
+    <w:p>
+      <w:pPr>
         <w:pStyle w:val="Heading3"/>
       </w:pPr>
       <w:r>
-        <w:t>Explain Typed contracts and schemas · 2</w:t>
+        <w:t>Validate the outer structure before individual fields</w:t>
+      </w:r>
+    </w:p>
+    <w:tbl>
+      <w:tblPr>
+        <w:tblStyle w:val="LightShading-Accent1"/>
+        <w:tblW w:type="auto" w:w="0"/>
+        <w:tblLook w:firstColumn="1" w:firstRow="1" w:lastColumn="0" w:lastRow="0" w:noHBand="0" w:noVBand="1" w:val="04A0"/>
+      </w:tblPr>
+      <w:tblGrid>
+        <w:gridCol w:w="5112"/>
+        <w:gridCol w:w="5112"/>
+      </w:tblGrid>
+      <w:tr>
+        <w:trPr>
+          <w:tblHeader/>
+        </w:trPr>
+        <w:tc>
+          <w:tcPr>
+            <w:tcW w:type="dxa" w:w="5112"/>
+          </w:tcPr>
+          <w:p>
+            <w:r>
+              <w:t>Gate</w:t>
+            </w:r>
+          </w:p>
+        </w:tc>
+        <w:tc>
+          <w:tcPr>
+            <w:tcW w:type="dxa" w:w="5112"/>
+          </w:tcPr>
+          <w:p>
+            <w:r>
+              <w:t>Question and outcome</w:t>
+            </w:r>
+          </w:p>
+        </w:tc>
+      </w:tr>
+      <w:tr>
+        <w:tc>
+          <w:tcPr>
+            <w:tcW w:type="dxa" w:w="5112"/>
+          </w:tcPr>
+          <w:p>
+            <w:r>
+              <w:t>1. Object and exact keys</w:t>
+            </w:r>
+          </w:p>
+        </w:tc>
+        <w:tc>
+          <w:tcPr>
+            <w:tcW w:type="dxa" w:w="5112"/>
+          </w:tcPr>
+          <w:p>
+            <w:r>
+              <w:t>Is this exactly a dict with both required fields and no extras? Otherwise reject.</w:t>
+            </w:r>
+          </w:p>
+        </w:tc>
+      </w:tr>
+      <w:tr>
+        <w:tc>
+          <w:tcPr>
+            <w:tcW w:type="dxa" w:w="5112"/>
+          </w:tcPr>
+          <w:p>
+            <w:r>
+              <w:t>2. Room identifier</w:t>
+            </w:r>
+          </w:p>
+        </w:tc>
+        <w:tc>
+          <w:tcPr>
+            <w:tcW w:type="dxa" w:w="5112"/>
+          </w:tcPr>
+          <w:p>
+            <w:r>
+              <w:t>Is room_id a nonempty string? Otherwise reject.</w:t>
+            </w:r>
+          </w:p>
+        </w:tc>
+      </w:tr>
+      <w:tr>
+        <w:tc>
+          <w:tcPr>
+            <w:tcW w:type="dxa" w:w="5112"/>
+          </w:tcPr>
+          <w:p>
+            <w:r>
+              <w:t>3. Count type</w:t>
+            </w:r>
+          </w:p>
+        </w:tc>
+        <w:tc>
+          <w:tcPr>
+            <w:tcW w:type="dxa" w:w="5112"/>
+          </w:tcPr>
+          <w:p>
+            <w:r>
+              <w:t>Is type(requested_count) exactly int? Reject bool, strings and other types.</w:t>
+            </w:r>
+          </w:p>
+        </w:tc>
+      </w:tr>
+      <w:tr>
+        <w:tc>
+          <w:tcPr>
+            <w:tcW w:type="dxa" w:w="5112"/>
+          </w:tcPr>
+          <w:p>
+            <w:r>
+              <w:t>4. Count range</w:t>
+            </w:r>
+          </w:p>
+        </w:tc>
+        <w:tc>
+          <w:tcPr>
+            <w:tcW w:type="dxa" w:w="5112"/>
+          </w:tcPr>
+          <w:p>
+            <w:r>
+              <w:t>Is the integer at least zero? Otherwise reject.</w:t>
+            </w:r>
+          </w:p>
+        </w:tc>
+      </w:tr>
+      <w:tr>
+        <w:tc>
+          <w:tcPr>
+            <w:tcW w:type="dxa" w:w="5112"/>
+          </w:tcPr>
+          <w:p>
+            <w:r>
+              <w:t>5. Return validated copy</w:t>
+            </w:r>
+          </w:p>
+        </w:tc>
+        <w:tc>
+          <w:tcPr>
+            <w:tcW w:type="dxa" w:w="5112"/>
+          </w:tcPr>
+          <w:p>
+            <w:r>
+              <w:t>Proceed to later authorization and domain checks; none has happened yet.</w:t>
+            </w:r>
+          </w:p>
+        </w:tc>
+      </w:tr>
+    </w:tbl>
+    <w:p>
+      <w:r>
+        <w:t>Passing the shape check does not imply that a room exists, the count is accurate or the caller may act.</w:t>
+      </w:r>
+    </w:p>
+    <w:p>
+      <w:pPr>
+        <w:spacing w:line="336" w:lineRule="auto" w:after="180"/>
+      </w:pPr>
+      <w:r>
+        <w:rPr>
+          <w:b w:val="0"/>
+        </w:rPr>
+        <w:t>Python has a subtle detail: isinstance(True, int) is True because bool is an int subclass. Our contract deliberately excludes Booleans, so type(True) is int is False. For the main record {room_id: "B", requested_count: True}, the two required fields and room string pass, but the count fails the exact-type gate. Do not silently reinterpret True as a request for one place.</w:t>
+      </w:r>
+    </w:p>
+    <w:p>
+      <w:pPr>
+        <w:spacing w:line="336" w:lineRule="auto" w:after="180"/>
+      </w:pPr>
+      <w:r>
+        <w:rPr>
+          <w:b w:val="0"/>
+        </w:rPr>
+        <w:t>Python True corresponds to JSON true when decoding JSON.</w:t>
+      </w:r>
+    </w:p>
+    <w:p>
+      <w:pPr>
+        <w:spacing w:line="336" w:lineRule="auto" w:after="180"/>
+      </w:pPr>
+      <w:r>
+        <w:rPr>
+          <w:b w:val="0"/>
+        </w:rPr>
+        <w:t>Require exact field names, exact integer type excluding bool, and nonnegative range. Distinguish invalid structure, wrong type and wrong value. The schema only requires a nonempty room-ID string; whitespace passes that literal check, with domain validation still needed. Original count 0 has already been modelled, so score that component as recall rather than entirely fresh transfer.</w:t>
+      </w:r>
+    </w:p>
+    <w:p>
+      <w:pPr>
+        <w:spacing w:line="336" w:lineRule="auto" w:after="180"/>
+      </w:pPr>
+      <w:r>
+        <w:rPr>
+          <w:b w:val="0"/>
+        </w:rPr>
+        <w:t>Collect individual reasons for the remaining count types and use a fresh record-level case for later independent assessment; do not silently award independence to a previously revealed answer.</w:t>
+      </w:r>
+    </w:p>
+    <w:p>
+      <w:pPr>
+        <w:pStyle w:val="Heading3"/>
+      </w:pPr>
+      <w:r>
+        <w:t>Typed contracts and schemas — evidence trace</w:t>
+      </w:r>
+    </w:p>
+    <w:tbl>
+      <w:tblPr>
+        <w:tblStyle w:val="LightShading-Accent1"/>
+        <w:tblW w:type="auto" w:w="0"/>
+        <w:tblLook w:firstColumn="1" w:firstRow="1" w:lastColumn="0" w:lastRow="0" w:noHBand="0" w:noVBand="1" w:val="04A0"/>
+      </w:tblPr>
+      <w:tblGrid>
+        <w:gridCol w:w="3408"/>
+        <w:gridCol w:w="3408"/>
+        <w:gridCol w:w="3408"/>
+      </w:tblGrid>
+      <w:tr>
+        <w:trPr>
+          <w:tblHeader/>
+        </w:trPr>
+        <w:tc>
+          <w:tcPr>
+            <w:tcW w:type="dxa" w:w="3408"/>
+          </w:tcPr>
+          <w:p>
+            <w:r>
+              <w:t>Input and scope</w:t>
+            </w:r>
+          </w:p>
+        </w:tc>
+        <w:tc>
+          <w:tcPr>
+            <w:tcW w:type="dxa" w:w="3408"/>
+          </w:tcPr>
+          <w:p>
+            <w:r>
+              <w:t>Check or calculation</w:t>
+            </w:r>
+          </w:p>
+        </w:tc>
+        <w:tc>
+          <w:tcPr>
+            <w:tcW w:type="dxa" w:w="3408"/>
+          </w:tcPr>
+          <w:p>
+            <w:r>
+              <w:t>Conclusion and limit</w:t>
+            </w:r>
+          </w:p>
+        </w:tc>
+      </w:tr>
+      <w:tr>
+        <w:tc>
+          <w:tcPr>
+            <w:tcW w:type="dxa" w:w="3408"/>
+          </w:tcPr>
+          <w:p>
+            <w:r>
+              <w:t>Input room_id=B, requested_count=true passes a naive isinstance(value, int) check in Python.</w:t>
+            </w:r>
+          </w:p>
+        </w:tc>
+        <w:tc>
+          <w:tcPr>
+            <w:tcW w:type="dxa" w:w="3408"/>
+          </w:tcPr>
+          <w:p>
+            <w:r>
+              <w:t>Accept exactly room_id as a nonempty string and requested_count as a nonnegative integer excluding bool. Reject extra fields, missing fields and wrong types before processing.</w:t>
+            </w:r>
+          </w:p>
+        </w:tc>
+        <w:tc>
+          <w:tcPr>
+            <w:tcW w:type="dxa" w:w="3408"/>
+          </w:tcPr>
+          <w:p>
+            <w:r>
+              <w:t>Boolean is an int subclass in Python but excluded by this contract; use type(value) is int and validate nonnegative range.</w:t>
+            </w:r>
+          </w:p>
+        </w:tc>
+      </w:tr>
+    </w:tbl>
+    <w:p>
+      <w:r>
+        <w:t>The figure connects this chapter's worked input, declared procedure and result. Read the complete worked reasoning for qualifiers and intermediate steps; the abbreviated labels do not replace that reasoning.</w:t>
+      </w:r>
+    </w:p>
+    <w:p>
+      <w:pPr>
+        <w:spacing w:line="336" w:lineRule="auto" w:after="180"/>
+      </w:pPr>
+      <w:r>
+        <w:rPr>
+          <w:b w:val="0"/>
+        </w:rPr>
+        <w:t>Guided: Boolean is an int subclass in Python but excluded by this contract; use type(value) is int and validate nonnegative range.</w:t>
+      </w:r>
+    </w:p>
+    <w:p>
+      <w:pPr>
+        <w:spacing w:line="336" w:lineRule="auto" w:after="180"/>
+      </w:pPr>
+      <w:r>
+        <w:rPr>
+          <w:b w:val="0"/>
+        </w:rPr>
+        <w:t xml:space="preserve">Qualification: </w:t>
+      </w:r>
+      <w:r>
+        <w:rPr>
+          <w:b/>
+        </w:rPr>
+        <w:t>Schema</w:t>
+      </w:r>
+      <w:r>
+        <w:rPr>
+          <w:b w:val="0"/>
+        </w:rPr>
+        <w:t xml:space="preserve">-valid </w:t>
+      </w:r>
+      <w:r>
+        <w:rPr>
+          <w:b/>
+        </w:rPr>
+        <w:t>input</w:t>
+      </w:r>
+      <w:r>
+        <w:rPr>
+          <w:b w:val="0"/>
+        </w:rPr>
+        <w:t xml:space="preserve"> can still be unauthorised or semantically unsuitable; subsequent checks remain necessary.</w:t>
+      </w:r>
+    </w:p>
+    <w:p>
+      <w:pPr>
+        <w:spacing w:line="336" w:lineRule="auto" w:after="180"/>
+      </w:pPr>
+      <w:r>
+        <w:rPr>
+          <w:b w:val="0"/>
+        </w:rPr>
+        <w:t xml:space="preserve">Exit: accept a concrete variation with its predicted outcome and a stated condition that would challenge the </w:t>
+      </w:r>
+      <w:r>
+        <w:rPr>
+          <w:b/>
+        </w:rPr>
+        <w:t>mechanism</w:t>
+      </w:r>
+      <w:r>
+        <w:rPr>
+          <w:b w:val="0"/>
+        </w:rPr>
+        <w:t xml:space="preserve">; reject a claim resting on unmeasured </w:t>
+      </w:r>
+      <w:r>
+        <w:rPr>
+          <w:b/>
+        </w:rPr>
+        <w:t>evidence</w:t>
+      </w:r>
+      <w:r>
+        <w:rPr>
+          <w:b w:val="0"/>
+        </w:rPr>
+        <w:t>.</w:t>
+      </w:r>
+    </w:p>
+    <w:p>
+      <w:pPr>
+        <w:spacing w:line="336" w:lineRule="auto" w:after="180"/>
+      </w:pPr>
+      <w:r>
+        <w:rPr>
+          <w:b/>
+        </w:rPr>
+        <w:t>Input</w:t>
+      </w:r>
+      <w:r>
+        <w:rPr>
+          <w:b w:val="0"/>
+        </w:rPr>
+        <w:t xml:space="preserve"> room_id=B, requested_count=true passes a naive isinstance(value, int) check in Python.</w:t>
+      </w:r>
+    </w:p>
+    <w:p>
+      <w:pPr>
+        <w:spacing w:line="336" w:lineRule="auto" w:after="180"/>
+      </w:pPr>
+      <w:r>
+        <w:rPr>
+          <w:b w:val="0"/>
+        </w:rPr>
+        <w:t>Boolean is an int subclass in Python but excluded by this contract; use type(value) is int and validate nonnegative range.</w:t>
+      </w:r>
+    </w:p>
+    <w:p>
+      <w:pPr>
+        <w:spacing w:line="336" w:lineRule="auto" w:after="180"/>
+      </w:pPr>
+      <w:r>
+        <w:rPr>
+          <w:b w:val="0"/>
+        </w:rPr>
+        <w:t xml:space="preserve">Compare the intermediate </w:t>
+      </w:r>
+      <w:r>
+        <w:rPr>
+          <w:b/>
+        </w:rPr>
+        <w:t>evidence</w:t>
+      </w:r>
+      <w:r>
+        <w:rPr>
+          <w:b w:val="0"/>
+        </w:rPr>
+        <w:t xml:space="preserve"> with the final statement. Explain why each number or decision follows from the stated </w:t>
+      </w:r>
+      <w:r>
+        <w:rPr>
+          <w:b/>
+        </w:rPr>
+        <w:t>input</w:t>
+      </w:r>
+      <w:r>
+        <w:rPr>
+          <w:b w:val="0"/>
+        </w:rPr>
+        <w:t>s.</w:t>
+      </w:r>
+    </w:p>
+    <w:p>
+      <w:pPr>
+        <w:spacing w:line="336" w:lineRule="auto" w:after="180"/>
+      </w:pPr>
+      <w:r>
+        <w:rPr>
+          <w:b w:val="0"/>
+        </w:rPr>
+        <w:t xml:space="preserve">The conclusion belongs to this scenario and procedure; changing the </w:t>
+      </w:r>
+      <w:r>
+        <w:rPr>
+          <w:b/>
+        </w:rPr>
+        <w:t>input</w:t>
+      </w:r>
+      <w:r>
+        <w:rPr>
+          <w:b w:val="0"/>
+        </w:rPr>
+        <w:t>s, evaluation population or authority can change what it establishes. Retain the raw record so a later revision can be compared honestly.</w:t>
+      </w:r>
+    </w:p>
+    <w:p>
+      <w:pPr>
+        <w:pStyle w:val="Heading2"/>
+      </w:pPr>
+      <w:r>
+        <w:t>Domain limits and additional checks</w:t>
+      </w:r>
+    </w:p>
+    <w:tbl>
+      <w:tblPr>
+        <w:tblStyle w:val="LightShading-Accent1"/>
+        <w:tblW w:type="auto" w:w="0"/>
+        <w:tblLook w:firstColumn="1" w:firstRow="1" w:lastColumn="0" w:lastRow="0" w:noHBand="0" w:noVBand="1" w:val="04A0"/>
+      </w:tblPr>
+      <w:tblGrid>
+        <w:gridCol w:w="5112"/>
+        <w:gridCol w:w="5112"/>
+      </w:tblGrid>
+      <w:tr>
+        <w:trPr>
+          <w:tblHeader/>
+        </w:trPr>
+        <w:tc>
+          <w:tcPr>
+            <w:tcW w:type="dxa" w:w="5112"/>
+          </w:tcPr>
+          <w:p>
+            <w:r>
+              <w:t>What passes or fails?</w:t>
+            </w:r>
+          </w:p>
+        </w:tc>
+        <w:tc>
+          <w:tcPr>
+            <w:tcW w:type="dxa" w:w="5112"/>
+          </w:tcPr>
+          <w:p>
+            <w:r>
+              <w:t>What it establishes and what remains</w:t>
+            </w:r>
+          </w:p>
+        </w:tc>
+      </w:tr>
+      <w:tr>
+        <w:tc>
+          <w:tcPr>
+            <w:tcW w:type="dxa" w:w="5112"/>
+          </w:tcPr>
+          <w:p>
+            <w:r>
+              <w:t>Correct fields, room B, integer count 2</w:t>
+            </w:r>
+          </w:p>
+        </w:tc>
+        <w:tc>
+          <w:tcPr>
+            <w:tcW w:type="dxa" w:w="5112"/>
+          </w:tcPr>
+          <w:p>
+            <w:r>
+              <w:t>Schema-valid only; room existence/permission/capacity not checked</w:t>
+            </w:r>
+          </w:p>
+        </w:tc>
+      </w:tr>
+      <w:tr>
+        <w:tc>
+          <w:tcPr>
+            <w:tcW w:type="dxa" w:w="5112"/>
+          </w:tcPr>
+          <w:p>
+            <w:r>
+              <w:t>Unexpected book field</w:t>
+            </w:r>
+          </w:p>
+        </w:tc>
+        <w:tc>
+          <w:tcPr>
+            <w:tcW w:type="dxa" w:w="5112"/>
+          </w:tcPr>
+          <w:p>
+            <w:r>
+              <w:t>Reject extra field; do not ignore it or execute it</w:t>
+            </w:r>
+          </w:p>
+        </w:tc>
+      </w:tr>
+      <w:tr>
+        <w:tc>
+          <w:tcPr>
+            <w:tcW w:type="dxa" w:w="5112"/>
+          </w:tcPr>
+          <w:p>
+            <w:r>
+              <w:t>Missing requested_count</w:t>
+            </w:r>
+          </w:p>
+        </w:tc>
+        <w:tc>
+          <w:tcPr>
+            <w:tcW w:type="dxa" w:w="5112"/>
+          </w:tcPr>
+          <w:p>
+            <w:r>
+              <w:t>Reject incomplete structure; do not invent a default</w:t>
+            </w:r>
+          </w:p>
+        </w:tc>
+      </w:tr>
+      <w:tr>
+        <w:tc>
+          <w:tcPr>
+            <w:tcW w:type="dxa" w:w="5112"/>
+          </w:tcPr>
+          <w:p>
+            <w:r>
+              <w:t>Empty room_id string</w:t>
+            </w:r>
+          </w:p>
+        </w:tc>
+        <w:tc>
+          <w:tcPr>
+            <w:tcW w:type="dxa" w:w="5112"/>
+          </w:tcPr>
+          <w:p>
+            <w:r>
+              <w:t>Reject room ID under the nonempty rule</w:t>
+            </w:r>
+          </w:p>
+        </w:tc>
+      </w:tr>
+      <w:tr>
+        <w:tc>
+          <w:tcPr>
+            <w:tcW w:type="dxa" w:w="5112"/>
+          </w:tcPr>
+          <w:p>
+            <w:r>
+              <w:t>Whitespace-only room_id</w:t>
+            </w:r>
+          </w:p>
+        </w:tc>
+        <w:tc>
+          <w:tcPr>
+            <w:tcW w:type="dxa" w:w="5112"/>
+          </w:tcPr>
+          <w:p>
+            <w:r>
+              <w:t>Nonempty string passes this literal schema; format/domain checks are separate</w:t>
+            </w:r>
+          </w:p>
+        </w:tc>
+      </w:tr>
+      <w:tr>
+        <w:tc>
+          <w:tcPr>
+            <w:tcW w:type="dxa" w:w="5112"/>
+          </w:tcPr>
+          <w:p>
+            <w:r>
+              <w:t>A valid-looking count</w:t>
+            </w:r>
+          </w:p>
+        </w:tc>
+        <w:tc>
+          <w:tcPr>
+            <w:tcW w:type="dxa" w:w="5112"/>
+          </w:tcPr>
+          <w:p>
+            <w:r>
+              <w:t>Does not establish truthful measurements</w:t>
+            </w:r>
+          </w:p>
+        </w:tc>
+      </w:tr>
+      <w:tr>
+        <w:tc>
+          <w:tcPr>
+            <w:tcW w:type="dxa" w:w="5112"/>
+          </w:tcPr>
+          <w:p>
+            <w:r>
+              <w:t>A later authorization rule</w:t>
+            </w:r>
+          </w:p>
+        </w:tc>
+        <w:tc>
+          <w:tcPr>
+            <w:tcW w:type="dxa" w:w="5112"/>
+          </w:tcPr>
+          <w:p>
+            <w:r>
+              <w:t>Must still run after structure validation before any permitted operation</w:t>
+            </w:r>
+          </w:p>
+        </w:tc>
+      </w:tr>
+    </w:tbl>
+    <w:p>
+      <w:pPr>
+        <w:pStyle w:val="Heading2"/>
+      </w:pPr>
+      <w:r>
+        <w:t>Separate pictured sample schema and scope</w:t>
+      </w:r>
+    </w:p>
+    <w:p>
+      <w:pPr>
+        <w:spacing w:line="336" w:lineRule="auto" w:after="180"/>
+      </w:pPr>
+      <w:r>
+        <w:rPr>
+          <w:b w:val="0"/>
+        </w:rPr>
+        <w:t>A labelled sample record. A lab tool accepts a string sample_id and an integer count of at least zero.</w:t>
+      </w:r>
+    </w:p>
+    <w:p>
+      <w:pPr>
+        <w:spacing w:line="336" w:lineRule="auto" w:after="180"/>
+      </w:pPr>
+      <w:r>
+        <w:rPr>
+          <w:b w:val="0"/>
+        </w:rPr>
+        <w:t>A={sample_id:"jar -8",count:4}; B={sample_id:"jar -9",count:"4"}. No type conversion is allowed.</w:t>
+      </w:r>
+    </w:p>
+    <w:p>
+      <w:pPr>
+        <w:spacing w:line="336" w:lineRule="auto" w:after="180"/>
+      </w:pPr>
+      <w:r>
+        <w:rPr>
+          <w:b w:val="0"/>
+        </w:rPr>
+        <w:t>The main room schema uses room_id and requested_count. The picture is a separate lab-sample schema using sample_id and count, with no conversion allowed. A has sample_id "jar -8" and integer count 4; B has "jar -9" and string count "4". A satisfies the pictured structure/type rules; B fails the count type. Changing A’s count to −1 keeps the integer type but fails the nonnegative value rule.</w:t>
+      </w:r>
+    </w:p>
+    <w:p>
+      <w:pPr>
+        <w:spacing w:line="336" w:lineRule="auto" w:after="180"/>
+      </w:pPr>
+      <w:r>
+        <w:rPr>
+          <w:b w:val="0"/>
+        </w:rPr>
+        <w:t>A structurally valid count is not evidence that anyone counted the sample correctly.</w:t>
+      </w:r>
+    </w:p>
+    <w:p>
+      <w:pPr>
+        <w:pStyle w:val="Heading2"/>
+      </w:pPr>
+      <w:r>
+        <w:t>Picture trace and negative-count key</w:t>
+      </w:r>
+    </w:p>
+    <w:p>
+      <w:r>
+        <w:drawing>
+          <wp:inline xmlns:a="http://schemas.openxmlformats.org/drawingml/2006/main" xmlns:pic="http://schemas.openxmlformats.org/drawingml/2006/picture">
+            <wp:extent cx="5486400" cy="3182112"/>
+            <wp:docPr id="1" name="Picture 1" descr="Inspect A: The fields and integer count satisfy the contract. → Inspect B: The quoted count is a string, so B fails the type check. → Return status: Accept A; reject B before running the lab operation."/>
+            <wp:cNvGraphicFramePr>
+              <a:graphicFrameLocks noChangeAspect="1"/>
+            </wp:cNvGraphicFramePr>
+            <a:graphic>
+              <a:graphicData uri="http://schemas.openxmlformats.org/drawingml/2006/picture">
+                <pic:pic>
+                  <pic:nvPicPr>
+                    <pic:cNvPr id="0" name="academy-story-ai-6-3-02.png"/>
+                    <pic:cNvPicPr/>
+                  </pic:nvPicPr>
+                  <pic:blipFill>
+                    <a:blip r:embed="rId9"/>
+                    <a:stretch>
+                      <a:fillRect/>
+                    </a:stretch>
+                  </pic:blipFill>
+                  <pic:spPr>
+                    <a:xfrm>
+                      <a:off x="0" y="0"/>
+                      <a:ext cx="5486400" cy="3182112"/>
+                    </a:xfrm>
+                    <a:prstGeom prst="rect"/>
+                  </pic:spPr>
+                </pic:pic>
+              </a:graphicData>
+            </a:graphic>
+          </wp:inline>
+        </w:drawing>
+      </w:r>
+    </w:p>
+    <w:p>
+      <w:pPr>
+        <w:pStyle w:val="Heading3"/>
+      </w:pPr>
+      <w:r>
+        <w:t>Read the picture one step at a time</w:t>
+      </w:r>
+    </w:p>
+    <w:tbl>
+      <w:tblPr>
+        <w:tblStyle w:val="LightShading-Accent1"/>
+        <w:tblW w:type="auto" w:w="0"/>
+        <w:tblLook w:firstColumn="1" w:firstRow="1" w:lastColumn="0" w:lastRow="0" w:noHBand="0" w:noVBand="1" w:val="04A0"/>
+      </w:tblPr>
+      <w:tblGrid>
+        <w:gridCol w:w="5112"/>
+        <w:gridCol w:w="5112"/>
+      </w:tblGrid>
+      <w:tr>
+        <w:trPr>
+          <w:tblHeader/>
+        </w:trPr>
+        <w:tc>
+          <w:tcPr>
+            <w:tcW w:type="dxa" w:w="5112"/>
+          </w:tcPr>
+          <w:p>
+            <w:r>
+              <w:t>Step</w:t>
+            </w:r>
+          </w:p>
+        </w:tc>
+        <w:tc>
+          <w:tcPr>
+            <w:tcW w:type="dxa" w:w="5112"/>
+          </w:tcPr>
+          <w:p>
+            <w:r>
+              <w:t>What happens and why</w:t>
+            </w:r>
+          </w:p>
+        </w:tc>
+      </w:tr>
+      <w:tr>
+        <w:tc>
+          <w:tcPr>
+            <w:tcW w:type="dxa" w:w="5112"/>
+          </w:tcPr>
+          <w:p>
+            <w:r>
+              <w:t>1. Inspect A</w:t>
+            </w:r>
+          </w:p>
+        </w:tc>
+        <w:tc>
+          <w:tcPr>
+            <w:tcW w:type="dxa" w:w="5112"/>
+          </w:tcPr>
+          <w:p>
+            <w:r>
+              <w:t>The fields and integer count satisfy the contract.</w:t>
+            </w:r>
+          </w:p>
+        </w:tc>
+      </w:tr>
+      <w:tr>
+        <w:tc>
+          <w:tcPr>
+            <w:tcW w:type="dxa" w:w="5112"/>
+          </w:tcPr>
+          <w:p>
+            <w:r>
+              <w:t>2. Inspect B</w:t>
+            </w:r>
+          </w:p>
+        </w:tc>
+        <w:tc>
+          <w:tcPr>
+            <w:tcW w:type="dxa" w:w="5112"/>
+          </w:tcPr>
+          <w:p>
+            <w:r>
+              <w:t>The quoted count is a string, so B fails the type check.</w:t>
+            </w:r>
+          </w:p>
+        </w:tc>
+      </w:tr>
+      <w:tr>
+        <w:tc>
+          <w:tcPr>
+            <w:tcW w:type="dxa" w:w="5112"/>
+          </w:tcPr>
+          <w:p>
+            <w:r>
+              <w:t>3. Return status</w:t>
+            </w:r>
+          </w:p>
+        </w:tc>
+        <w:tc>
+          <w:tcPr>
+            <w:tcW w:type="dxa" w:w="5112"/>
+          </w:tcPr>
+          <w:p>
+            <w:r>
+              <w:t>Accept A; reject B before running the lab operation.</w:t>
+            </w:r>
+          </w:p>
+        </w:tc>
+      </w:tr>
+    </w:tbl>
+    <w:p>
+      <w:r>
+        <w:t>Match each pictured step to the supplied facts. This is a worked teaching case, not an independent assessment.</w:t>
+      </w:r>
+    </w:p>
+    <w:p>
+      <w:pPr>
+        <w:spacing w:line="336" w:lineRule="auto" w:after="180"/>
+      </w:pPr>
+      <w:r>
+        <w:rPr>
+          <w:b w:val="0"/>
+        </w:rPr>
+        <w:t xml:space="preserve">A </w:t>
+      </w:r>
+      <w:r>
+        <w:rPr>
+          <w:b/>
+        </w:rPr>
+        <w:t>schema</w:t>
+      </w:r>
+      <w:r>
+        <w:rPr>
+          <w:b w:val="0"/>
+        </w:rPr>
+        <w:t xml:space="preserve"> checks declared structure. Looking like a number is different from having the required numeric type.</w:t>
+      </w:r>
+    </w:p>
+    <w:p>
+      <w:pPr>
+        <w:spacing w:line="336" w:lineRule="auto" w:after="180"/>
+      </w:pPr>
+      <w:r>
+        <w:rPr>
+          <w:b w:val="0"/>
+        </w:rPr>
+        <w:t>Valid structure does not establish that the reported count is accurate.</w:t>
+      </w:r>
+    </w:p>
+    <w:p>
+      <w:pPr>
+        <w:spacing w:line="336" w:lineRule="auto" w:after="180"/>
+      </w:pPr>
+      <w:r>
+        <w:rPr>
+          <w:b w:val="0"/>
+        </w:rPr>
+        <w:t>Change: Change A count to -1.</w:t>
+      </w:r>
+    </w:p>
+    <w:p>
+      <w:pPr>
+        <w:spacing w:line="336" w:lineRule="auto" w:after="180"/>
+      </w:pPr>
+      <w:r>
+        <w:rPr>
+          <w:b/>
+        </w:rPr>
+        <w:t>Prediction</w:t>
+      </w:r>
+      <w:r>
+        <w:rPr>
+          <w:b w:val="0"/>
+        </w:rPr>
+        <w:t>: Reject A on the non-negative value rule.</w:t>
+      </w:r>
+    </w:p>
+    <w:p>
+      <w:pPr>
+        <w:spacing w:line="336" w:lineRule="auto" w:after="180"/>
+      </w:pPr>
+      <w:r>
+        <w:rPr>
+          <w:b w:val="0"/>
+        </w:rPr>
+        <w:t>Reason: The type is correct but the value is outside its accepted range.</w:t>
+      </w:r>
+    </w:p>
+    <w:p>
+      <w:pPr>
+        <w:pStyle w:val="Heading2"/>
+      </w:pPr>
+      <w:r>
+        <w:t>Reference: original optional lab · reference / check after trying</w:t>
+      </w:r>
+    </w:p>
+    <w:p>
+      <w:pPr>
+        <w:spacing w:line="336" w:lineRule="auto" w:after="180"/>
+      </w:pPr>
+      <w:r>
+        <w:rPr>
+          <w:b w:val="0"/>
+        </w:rPr>
+        <w:t xml:space="preserve">Optional local lab: predict the printed result before running this standalone Python 3 example. Change one relevant boundary </w:t>
+      </w:r>
+      <w:r>
+        <w:rPr>
+          <w:b/>
+        </w:rPr>
+        <w:t>input</w:t>
+      </w:r>
+      <w:r>
+        <w:rPr>
+          <w:b w:val="0"/>
+        </w:rPr>
+        <w:t>, record the outcome and state the contract or statistical assumptions.</w:t>
+      </w:r>
+    </w:p>
+    <w:p>
+      <w:pPr>
+        <w:spacing w:line="336" w:lineRule="auto" w:after="180"/>
+      </w:pPr>
+      <w:r>
+        <w:rPr>
+          <w:b w:val="0"/>
+        </w:rPr>
+        <w:t>The program uses fictional values and the Python standard library; it performs no external operations.</w:t>
+      </w:r>
+    </w:p>
+    <w:p>
+      <w:r>
+        <w:rPr>
+          <w:rFonts w:ascii="Courier New" w:hAnsi="Courier New"/>
+          <w:sz w:val="18"/>
+        </w:rPr>
+        <w:t>def nonnegative_integer(value):</w:t>
+        <w:br/>
+        <w:t xml:space="preserve">    return type(value) is int and value &gt;= 0</w:t>
+        <w:br/>
+        <w:br/>
+        <w:t>def validate_request(value):</w:t>
+        <w:br/>
+        <w:t xml:space="preserve">    if type(value) is not dict or set(value) != {'room_id', 'requested_count'}:</w:t>
+        <w:br/>
+        <w:t xml:space="preserve">        raise ValueError('request fields')</w:t>
+        <w:br/>
+        <w:t xml:space="preserve">    if type(value['room_id']) is not str or not value['room_id']:</w:t>
+        <w:br/>
+        <w:t xml:space="preserve">        raise ValueError('room ID')</w:t>
+        <w:br/>
+        <w:t xml:space="preserve">    if not nonnegative_integer(value['requested_count']):</w:t>
+        <w:br/>
+        <w:t xml:space="preserve">        raise ValueError('requested count')</w:t>
+        <w:br/>
+        <w:t xml:space="preserve">    return dict(value)</w:t>
+        <w:br/>
+        <w:br/>
+        <w:t>print(validate_request({"room_id": "A", "requested_count": 0}))</w:t>
+      </w:r>
+    </w:p>
+    <w:p>
+      <w:pPr>
+        <w:pStyle w:val="Heading2"/>
+      </w:pPr>
+      <w:r>
+        <w:t>Earlier wording, alternatives and picture transcripts · reference / check after trying</w:t>
+      </w:r>
+    </w:p>
+    <w:p>
+      <w:pPr>
+        <w:spacing w:line="336" w:lineRule="auto" w:after="180"/>
+      </w:pPr>
+      <w:r>
+        <w:rPr>
+          <w:b w:val="0"/>
+        </w:rPr>
+        <w:t>Begin by writing the question the procedure is intended to answer. Identify the information already supplied, the information it will produce and the information still missing.</w:t>
+      </w:r>
+    </w:p>
+    <w:p>
+      <w:pPr>
+        <w:spacing w:line="336" w:lineRule="auto" w:after="180"/>
+      </w:pPr>
+      <w:r>
+        <w:rPr>
+          <w:b w:val="0"/>
+        </w:rPr>
+        <w:t>These are constructed classroom examples; they do not require live accounts, private records or an external service. Do not treat a plausible explanation as a measured outcome.</w:t>
       </w:r>
     </w:p>
     <w:p>
@@ -846,99 +2097,30 @@
         <w:pStyle w:val="Heading3"/>
       </w:pPr>
       <w:r>
-        <w:t>Typed contracts and schemas — evidence trace</w:t>
-      </w:r>
-    </w:p>
-    <w:tbl>
-      <w:tblPr>
-        <w:tblStyle w:val="LightShading-Accent1"/>
-        <w:tblW w:type="auto" w:w="0"/>
-        <w:tblLook w:firstColumn="1" w:firstRow="1" w:lastColumn="0" w:lastRow="0" w:noHBand="0" w:noVBand="1" w:val="04A0"/>
-      </w:tblPr>
-      <w:tblGrid>
-        <w:gridCol w:w="3408"/>
-        <w:gridCol w:w="3408"/>
-        <w:gridCol w:w="3408"/>
-      </w:tblGrid>
-      <w:tr>
-        <w:trPr>
-          <w:tblHeader/>
-        </w:trPr>
-        <w:tc>
-          <w:tcPr>
-            <w:tcW w:type="dxa" w:w="3408"/>
-          </w:tcPr>
-          <w:p>
-            <w:r>
-              <w:t>Input and scope</w:t>
-            </w:r>
-          </w:p>
-        </w:tc>
-        <w:tc>
-          <w:tcPr>
-            <w:tcW w:type="dxa" w:w="3408"/>
-          </w:tcPr>
-          <w:p>
-            <w:r>
-              <w:t>Check or calculation</w:t>
-            </w:r>
-          </w:p>
-        </w:tc>
-        <w:tc>
-          <w:tcPr>
-            <w:tcW w:type="dxa" w:w="3408"/>
-          </w:tcPr>
-          <w:p>
-            <w:r>
-              <w:t>Conclusion and limit</w:t>
-            </w:r>
-          </w:p>
-        </w:tc>
-      </w:tr>
-      <w:tr>
-        <w:tc>
-          <w:tcPr>
-            <w:tcW w:type="dxa" w:w="3408"/>
-          </w:tcPr>
-          <w:p>
-            <w:r>
-              <w:t>Input room_id=B, requested_count=true passes a naive isinstance(value, int) check in Python.</w:t>
-            </w:r>
-          </w:p>
-        </w:tc>
-        <w:tc>
-          <w:tcPr>
-            <w:tcW w:type="dxa" w:w="3408"/>
-          </w:tcPr>
-          <w:p>
-            <w:r>
-              <w:t>Accept exactly room_id as a nonempty string and requested_count as a nonnegative integer excluding bool. Reject extra fields, missing fields and wrong types before processing.</w:t>
-            </w:r>
-          </w:p>
-        </w:tc>
-        <w:tc>
-          <w:tcPr>
-            <w:tcW w:type="dxa" w:w="3408"/>
-          </w:tcPr>
-          <w:p>
-            <w:r>
-              <w:t>Boolean is an int subclass in Python but excluded by this contract; use type(value) is int and validate nonnegative range.</w:t>
-            </w:r>
-          </w:p>
-        </w:tc>
-      </w:tr>
-    </w:tbl>
-    <w:p>
-      <w:r>
-        <w:t>The figure connects this chapter's worked input, declared procedure and result. Read the complete worked reasoning for qualifiers and intermediate steps; the abbreviated labels do not replace that reasoning.</w:t>
+        <w:t>Model the reasoning aloud</w:t>
       </w:r>
     </w:p>
     <w:p>
       <w:pPr>
-        <w:pStyle w:val="Heading3"/>
-      </w:pPr>
-      <w:r>
-        <w:t>Explain Typed contracts and schemas · 3</w:t>
+        <w:spacing w:line="336" w:lineRule="auto" w:after="180"/>
+      </w:pPr>
+      <w:r>
+        <w:rPr>
+          <w:b w:val="0"/>
+        </w:rPr>
+        <w:t xml:space="preserve">Use the complete worked example below before asking learners to complete W2. Reveal a small part, invite a </w:t>
+      </w:r>
+      <w:r>
+        <w:rPr>
+          <w:b/>
+        </w:rPr>
+        <w:t>prediction</w:t>
+      </w:r>
+      <w:r>
+        <w:rPr>
+          <w:b w:val="0"/>
+        </w:rPr>
+        <w:t>, then explain the deciding step.</w:t>
       </w:r>
     </w:p>
     <w:p>
@@ -949,286 +2131,7 @@
         <w:rPr>
           <w:b w:val="0"/>
         </w:rPr>
-        <w:t>Guided: Boolean is an int subclass in Python but excluded by this contract; use type(value) is int and validate nonnegative range.</w:t>
-      </w:r>
-    </w:p>
-    <w:p>
-      <w:pPr>
-        <w:spacing w:line="336" w:lineRule="auto" w:after="180"/>
-      </w:pPr>
-      <w:r>
-        <w:rPr>
-          <w:b w:val="0"/>
-        </w:rPr>
-        <w:t xml:space="preserve">Qualification: </w:t>
-      </w:r>
-      <w:r>
-        <w:rPr>
-          <w:b/>
-        </w:rPr>
-        <w:t>Schema</w:t>
-      </w:r>
-      <w:r>
-        <w:rPr>
-          <w:b w:val="0"/>
-        </w:rPr>
-        <w:t xml:space="preserve">-valid </w:t>
-      </w:r>
-      <w:r>
-        <w:rPr>
-          <w:b/>
-        </w:rPr>
-        <w:t>input</w:t>
-      </w:r>
-      <w:r>
-        <w:rPr>
-          <w:b w:val="0"/>
-        </w:rPr>
-        <w:t xml:space="preserve"> can still be unauthorised or semantically unsuitable; subsequent checks remain necessary.</w:t>
-      </w:r>
-    </w:p>
-    <w:p>
-      <w:pPr>
-        <w:spacing w:line="336" w:lineRule="auto" w:after="180"/>
-      </w:pPr>
-      <w:r>
-        <w:rPr>
-          <w:b w:val="0"/>
-        </w:rPr>
-        <w:t xml:space="preserve">Exit: accept a concrete variation with its predicted outcome and a stated condition that would challenge the </w:t>
-      </w:r>
-      <w:r>
-        <w:rPr>
-          <w:b/>
-        </w:rPr>
-        <w:t>mechanism</w:t>
-      </w:r>
-      <w:r>
-        <w:rPr>
-          <w:b w:val="0"/>
-        </w:rPr>
-        <w:t xml:space="preserve">; reject a claim resting on unmeasured </w:t>
-      </w:r>
-      <w:r>
-        <w:rPr>
-          <w:b/>
-        </w:rPr>
-        <w:t>evidence</w:t>
-      </w:r>
-      <w:r>
-        <w:rPr>
-          <w:b w:val="0"/>
-        </w:rPr>
-        <w:t>.</w:t>
-      </w:r>
-    </w:p>
-    <w:p>
-      <w:pPr>
-        <w:pStyle w:val="Heading3"/>
-      </w:pPr>
-      <w:r>
-        <w:t>Model the reasoning aloud</w:t>
-      </w:r>
-    </w:p>
-    <w:p>
-      <w:pPr>
-        <w:spacing w:line="336" w:lineRule="auto" w:after="180"/>
-      </w:pPr>
-      <w:r>
-        <w:rPr>
-          <w:b w:val="0"/>
-        </w:rPr>
-        <w:t xml:space="preserve">Use the complete worked example below before asking learners to complete W2. Reveal a small part, invite a </w:t>
-      </w:r>
-      <w:r>
-        <w:rPr>
-          <w:b/>
-        </w:rPr>
-        <w:t>prediction</w:t>
-      </w:r>
-      <w:r>
-        <w:rPr>
-          <w:b w:val="0"/>
-        </w:rPr>
-        <w:t>, then explain the deciding step.</w:t>
-      </w:r>
-    </w:p>
-    <w:p>
-      <w:pPr>
-        <w:spacing w:line="336" w:lineRule="auto" w:after="180"/>
-      </w:pPr>
-      <w:r>
-        <w:rPr>
-          <w:b w:val="0"/>
-        </w:rPr>
         <w:t>These teacher notes contain solutions; do not reveal the independent case answer during modelling.</w:t>
-      </w:r>
-    </w:p>
-    <w:p>
-      <w:pPr>
-        <w:spacing w:line="336" w:lineRule="auto" w:after="180"/>
-      </w:pPr>
-      <w:r>
-        <w:rPr>
-          <w:b/>
-        </w:rPr>
-        <w:t>Input</w:t>
-      </w:r>
-      <w:r>
-        <w:rPr>
-          <w:b w:val="0"/>
-        </w:rPr>
-        <w:t xml:space="preserve"> room_id=B, requested_count=true passes a naive isinstance(value, int) check in Python.</w:t>
-      </w:r>
-    </w:p>
-    <w:p>
-      <w:pPr>
-        <w:spacing w:line="336" w:lineRule="auto" w:after="180"/>
-      </w:pPr>
-      <w:r>
-        <w:rPr>
-          <w:b w:val="0"/>
-        </w:rPr>
-        <w:t>Boolean is an int subclass in Python but excluded by this contract; use type(value) is int and validate nonnegative range.</w:t>
-      </w:r>
-    </w:p>
-    <w:p>
-      <w:pPr>
-        <w:pStyle w:val="Heading3"/>
-      </w:pPr>
-      <w:r>
-        <w:t>Model the reasoning aloud · 4</w:t>
-      </w:r>
-    </w:p>
-    <w:p>
-      <w:pPr>
-        <w:spacing w:line="336" w:lineRule="auto" w:after="180"/>
-      </w:pPr>
-      <w:r>
-        <w:rPr>
-          <w:b w:val="0"/>
-        </w:rPr>
-        <w:t xml:space="preserve">Compare the intermediate </w:t>
-      </w:r>
-      <w:r>
-        <w:rPr>
-          <w:b/>
-        </w:rPr>
-        <w:t>evidence</w:t>
-      </w:r>
-      <w:r>
-        <w:rPr>
-          <w:b w:val="0"/>
-        </w:rPr>
-        <w:t xml:space="preserve"> with the final statement. Explain why each number or decision follows from the stated </w:t>
-      </w:r>
-      <w:r>
-        <w:rPr>
-          <w:b/>
-        </w:rPr>
-        <w:t>input</w:t>
-      </w:r>
-      <w:r>
-        <w:rPr>
-          <w:b w:val="0"/>
-        </w:rPr>
-        <w:t>s.</w:t>
-      </w:r>
-    </w:p>
-    <w:p>
-      <w:pPr>
-        <w:spacing w:line="336" w:lineRule="auto" w:after="180"/>
-      </w:pPr>
-      <w:r>
-        <w:rPr>
-          <w:b w:val="0"/>
-        </w:rPr>
-        <w:t xml:space="preserve">The conclusion belongs to this scenario and procedure; changing the </w:t>
-      </w:r>
-      <w:r>
-        <w:rPr>
-          <w:b/>
-        </w:rPr>
-        <w:t>input</w:t>
-      </w:r>
-      <w:r>
-        <w:rPr>
-          <w:b w:val="0"/>
-        </w:rPr>
-        <w:t>s, evaluation population or authority can change what it establishes. Retain the raw record so a later revision can be compared honestly.</w:t>
-      </w:r>
-    </w:p>
-    <w:p>
-      <w:pPr>
-        <w:pStyle w:val="Heading3"/>
-      </w:pPr>
-      <w:r>
-        <w:t>Model the reasoning aloud · 5</w:t>
-      </w:r>
-    </w:p>
-    <w:p>
-      <w:pPr>
-        <w:spacing w:line="336" w:lineRule="auto" w:after="180"/>
-      </w:pPr>
-      <w:r>
-        <w:rPr>
-          <w:b w:val="0"/>
-        </w:rPr>
-        <w:t xml:space="preserve">Optional local lab: predict the printed result before running this standalone Python 3 example. Change one relevant boundary </w:t>
-      </w:r>
-      <w:r>
-        <w:rPr>
-          <w:b/>
-        </w:rPr>
-        <w:t>input</w:t>
-      </w:r>
-      <w:r>
-        <w:rPr>
-          <w:b w:val="0"/>
-        </w:rPr>
-        <w:t>, record the outcome and state the contract or statistical assumptions.</w:t>
-      </w:r>
-    </w:p>
-    <w:p>
-      <w:pPr>
-        <w:spacing w:line="336" w:lineRule="auto" w:after="180"/>
-      </w:pPr>
-      <w:r>
-        <w:rPr>
-          <w:b w:val="0"/>
-        </w:rPr>
-        <w:t>The program uses fictional values and the Python standard library; it performs no external operations.</w:t>
-      </w:r>
-    </w:p>
-    <w:p>
-      <w:r>
-        <w:rPr>
-          <w:rFonts w:ascii="Courier New" w:hAnsi="Courier New"/>
-          <w:sz w:val="18"/>
-        </w:rPr>
-        <w:t>def nonnegative_integer(value):</w:t>
-        <w:br/>
-        <w:t xml:space="preserve">    return type(value) is int and value &gt;= 0</w:t>
-        <w:br/>
-        <w:br/>
-        <w:t>def validate_request(value):</w:t>
-        <w:br/>
-        <w:t xml:space="preserve">    if type(value) is not dict or set(value) != {'room_id', 'requested_count'}:</w:t>
-        <w:br/>
-        <w:t xml:space="preserve">        raise ValueError('request fields')</w:t>
-        <w:br/>
-        <w:t xml:space="preserve">    if type(value['room_id']) is not str or not value['room_id']:</w:t>
-        <w:br/>
-        <w:t xml:space="preserve">        raise ValueError('room ID')</w:t>
-        <w:br/>
-        <w:t xml:space="preserve">    if not nonnegative_integer(value['requested_count']):</w:t>
-        <w:br/>
-        <w:t xml:space="preserve">        raise ValueError('requested count')</w:t>
-        <w:br/>
-        <w:t xml:space="preserve">    return dict(value)</w:t>
-        <w:br/>
-        <w:br/>
-        <w:t>print(validate_request({"room_id": "A", "requested_count": 0}))</w:t>
       </w:r>
     </w:p>
     <w:tbl>
@@ -1354,41 +2257,10 @@
     </w:p>
     <w:p>
       <w:pPr>
-        <w:spacing w:line="336" w:lineRule="auto" w:after="180"/>
-      </w:pPr>
-      <w:r>
-        <w:rPr>
-          <w:b w:val="0"/>
-        </w:rPr>
-        <w:t>A labelled sample record. A lab tool accepts a string sample_id and an integer count of at least zero.</w:t>
-      </w:r>
-    </w:p>
-    <w:p>
-      <w:pPr>
         <w:pStyle w:val="Heading3"/>
       </w:pPr>
       <w:r>
         <w:t>The facts we will use</w:t>
-      </w:r>
-    </w:p>
-    <w:p>
-      <w:pPr>
-        <w:pStyle w:val="Heading3"/>
-      </w:pPr>
-      <w:r>
-        <w:t>Supplied facts</w:t>
-      </w:r>
-    </w:p>
-    <w:p>
-      <w:pPr>
-        <w:spacing w:line="336" w:lineRule="auto" w:after="180"/>
-        <w:shd w:fill="F1F6FC"/>
-      </w:pPr>
-      <w:r>
-        <w:rPr>
-          <w:b w:val="0"/>
-        </w:rPr>
-        <w:t>A={sample_id:"jar -8",count:4}; B={sample_id:"jar -9",count:"4"}. No type conversion is allowed.</w:t>
       </w:r>
     </w:p>
     <w:p>
@@ -1396,7 +2268,7 @@
         <w:drawing>
           <wp:inline xmlns:a="http://schemas.openxmlformats.org/drawingml/2006/main" xmlns:pic="http://schemas.openxmlformats.org/drawingml/2006/picture">
             <wp:extent cx="5486400" cy="5145314"/>
-            <wp:docPr id="1" name="Picture 1" descr="Typed contracts and schemas. Inspect A: The fields and integer count satisfy the contract.. Inspect B: The quoted count is a string, so B fails the type check.. Return status: Accept A; reject B before running the lab operation."/>
+            <wp:docPr id="2" name="Picture 2" descr="Typed contracts and schemas. Inspect A: The fields and integer count satisfy the contract.. Inspect B: The quoted count is a string, so B fails the type check.. Return status: Accept A; reject B before running the lab operation."/>
             <wp:cNvGraphicFramePr>
               <a:graphicFrameLocks noChangeAspect="1"/>
             </wp:cNvGraphicFramePr>
@@ -1408,7 +2280,7 @@
                     <pic:cNvPicPr/>
                   </pic:nvPicPr>
                   <pic:blipFill>
-                    <a:blip r:embed="rId9"/>
+                    <a:blip r:embed="rId10"/>
                     <a:stretch>
                       <a:fillRect/>
                     </a:stretch>
@@ -1432,114 +2304,7 @@
         <w:pStyle w:val="Heading3"/>
       </w:pPr>
       <w:r>
-        <w:t>Read the picture one step at a time</w:t>
-      </w:r>
-    </w:p>
-    <w:tbl>
-      <w:tblPr>
-        <w:tblStyle w:val="LightShading-Accent1"/>
-        <w:tblW w:type="auto" w:w="0"/>
-        <w:tblLook w:firstColumn="1" w:firstRow="1" w:lastColumn="0" w:lastRow="0" w:noHBand="0" w:noVBand="1" w:val="04A0"/>
-      </w:tblPr>
-      <w:tblGrid>
-        <w:gridCol w:w="5112"/>
-        <w:gridCol w:w="5112"/>
-      </w:tblGrid>
-      <w:tr>
-        <w:trPr>
-          <w:tblHeader/>
-        </w:trPr>
-        <w:tc>
-          <w:tcPr>
-            <w:tcW w:type="dxa" w:w="5112"/>
-          </w:tcPr>
-          <w:p>
-            <w:r>
-              <w:t>Step</w:t>
-            </w:r>
-          </w:p>
-        </w:tc>
-        <w:tc>
-          <w:tcPr>
-            <w:tcW w:type="dxa" w:w="5112"/>
-          </w:tcPr>
-          <w:p>
-            <w:r>
-              <w:t>What happens and why</w:t>
-            </w:r>
-          </w:p>
-        </w:tc>
-      </w:tr>
-      <w:tr>
-        <w:tc>
-          <w:tcPr>
-            <w:tcW w:type="dxa" w:w="5112"/>
-          </w:tcPr>
-          <w:p>
-            <w:r>
-              <w:t>1. Inspect A</w:t>
-            </w:r>
-          </w:p>
-        </w:tc>
-        <w:tc>
-          <w:tcPr>
-            <w:tcW w:type="dxa" w:w="5112"/>
-          </w:tcPr>
-          <w:p>
-            <w:r>
-              <w:t>The fields and integer count satisfy the contract.</w:t>
-            </w:r>
-          </w:p>
-        </w:tc>
-      </w:tr>
-      <w:tr>
-        <w:tc>
-          <w:tcPr>
-            <w:tcW w:type="dxa" w:w="5112"/>
-          </w:tcPr>
-          <w:p>
-            <w:r>
-              <w:t>2. Inspect B</w:t>
-            </w:r>
-          </w:p>
-        </w:tc>
-        <w:tc>
-          <w:tcPr>
-            <w:tcW w:type="dxa" w:w="5112"/>
-          </w:tcPr>
-          <w:p>
-            <w:r>
-              <w:t>The quoted count is a string, so B fails the type check.</w:t>
-            </w:r>
-          </w:p>
-        </w:tc>
-      </w:tr>
-      <w:tr>
-        <w:tc>
-          <w:tcPr>
-            <w:tcW w:type="dxa" w:w="5112"/>
-          </w:tcPr>
-          <w:p>
-            <w:r>
-              <w:t>3. Return status</w:t>
-            </w:r>
-          </w:p>
-        </w:tc>
-        <w:tc>
-          <w:tcPr>
-            <w:tcW w:type="dxa" w:w="5112"/>
-          </w:tcPr>
-          <w:p>
-            <w:r>
-              <w:t>Accept A; reject B before running the lab operation.</w:t>
-            </w:r>
-          </w:p>
-        </w:tc>
-      </w:tr>
-    </w:tbl>
-    <w:p>
-      <w:r>
-        <w:t>Match each pictured step to the supplied facts. This is a worked teaching case, not an independent assessment.</w:t>
+        <w:t>Why this result follows</w:t>
       </w:r>
     </w:p>
     <w:p>
@@ -1547,7 +2312,7 @@
         <w:pStyle w:val="Heading3"/>
       </w:pPr>
       <w:r>
-        <w:t>Why this result follows</w:t>
+        <w:t>What this example does not establish</w:t>
       </w:r>
     </w:p>
     <w:p>
@@ -1555,149 +2320,192 @@
         <w:pStyle w:val="Heading3"/>
       </w:pPr>
       <w:r>
-        <w:t>Why the result follows</w:t>
+        <w:t>Change one thing in the pictured case</w:t>
       </w:r>
     </w:p>
     <w:p>
       <w:pPr>
-        <w:spacing w:line="336" w:lineRule="auto" w:after="180"/>
-        <w:shd w:fill="F1F6FC"/>
-      </w:pPr>
-      <w:r>
-        <w:rPr>
-          <w:b w:val="0"/>
-        </w:rPr>
-        <w:t xml:space="preserve">A </w:t>
-      </w:r>
-      <w:r>
-        <w:rPr>
-          <w:b/>
-        </w:rPr>
-        <w:t>schema</w:t>
-      </w:r>
-      <w:r>
-        <w:rPr>
-          <w:b w:val="0"/>
-        </w:rPr>
-        <w:t xml:space="preserve"> checks declared structure. Looking like a number is different from having the required numeric type.</w:t>
+        <w:pStyle w:val="Heading3"/>
+      </w:pPr>
+      <w:r>
+        <w:t>Ask while showing the picture</w:t>
       </w:r>
     </w:p>
     <w:p>
       <w:pPr>
-        <w:pStyle w:val="Heading3"/>
-      </w:pPr>
-      <w:r>
-        <w:t>What this example does not establish</w:t>
+        <w:spacing w:line="336" w:lineRule="auto" w:after="180"/>
+      </w:pPr>
+      <w:r>
+        <w:rPr>
+          <w:b w:val="0"/>
+        </w:rPr>
+        <w:t xml:space="preserve">Cover the result. Ask learners to name the </w:t>
+      </w:r>
+      <w:r>
+        <w:rPr>
+          <w:b/>
+        </w:rPr>
+        <w:t>input</w:t>
+      </w:r>
+      <w:r>
+        <w:rPr>
+          <w:b w:val="0"/>
+        </w:rPr>
+        <w:t xml:space="preserve">s and predict the next step. Uncover one step, connect the icon to the actual procedure, and explain its </w:t>
+      </w:r>
+      <w:r>
+        <w:rPr>
+          <w:b/>
+        </w:rPr>
+        <w:t>evidence</w:t>
+      </w:r>
+      <w:r>
+        <w:rPr>
+          <w:b w:val="0"/>
+        </w:rPr>
+        <w:t>. Then change the supplied condition and compare.</w:t>
       </w:r>
     </w:p>
     <w:p>
       <w:pPr>
-        <w:pStyle w:val="Heading3"/>
-      </w:pPr>
-      <w:r>
-        <w:t>Keep the stated limit</w:t>
+        <w:spacing w:line="336" w:lineRule="auto" w:after="180"/>
+      </w:pPr>
+      <w:r>
+        <w:rPr>
+          <w:b w:val="0"/>
+        </w:rPr>
+        <w:t>The picture is a representation; it does not document execution of a real AI model.</w:t>
       </w:r>
     </w:p>
     <w:p>
       <w:pPr>
-        <w:spacing w:line="336" w:lineRule="auto" w:after="180"/>
-        <w:shd w:fill="FFF5E6"/>
-      </w:pPr>
-      <w:r>
-        <w:rPr>
-          <w:b w:val="0"/>
-        </w:rPr>
-        <w:t>Valid structure does not establish that the reported count is accurate.</w:t>
+        <w:pStyle w:val="Heading1"/>
+      </w:pPr>
+      <w:r>
+        <w:t>03. Model a step,then remove help</w:t>
       </w:r>
     </w:p>
     <w:p>
-      <w:pPr>
-        <w:pStyle w:val="Heading3"/>
-      </w:pPr>
-      <w:r>
-        <w:t>Change one thing in the pictured case</w:t>
+      <w:r>
+        <w:t>Collect each learner’s reasoning before showing a key.</w:t>
       </w:r>
     </w:p>
     <w:p>
       <w:pPr>
-        <w:pStyle w:val="Heading3"/>
-      </w:pPr>
-      <w:r>
-        <w:t>Change one thing</w:t>
+        <w:pStyle w:val="Heading2"/>
+      </w:pPr>
+      <w:r>
+        <w:t>Current completion task and checked reasoning</w:t>
       </w:r>
     </w:p>
     <w:p>
       <w:pPr>
         <w:spacing w:line="336" w:lineRule="auto" w:after="180"/>
-        <w:shd w:fill="F5F1FB"/>
       </w:pPr>
       <w:r>
         <w:rPr>
           <w:b w:val="0"/>
         </w:rPr>
-        <w:t>Change: Change A count to -1.</w:t>
+        <w:t xml:space="preserve">Completion task: </w:t>
+      </w:r>
+      <w:r>
+        <w:rPr>
+          <w:b/>
+        </w:rPr>
+        <w:t>Input</w:t>
+      </w:r>
+      <w:r>
+        <w:rPr>
+          <w:b w:val="0"/>
+        </w:rPr>
+        <w:t xml:space="preserve"> room_id=B, requested_count=true passes a naive isinstance(value, int) check in Python. Show the intermediate steps and give the conclusion with its scope.</w:t>
       </w:r>
     </w:p>
     <w:p>
       <w:pPr>
-        <w:pStyle w:val="Heading3"/>
-      </w:pPr>
-      <w:r>
-        <w:t>Predicted result</w:t>
+        <w:spacing w:line="336" w:lineRule="auto" w:after="180"/>
+      </w:pPr>
+      <w:r>
+        <w:rPr>
+          <w:b w:val="0"/>
+        </w:rPr>
+        <w:t>Teacher check: Teacher explanation: Boolean is an int subclass in Python but excluded by this contract; use type(value) is int and validate nonnegative range.</w:t>
       </w:r>
     </w:p>
     <w:p>
       <w:pPr>
         <w:spacing w:line="336" w:lineRule="auto" w:after="180"/>
-        <w:shd w:fill="F1F6FC"/>
-      </w:pPr>
+      </w:pPr>
+      <w:r>
+        <w:rPr>
+          <w:b w:val="0"/>
+        </w:rPr>
+        <w:t xml:space="preserve">Start by identifying the given </w:t>
+      </w:r>
       <w:r>
         <w:rPr>
           <w:b/>
         </w:rPr>
-        <w:t>Prediction</w:t>
+        <w:t>input</w:t>
       </w:r>
       <w:r>
         <w:rPr>
           <w:b w:val="0"/>
         </w:rPr>
-        <w:t>: Reject A on the non-negative value rule.</w:t>
+        <w:t>s together. Leave the intermediate steps blank. If needed, model one step, then withdraw that help on the next step. Move to a full trace only when the partial trace is understood.</w:t>
       </w:r>
     </w:p>
     <w:p>
       <w:pPr>
-        <w:pStyle w:val="Heading3"/>
-      </w:pPr>
-      <w:r>
-        <w:t>Why the result follows</w:t>
+        <w:spacing w:line="336" w:lineRule="auto" w:after="180"/>
+      </w:pPr>
+      <w:r>
+        <w:rPr>
+          <w:b w:val="0"/>
+        </w:rPr>
+        <w:t>For partners, alternate explainer and checker; collect a response from every learner before discussion.</w:t>
       </w:r>
     </w:p>
     <w:p>
       <w:pPr>
-        <w:spacing w:line="336" w:lineRule="auto" w:after="180"/>
-        <w:shd w:fill="F1F6FC"/>
-      </w:pPr>
-      <w:r>
-        <w:rPr>
-          <w:b w:val="0"/>
-        </w:rPr>
-        <w:t>Reason: The type is correct but the value is outside its accepted range.</w:t>
+        <w:pStyle w:val="Heading2"/>
+      </w:pPr>
+      <w:r>
+        <w:t>Individual misconception check</w:t>
       </w:r>
     </w:p>
     <w:p>
       <w:pPr>
-        <w:pStyle w:val="Heading3"/>
-      </w:pPr>
-      <w:r>
-        <w:t>Ask while showing the picture</w:t>
+        <w:spacing w:line="336" w:lineRule="auto" w:after="180"/>
+      </w:pPr>
+      <w:r>
+        <w:rPr>
+          <w:b w:val="0"/>
+        </w:rPr>
+        <w:t xml:space="preserve">Use the worked case for Typed contracts and </w:t>
+      </w:r>
+      <w:r>
+        <w:rPr>
+          <w:b/>
+        </w:rPr>
+        <w:t>schema</w:t>
+      </w:r>
+      <w:r>
+        <w:rPr>
+          <w:b w:val="0"/>
+        </w:rPr>
+        <w:t>s. Proposed explanation: “The worked result establishes every future case”. Decide whether this explanation is supported.</w:t>
       </w:r>
     </w:p>
     <w:p>
       <w:pPr>
-        <w:pStyle w:val="Heading3"/>
-      </w:pPr>
-      <w:r>
-        <w:t>Ask while showing the picture · 6</w:t>
+        <w:spacing w:line="336" w:lineRule="auto" w:after="180"/>
+      </w:pPr>
+      <w:r>
+        <w:rPr>
+          <w:b w:val="0"/>
+        </w:rPr>
+        <w:t>Point to the step or supplied fact that decides; explain your repair if needed.</w:t>
       </w:r>
     </w:p>
     <w:p>
@@ -1708,31 +2516,31 @@
         <w:rPr>
           <w:b w:val="0"/>
         </w:rPr>
-        <w:t xml:space="preserve">Cover the result. Ask learners to name the </w:t>
+        <w:t xml:space="preserve">Expected correction: </w:t>
       </w:r>
       <w:r>
         <w:rPr>
           <w:b/>
         </w:rPr>
+        <w:t>Schema</w:t>
+      </w:r>
+      <w:r>
+        <w:rPr>
+          <w:b w:val="0"/>
+        </w:rPr>
+        <w:t xml:space="preserve">-valid </w:t>
+      </w:r>
+      <w:r>
+        <w:rPr>
+          <w:b/>
+        </w:rPr>
         <w:t>input</w:t>
       </w:r>
       <w:r>
         <w:rPr>
           <w:b w:val="0"/>
         </w:rPr>
-        <w:t xml:space="preserve">s and predict the next step. Uncover one step, connect the icon to the actual procedure, and explain its </w:t>
-      </w:r>
-      <w:r>
-        <w:rPr>
-          <w:b/>
-        </w:rPr>
-        <w:t>evidence</w:t>
-      </w:r>
-      <w:r>
-        <w:rPr>
-          <w:b w:val="0"/>
-        </w:rPr>
-        <w:t>. Then change the supplied condition and compare.</w:t>
+        <w:t xml:space="preserve"> can still be unauthorised or semantically unsuitable; subsequent checks remain necessary.</w:t>
       </w:r>
     </w:p>
     <w:p>
@@ -1743,20 +2551,190 @@
         <w:rPr>
           <w:b w:val="0"/>
         </w:rPr>
-        <w:t>The picture is a representation; it does not document execution of a real AI model.</w:t>
+        <w:t>Collect explanations, not only yes/no votes. If a misunderstanding is common, re-model the relevant step for the class.</w:t>
       </w:r>
     </w:p>
     <w:p>
       <w:pPr>
-        <w:pStyle w:val="Heading1"/>
-      </w:pPr>
-      <w:r>
-        <w:t>03. Demonstrate and guide practice</w:t>
+        <w:spacing w:line="336" w:lineRule="auto" w:after="180"/>
+      </w:pPr>
+      <w:r>
+        <w:rPr>
+          <w:b w:val="0"/>
+        </w:rPr>
+        <w:t>If it affects a few learners, give a short targeted group explanation while others solve a more demanding variation.</w:t>
       </w:r>
     </w:p>
     <w:p>
-      <w:r>
-        <w:t>Demonstrate Typed contracts and schemas, reduce support deliberately and check individual reasoning before discussing answers.</w:t>
+      <w:pPr>
+        <w:pStyle w:val="Heading2"/>
+      </w:pPr>
+      <w:r>
+        <w:t>Pictured reasoning and changed case</w:t>
+      </w:r>
+    </w:p>
+    <w:p>
+      <w:pPr>
+        <w:spacing w:line="336" w:lineRule="auto" w:after="180"/>
+      </w:pPr>
+      <w:r>
+        <w:rPr>
+          <w:b w:val="0"/>
+        </w:rPr>
+        <w:t>Compare A’s count 4 with B’s count "4". Which record passes, which gate rejects B, and why does changing A’s count to -1 create a different failure?</w:t>
+      </w:r>
+    </w:p>
+    <w:p>
+      <w:pPr>
+        <w:spacing w:line="336" w:lineRule="auto" w:after="180"/>
+      </w:pPr>
+      <w:r>
+        <w:rPr>
+          <w:b w:val="0"/>
+        </w:rPr>
+        <w:t>The fields and integer count satisfy the contract. The quoted count is a string, so B fails the type check. Accept A; reject B before running the lab operation. Changed case: Reject A on the non-negative value rule.</w:t>
+      </w:r>
+    </w:p>
+    <w:p>
+      <w:pPr>
+        <w:spacing w:line="336" w:lineRule="auto" w:after="180"/>
+      </w:pPr>
+      <w:r>
+        <w:rPr>
+          <w:b w:val="0"/>
+        </w:rPr>
+        <w:t>The type is correct but the value is outside its accepted range.</w:t>
+      </w:r>
+    </w:p>
+    <w:p>
+      <w:pPr>
+        <w:spacing w:line="336" w:lineRule="auto" w:after="180"/>
+      </w:pPr>
+      <w:r>
+        <w:rPr>
+          <w:b w:val="0"/>
+        </w:rPr>
+        <w:t>Changed-case reasoning: Reject A on the non-negative value rule. The type is correct but the value is outside its accepted range.</w:t>
+      </w:r>
+    </w:p>
+    <w:p>
+      <w:pPr>
+        <w:spacing w:line="336" w:lineRule="auto" w:after="180"/>
+      </w:pPr>
+      <w:r>
+        <w:rPr>
+          <w:b w:val="0"/>
+        </w:rPr>
+        <w:t xml:space="preserve">Collect each learner’s explanation before discussion. Use the first missing connection between </w:t>
+      </w:r>
+      <w:r>
+        <w:rPr>
+          <w:b/>
+        </w:rPr>
+        <w:t>input</w:t>
+      </w:r>
+      <w:r>
+        <w:rPr>
+          <w:b w:val="0"/>
+        </w:rPr>
+        <w:t xml:space="preserve">, deciding step and result to choose support. This question is worked-case practice, not fresh mastery </w:t>
+      </w:r>
+      <w:r>
+        <w:rPr>
+          <w:b/>
+        </w:rPr>
+        <w:t>evidence</w:t>
+      </w:r>
+      <w:r>
+        <w:rPr>
+          <w:b w:val="0"/>
+        </w:rPr>
+        <w:t>.</w:t>
+      </w:r>
+    </w:p>
+    <w:p>
+      <w:pPr>
+        <w:pStyle w:val="Heading2"/>
+      </w:pPr>
+      <w:r>
+        <w:t>Accessible support and extension</w:t>
+      </w:r>
+    </w:p>
+    <w:p>
+      <w:pPr>
+        <w:spacing w:line="336" w:lineRule="auto" w:after="180"/>
+      </w:pPr>
+      <w:r>
+        <w:rPr>
+          <w:b w:val="0"/>
+        </w:rPr>
+        <w:t xml:space="preserve">Use See how it works and Follow a worked example. Collect a </w:t>
+      </w:r>
+      <w:r>
+        <w:rPr>
+          <w:b/>
+        </w:rPr>
+        <w:t>prediction</w:t>
+      </w:r>
+      <w:r>
+        <w:rPr>
+          <w:b w:val="0"/>
+        </w:rPr>
+        <w:t xml:space="preserve"> before revealing its result; ask the learner to point to each intermediate fact.</w:t>
+      </w:r>
+    </w:p>
+    <w:p>
+      <w:pPr>
+        <w:spacing w:line="336" w:lineRule="auto" w:after="180"/>
+      </w:pPr>
+      <w:r>
+        <w:rPr>
+          <w:b w:val="0"/>
+        </w:rPr>
+        <w:t xml:space="preserve">Provide an </w:t>
+      </w:r>
+      <w:r>
+        <w:rPr>
+          <w:b/>
+        </w:rPr>
+        <w:t>input</w:t>
+      </w:r>
+      <w:r>
+        <w:rPr>
+          <w:b w:val="0"/>
+        </w:rPr>
+        <w:t>/procedure/result/limit frame and a calculator when needed. Ask students to identify the first step before completing the whole trace.</w:t>
+      </w:r>
+    </w:p>
+    <w:p>
+      <w:pPr>
+        <w:spacing w:line="336" w:lineRule="auto" w:after="180"/>
+      </w:pPr>
+      <w:r>
+        <w:rPr>
+          <w:b w:val="0"/>
+        </w:rPr>
+        <w:t xml:space="preserve">Extension: compare two concrete variants of this </w:t>
+      </w:r>
+      <w:r>
+        <w:rPr>
+          <w:b/>
+        </w:rPr>
+        <w:t>mechanism</w:t>
+      </w:r>
+      <w:r>
+        <w:rPr>
+          <w:b w:val="0"/>
+        </w:rPr>
+        <w:t xml:space="preserve"> while holding unrelated conditions fixed; report both successful and unsuccessful outcomes.</w:t>
+      </w:r>
+    </w:p>
+    <w:p>
+      <w:pPr>
+        <w:pStyle w:val="Heading2"/>
+      </w:pPr>
+      <w:r>
+        <w:t>Earlier wording, alternatives and picture transcripts · reference / check after trying</w:t>
       </w:r>
     </w:p>
     <w:tbl>
@@ -1973,71 +2951,26 @@
     </w:tbl>
     <w:p>
       <w:pPr>
-        <w:spacing w:line="336" w:lineRule="auto" w:after="180"/>
-      </w:pPr>
-      <w:r>
-        <w:rPr>
-          <w:b w:val="0"/>
-        </w:rPr>
-        <w:t xml:space="preserve">Use See how it works and Follow a worked example. Collect a </w:t>
-      </w:r>
-      <w:r>
-        <w:rPr>
-          <w:b/>
-        </w:rPr>
-        <w:t>prediction</w:t>
-      </w:r>
-      <w:r>
-        <w:rPr>
-          <w:b w:val="0"/>
-        </w:rPr>
-        <w:t xml:space="preserve"> before revealing its result; ask the learner to point to each intermediate fact.</w:t>
+        <w:pStyle w:val="Heading3"/>
+      </w:pPr>
+      <w:r>
+        <w:t>Reduce help deliberately</w:t>
       </w:r>
     </w:p>
     <w:p>
       <w:pPr>
-        <w:spacing w:line="336" w:lineRule="auto" w:after="180"/>
-      </w:pPr>
-      <w:r>
-        <w:rPr>
-          <w:b w:val="0"/>
-        </w:rPr>
-        <w:t xml:space="preserve">Provide an </w:t>
-      </w:r>
-      <w:r>
-        <w:rPr>
-          <w:b/>
-        </w:rPr>
-        <w:t>input</w:t>
-      </w:r>
-      <w:r>
-        <w:rPr>
-          <w:b w:val="0"/>
-        </w:rPr>
-        <w:t>/procedure/result/limit frame and a calculator when needed. Ask students to identify the first step before completing the whole trace.</w:t>
+        <w:pStyle w:val="Heading3"/>
+      </w:pPr>
+      <w:r>
+        <w:t>Individual reasoning check</w:t>
       </w:r>
     </w:p>
     <w:p>
       <w:pPr>
-        <w:spacing w:line="336" w:lineRule="auto" w:after="180"/>
-      </w:pPr>
-      <w:r>
-        <w:rPr>
-          <w:b w:val="0"/>
-        </w:rPr>
-        <w:t xml:space="preserve">Extension: compare two concrete variants of this </w:t>
-      </w:r>
-      <w:r>
-        <w:rPr>
-          <w:b/>
-        </w:rPr>
-        <w:t>mechanism</w:t>
-      </w:r>
-      <w:r>
-        <w:rPr>
-          <w:b w:val="0"/>
-        </w:rPr>
-        <w:t xml:space="preserve"> while holding unrelated conditions fixed; report both successful and unsuccessful outcomes.</w:t>
+        <w:pStyle w:val="Heading3"/>
+      </w:pPr>
+      <w:r>
+        <w:t>Pictorial practice question</w:t>
       </w:r>
     </w:p>
     <w:p>
@@ -2045,59 +2978,39 @@
         <w:pStyle w:val="Heading3"/>
       </w:pPr>
       <w:r>
-        <w:t>Reduce help deliberately</w:t>
+        <w:t>Reasoned teacher answer</w:t>
       </w:r>
     </w:p>
     <w:p>
       <w:pPr>
-        <w:pStyle w:val="Heading3"/>
-      </w:pPr>
-      <w:r>
-        <w:t>Completion practice</w:t>
+        <w:pStyle w:val="Heading1"/>
+      </w:pPr>
+      <w:r>
+        <w:t>04. Run the complete supplied investigation</w:t>
       </w:r>
     </w:p>
     <w:p>
-      <w:pPr>
-        <w:spacing w:line="336" w:lineRule="auto" w:after="180"/>
-        <w:shd w:fill="F5F1FB"/>
-      </w:pPr>
-      <w:r>
-        <w:rPr>
-          <w:b w:val="0"/>
-        </w:rPr>
-        <w:t xml:space="preserve">Completion task: </w:t>
-      </w:r>
-      <w:r>
-        <w:rPr>
-          <w:b/>
-        </w:rPr>
-        <w:t>Input</w:t>
-      </w:r>
-      <w:r>
-        <w:rPr>
-          <w:b w:val="0"/>
-        </w:rPr>
-        <w:t xml:space="preserve"> room_id=B, requested_count=true passes a naive isinstance(value, int) check in Python. Show the intermediate steps and give the conclusion with its scope.</w:t>
+      <w:r>
+        <w:t>Separate predictions,actual runs and paper traces.</w:t>
       </w:r>
     </w:p>
     <w:p>
       <w:pPr>
-        <w:pStyle w:val="Heading3"/>
-      </w:pPr>
-      <w:r>
-        <w:t>Reasoning to listen for</w:t>
+        <w:pStyle w:val="Heading2"/>
+      </w:pPr>
+      <w:r>
+        <w:t>Complete inputs,expected results and limits</w:t>
       </w:r>
     </w:p>
     <w:p>
       <w:pPr>
         <w:spacing w:line="336" w:lineRule="auto" w:after="180"/>
-        <w:shd w:fill="F1F6FC"/>
       </w:pPr>
       <w:r>
         <w:rPr>
           <w:b w:val="0"/>
         </w:rPr>
-        <w:t>Teacher check: Teacher explanation: Boolean is an int subclass in Python but excluded by this contract; use type(value) is int and validate nonnegative range.</w:t>
+        <w:t>Main room B/True fails exact int type; do not coerce. Closed object rejects extra/missing fields before domain operations. Pictured integer 4 accepts, quoted 4 fails type, changed−1 fails range. Selected counts: 0 valid, −1 range failure, quoted 3 type failure, False explicit bool exclusion.</w:t>
       </w:r>
     </w:p>
     <w:p>
@@ -2108,38 +3021,50 @@
         <w:rPr>
           <w:b w:val="0"/>
         </w:rPr>
-        <w:t xml:space="preserve">Start by identifying the given </w:t>
-      </w:r>
-      <w:r>
-        <w:rPr>
-          <w:b/>
-        </w:rPr>
-        <w:t>input</w:t>
-      </w:r>
-      <w:r>
-        <w:rPr>
-          <w:b w:val="0"/>
-        </w:rPr>
-        <w:t>s together. Leave the intermediate steps blank. If needed, model one step, then withdraw that help on the next step. Move to a full trace only when the partial trace is understood.</w:t>
+        <w:t>The zero boundary is already modelled and should be treated as recall; use the remaining individual explanations and later fresh record cases for transfer evidence. Preserve structure versus authority/truth distinction.</w:t>
       </w:r>
     </w:p>
     <w:p>
       <w:pPr>
-        <w:spacing w:line="336" w:lineRule="auto" w:after="180"/>
-      </w:pPr>
-      <w:r>
-        <w:rPr>
-          <w:b w:val="0"/>
-        </w:rPr>
-        <w:t>For partners, alternate explainer and checker; collect a response from every learner before discussion.</w:t>
+        <w:pStyle w:val="Heading2"/>
+      </w:pPr>
+      <w:r>
+        <w:t>Diagnose the current misconceptions</w:t>
       </w:r>
     </w:p>
     <w:p>
       <w:pPr>
-        <w:pStyle w:val="Heading3"/>
-      </w:pPr>
-      <w:r>
-        <w:t>Individual reasoning check</w:t>
+        <w:spacing w:line="336" w:lineRule="auto" w:after="180"/>
+      </w:pPr>
+      <w:r>
+        <w:rPr>
+          <w:b w:val="0"/>
+        </w:rPr>
+        <w:t xml:space="preserve">The worked result establishes every future case: </w:t>
+      </w:r>
+      <w:r>
+        <w:rPr>
+          <w:b/>
+        </w:rPr>
+        <w:t>Schema</w:t>
+      </w:r>
+      <w:r>
+        <w:rPr>
+          <w:b w:val="0"/>
+        </w:rPr>
+        <w:t xml:space="preserve">-valid </w:t>
+      </w:r>
+      <w:r>
+        <w:rPr>
+          <w:b/>
+        </w:rPr>
+        <w:t>input</w:t>
+      </w:r>
+      <w:r>
+        <w:rPr>
+          <w:b w:val="0"/>
+        </w:rPr>
+        <w:t xml:space="preserve"> can still be unauthorised or semantically unsuitable; subsequent checks remain necessary.</w:t>
       </w:r>
     </w:p>
     <w:p>
@@ -2150,19 +3075,31 @@
         <w:rPr>
           <w:b w:val="0"/>
         </w:rPr>
-        <w:t xml:space="preserve">Use the worked case for Typed contracts and </w:t>
+        <w:t xml:space="preserve">A missing </w:t>
       </w:r>
       <w:r>
         <w:rPr>
           <w:b/>
         </w:rPr>
-        <w:t>schema</w:t>
+        <w:t>input</w:t>
       </w:r>
       <w:r>
         <w:rPr>
           <w:b w:val="0"/>
         </w:rPr>
-        <w:t>s. Proposed explanation: “The worked result establishes every future case”. Decide whether this explanation is supported.</w:t>
+        <w:t xml:space="preserve"> may be replaced without recording the change: A replacement changes the </w:t>
+      </w:r>
+      <w:r>
+        <w:rPr>
+          <w:b/>
+        </w:rPr>
+        <w:t>evidence</w:t>
+      </w:r>
+      <w:r>
+        <w:rPr>
+          <w:b w:val="0"/>
+        </w:rPr>
+        <w:t xml:space="preserve"> or contract. Record the change and its justification; do not silently turn unknown into a measured value.</w:t>
       </w:r>
     </w:p>
     <w:p>
@@ -2173,318 +3110,62 @@
         <w:rPr>
           <w:b w:val="0"/>
         </w:rPr>
-        <w:t>Point to the step or supplied fact that decides; explain your repair if needed.</w:t>
+        <w:t xml:space="preserve">Repeating an assessed case is new independent </w:t>
+      </w:r>
+      <w:r>
+        <w:rPr>
+          <w:b/>
+        </w:rPr>
+        <w:t>evidence</w:t>
+      </w:r>
+      <w:r>
+        <w:rPr>
+          <w:b w:val="0"/>
+        </w:rPr>
+        <w:t>: A replay checks consistency. An example used for feedback or revision cannot later be described as untouched final evaluation.</w:t>
       </w:r>
     </w:p>
     <w:p>
       <w:pPr>
-        <w:pStyle w:val="Heading3"/>
-      </w:pPr>
-      <w:r>
-        <w:t>Expected repair</w:t>
+        <w:spacing w:line="336" w:lineRule="auto" w:after="180"/>
+      </w:pPr>
+      <w:r>
+        <w:rPr>
+          <w:b w:val="0"/>
+        </w:rPr>
+        <w:t xml:space="preserve">Use Run the investigation for the </w:t>
+      </w:r>
+      <w:r>
+        <w:rPr>
+          <w:b/>
+        </w:rPr>
+        <w:t>evidence</w:t>
+      </w:r>
+      <w:r>
+        <w:rPr>
+          <w:b w:val="0"/>
+        </w:rPr>
+        <w:t xml:space="preserve"> ledger. Add a boundary or missing-</w:t>
+      </w:r>
+      <w:r>
+        <w:rPr>
+          <w:b/>
+        </w:rPr>
+        <w:t>input</w:t>
+      </w:r>
+      <w:r>
+        <w:rPr>
+          <w:b w:val="0"/>
+        </w:rPr>
+        <w:t xml:space="preserve"> case and record the expected response before checking. More successful repeats of one case do not establish wider coverage.</w:t>
       </w:r>
     </w:p>
     <w:p>
       <w:pPr>
-        <w:spacing w:line="336" w:lineRule="auto" w:after="180"/>
-        <w:shd w:fill="F1F6FC"/>
-      </w:pPr>
-      <w:r>
-        <w:rPr>
-          <w:b w:val="0"/>
-        </w:rPr>
-        <w:t xml:space="preserve">Expected correction: </w:t>
-      </w:r>
-      <w:r>
-        <w:rPr>
-          <w:b/>
-        </w:rPr>
-        <w:t>Schema</w:t>
-      </w:r>
-      <w:r>
-        <w:rPr>
-          <w:b w:val="0"/>
-        </w:rPr>
-        <w:t xml:space="preserve">-valid </w:t>
-      </w:r>
-      <w:r>
-        <w:rPr>
-          <w:b/>
-        </w:rPr>
-        <w:t>input</w:t>
-      </w:r>
-      <w:r>
-        <w:rPr>
-          <w:b w:val="0"/>
-        </w:rPr>
-        <w:t xml:space="preserve"> can still be unauthorised or semantically unsuitable; subsequent checks remain necessary.</w:t>
-      </w:r>
-    </w:p>
-    <w:p>
-      <w:pPr>
-        <w:spacing w:line="336" w:lineRule="auto" w:after="180"/>
-      </w:pPr>
-      <w:r>
-        <w:rPr>
-          <w:b w:val="0"/>
-        </w:rPr>
-        <w:t>Collect explanations, not only yes/no votes. If a misunderstanding is common, re-model the relevant step for the class.</w:t>
-      </w:r>
-    </w:p>
-    <w:p>
-      <w:pPr>
-        <w:spacing w:line="336" w:lineRule="auto" w:after="180"/>
-      </w:pPr>
-      <w:r>
-        <w:rPr>
-          <w:b w:val="0"/>
-        </w:rPr>
-        <w:t>If it affects a few learners, give a short targeted group explanation while others solve a more demanding variation.</w:t>
-      </w:r>
-    </w:p>
-    <w:p>
-      <w:pPr>
-        <w:pStyle w:val="Heading3"/>
-      </w:pPr>
-      <w:r>
-        <w:t>Pictorial practice question</w:t>
-      </w:r>
-    </w:p>
-    <w:p>
-      <w:pPr>
-        <w:spacing w:line="336" w:lineRule="auto" w:after="180"/>
-        <w:shd w:fill="F5F1FB"/>
-      </w:pPr>
-      <w:r>
-        <w:rPr>
-          <w:b w:val="0"/>
-        </w:rPr>
-        <w:t>Compare A’s count 4 with B’s count "4". Which record passes, which gate rejects B, and why does changing A’s count to -1 create a different failure?</w:t>
-      </w:r>
-    </w:p>
-    <w:p>
-      <w:pPr>
-        <w:pStyle w:val="Heading3"/>
-      </w:pPr>
-      <w:r>
-        <w:t>Reasoned teacher answer</w:t>
-      </w:r>
-    </w:p>
-    <w:p>
-      <w:pPr>
-        <w:spacing w:line="336" w:lineRule="auto" w:after="180"/>
-      </w:pPr>
-      <w:r>
-        <w:rPr>
-          <w:b w:val="0"/>
-        </w:rPr>
-        <w:t>The fields and integer count satisfy the contract. The quoted count is a string, so B fails the type check. Accept A; reject B before running the lab operation. Changed case: Reject A on the non-negative value rule.</w:t>
-      </w:r>
-    </w:p>
-    <w:p>
-      <w:pPr>
-        <w:spacing w:line="336" w:lineRule="auto" w:after="180"/>
-      </w:pPr>
-      <w:r>
-        <w:rPr>
-          <w:b w:val="0"/>
-        </w:rPr>
-        <w:t>The type is correct but the value is outside its accepted range.</w:t>
-      </w:r>
-    </w:p>
-    <w:p>
-      <w:pPr>
-        <w:spacing w:line="336" w:lineRule="auto" w:after="180"/>
-      </w:pPr>
-      <w:r>
-        <w:rPr>
-          <w:b w:val="0"/>
-        </w:rPr>
-        <w:t>Changed-case reasoning: Reject A on the non-negative value rule. The type is correct but the value is outside its accepted range.</w:t>
-      </w:r>
-    </w:p>
-    <w:p>
-      <w:pPr>
-        <w:spacing w:line="336" w:lineRule="auto" w:after="180"/>
-      </w:pPr>
-      <w:r>
-        <w:rPr>
-          <w:b w:val="0"/>
-        </w:rPr>
-        <w:t xml:space="preserve">Collect each learner’s explanation before discussion. Use the first missing connection between </w:t>
-      </w:r>
-      <w:r>
-        <w:rPr>
-          <w:b/>
-        </w:rPr>
-        <w:t>input</w:t>
-      </w:r>
-      <w:r>
-        <w:rPr>
-          <w:b w:val="0"/>
-        </w:rPr>
-        <w:t xml:space="preserve">, deciding step and result to choose support. This question is worked-case practice, not fresh mastery </w:t>
-      </w:r>
-      <w:r>
-        <w:rPr>
-          <w:b/>
-        </w:rPr>
-        <w:t>evidence</w:t>
-      </w:r>
-      <w:r>
-        <w:rPr>
-          <w:b w:val="0"/>
-        </w:rPr>
-        <w:t>.</w:t>
-      </w:r>
-    </w:p>
-    <w:p>
-      <w:pPr>
-        <w:pStyle w:val="Heading1"/>
-      </w:pPr>
-      <w:r>
-        <w:t>04. Run the investigation and diagnose misconceptions</w:t>
-      </w:r>
-    </w:p>
-    <w:p>
-      <w:r>
-        <w:t>Run the Typed contracts and schemas investigation and use the first unsupported step to choose a teaching response.</w:t>
-      </w:r>
-    </w:p>
-    <w:p>
-      <w:pPr>
-        <w:spacing w:line="336" w:lineRule="auto" w:after="180"/>
-      </w:pPr>
-      <w:r>
-        <w:rPr>
-          <w:b w:val="0"/>
-        </w:rPr>
-        <w:t xml:space="preserve">The worked result establishes every future case: </w:t>
-      </w:r>
-      <w:r>
-        <w:rPr>
-          <w:b/>
-        </w:rPr>
-        <w:t>Schema</w:t>
-      </w:r>
-      <w:r>
-        <w:rPr>
-          <w:b w:val="0"/>
-        </w:rPr>
-        <w:t xml:space="preserve">-valid </w:t>
-      </w:r>
-      <w:r>
-        <w:rPr>
-          <w:b/>
-        </w:rPr>
-        <w:t>input</w:t>
-      </w:r>
-      <w:r>
-        <w:rPr>
-          <w:b w:val="0"/>
-        </w:rPr>
-        <w:t xml:space="preserve"> can still be unauthorised or semantically unsuitable; subsequent checks remain necessary.</w:t>
-      </w:r>
-    </w:p>
-    <w:p>
-      <w:pPr>
-        <w:spacing w:line="336" w:lineRule="auto" w:after="180"/>
-      </w:pPr>
-      <w:r>
-        <w:rPr>
-          <w:b w:val="0"/>
-        </w:rPr>
-        <w:t xml:space="preserve">A missing </w:t>
-      </w:r>
-      <w:r>
-        <w:rPr>
-          <w:b/>
-        </w:rPr>
-        <w:t>input</w:t>
-      </w:r>
-      <w:r>
-        <w:rPr>
-          <w:b w:val="0"/>
-        </w:rPr>
-        <w:t xml:space="preserve"> may be replaced without recording the change: A replacement changes the </w:t>
-      </w:r>
-      <w:r>
-        <w:rPr>
-          <w:b/>
-        </w:rPr>
-        <w:t>evidence</w:t>
-      </w:r>
-      <w:r>
-        <w:rPr>
-          <w:b w:val="0"/>
-        </w:rPr>
-        <w:t xml:space="preserve"> or contract. Record the change and its justification; do not silently turn unknown into a measured value.</w:t>
-      </w:r>
-    </w:p>
-    <w:p>
-      <w:pPr>
-        <w:spacing w:line="336" w:lineRule="auto" w:after="180"/>
-      </w:pPr>
-      <w:r>
-        <w:rPr>
-          <w:b w:val="0"/>
-        </w:rPr>
-        <w:t xml:space="preserve">Repeating an assessed case is new independent </w:t>
-      </w:r>
-      <w:r>
-        <w:rPr>
-          <w:b/>
-        </w:rPr>
-        <w:t>evidence</w:t>
-      </w:r>
-      <w:r>
-        <w:rPr>
-          <w:b w:val="0"/>
-        </w:rPr>
-        <w:t>: A replay checks consistency. An example used for feedback or revision cannot later be described as untouched final evaluation.</w:t>
-      </w:r>
-    </w:p>
-    <w:p>
-      <w:pPr>
-        <w:spacing w:line="336" w:lineRule="auto" w:after="180"/>
-      </w:pPr>
-      <w:r>
-        <w:rPr>
-          <w:b w:val="0"/>
-        </w:rPr>
-        <w:t xml:space="preserve">Use Run the investigation for the </w:t>
-      </w:r>
-      <w:r>
-        <w:rPr>
-          <w:b/>
-        </w:rPr>
-        <w:t>evidence</w:t>
-      </w:r>
-      <w:r>
-        <w:rPr>
-          <w:b w:val="0"/>
-        </w:rPr>
-        <w:t xml:space="preserve"> ledger. Add a boundary or missing-</w:t>
-      </w:r>
-      <w:r>
-        <w:rPr>
-          <w:b/>
-        </w:rPr>
-        <w:t>input</w:t>
-      </w:r>
-      <w:r>
-        <w:rPr>
-          <w:b w:val="0"/>
-        </w:rPr>
-        <w:t xml:space="preserve"> case and record the expected response before checking. More successful repeats of one case do not establish wider coverage.</w:t>
-      </w:r>
-    </w:p>
-    <w:p>
-      <w:pPr>
-        <w:pStyle w:val="Heading3"/>
-      </w:pPr>
-      <w:r>
-        <w:t>Match the support to the first error</w:t>
+        <w:pStyle w:val="Heading2"/>
+      </w:pPr>
+      <w:r>
+        <w:t>Choose accessible support</w:t>
       </w:r>
     </w:p>
     <w:tbl>
@@ -2657,69 +3338,39 @@
     </w:p>
     <w:p>
       <w:pPr>
-        <w:pStyle w:val="Heading1"/>
-      </w:pPr>
-      <w:r>
-        <w:t>05. Assess and explain the answers</w:t>
+        <w:pStyle w:val="Heading2"/>
+      </w:pPr>
+      <w:r>
+        <w:t>Earlier wording, alternatives and picture transcripts · reference / check after trying</w:t>
       </w:r>
     </w:p>
     <w:p>
-      <w:r>
-        <w:t>Use the Typed contracts and schemas questions, teacher keys and criteria after the relevant attempts. Previously discussed cases are practice; protect the separately selected independent task.</w:t>
+      <w:pPr>
+        <w:pStyle w:val="Heading3"/>
+      </w:pPr>
+      <w:r>
+        <w:t>Match the support to the first error</w:t>
       </w:r>
     </w:p>
     <w:p>
       <w:pPr>
-        <w:pStyle w:val="Heading3"/>
-      </w:pPr>
-      <w:r>
-        <w:t>Guided and exit questions</w:t>
+        <w:pStyle w:val="Heading1"/>
+      </w:pPr>
+      <w:r>
+        <w:t>05. Assess the new service scenario</w:t>
       </w:r>
     </w:p>
     <w:p>
-      <w:pPr>
-        <w:spacing w:line="336" w:lineRule="auto" w:after="180"/>
-      </w:pPr>
-      <w:r>
-        <w:rPr>
-          <w:b w:val="0"/>
-        </w:rPr>
-        <w:t>Guided: Boolean is an int subclass in Python but excluded by this contract; use type(value) is int and validate nonnegative range.</w:t>
+      <w:r>
+        <w:t>Keep the selected answer private until after a first attempt.</w:t>
       </w:r>
     </w:p>
     <w:p>
       <w:pPr>
-        <w:spacing w:line="336" w:lineRule="auto" w:after="180"/>
-      </w:pPr>
-      <w:r>
-        <w:rPr>
-          <w:b w:val="0"/>
-        </w:rPr>
-        <w:t xml:space="preserve">Qualification: </w:t>
-      </w:r>
-      <w:r>
-        <w:rPr>
-          <w:b/>
-        </w:rPr>
-        <w:t>Schema</w:t>
-      </w:r>
-      <w:r>
-        <w:rPr>
-          <w:b w:val="0"/>
-        </w:rPr>
-        <w:t xml:space="preserve">-valid </w:t>
-      </w:r>
-      <w:r>
-        <w:rPr>
-          <w:b/>
-        </w:rPr>
-        <w:t>input</w:t>
-      </w:r>
-      <w:r>
-        <w:rPr>
-          <w:b w:val="0"/>
-        </w:rPr>
-        <w:t xml:space="preserve"> can still be unauthorised or semantically unsuitable; subsequent checks remain necessary.</w:t>
+        <w:pStyle w:val="Heading2"/>
+      </w:pPr>
+      <w:r>
+        <w:t>Selected independent task and checked answer</w:t>
       </w:r>
     </w:p>
     <w:p>
@@ -2730,625 +3381,26 @@
         <w:rPr>
           <w:b w:val="0"/>
         </w:rPr>
-        <w:t xml:space="preserve">Exit: accept a concrete variation with its predicted outcome and a stated condition that would challenge the </w:t>
-      </w:r>
-      <w:r>
-        <w:rPr>
-          <w:b/>
-        </w:rPr>
-        <w:t>mechanism</w:t>
-      </w:r>
-      <w:r>
-        <w:rPr>
-          <w:b w:val="0"/>
-        </w:rPr>
-        <w:t xml:space="preserve">; reject a claim resting on unmeasured </w:t>
-      </w:r>
-      <w:r>
-        <w:rPr>
-          <w:b/>
-        </w:rPr>
-        <w:t>evidence</w:t>
-      </w:r>
-      <w:r>
-        <w:rPr>
-          <w:b w:val="0"/>
-        </w:rPr>
-        <w:t>.</w:t>
+        <w:t>Selected case: Classify counts 0, -1, "3", False under the stated contract.</w:t>
       </w:r>
     </w:p>
     <w:p>
       <w:pPr>
-        <w:pStyle w:val="Heading3"/>
-      </w:pPr>
-      <w:r>
-        <w:t>W1 Explain the mechanism</w:t>
+        <w:spacing w:line="336" w:lineRule="auto" w:after="180"/>
+      </w:pPr>
+      <w:r>
+        <w:rPr>
+          <w:b w:val="0"/>
+        </w:rPr>
+        <w:t>Teacher explanation: 0 valid; -1 fails range; string fails type; False fails explicit Boolean exclusion.</w:t>
       </w:r>
     </w:p>
     <w:p>
       <w:pPr>
-        <w:pStyle w:val="Heading3"/>
-      </w:pPr>
-      <w:r>
-        <w:t>Workbook question · W1</w:t>
-      </w:r>
-    </w:p>
-    <w:p>
-      <w:pPr>
-        <w:spacing w:line="336" w:lineRule="auto" w:after="180"/>
-        <w:shd w:fill="F5F1FB"/>
-      </w:pPr>
-      <w:r>
-        <w:rPr>
-          <w:b w:val="0"/>
-        </w:rPr>
-        <w:t xml:space="preserve">Explain the weekly </w:t>
-      </w:r>
-      <w:r>
-        <w:rPr>
-          <w:b/>
-        </w:rPr>
-        <w:t>mechanism</w:t>
-      </w:r>
-      <w:r>
-        <w:rPr>
-          <w:b w:val="0"/>
-        </w:rPr>
-        <w:t xml:space="preserve"> in your own words. Use the worked scenario to name its </w:t>
-      </w:r>
-      <w:r>
-        <w:rPr>
-          <w:b/>
-        </w:rPr>
-        <w:t>input</w:t>
-      </w:r>
-      <w:r>
-        <w:rPr>
-          <w:b w:val="0"/>
-        </w:rPr>
-        <w:t xml:space="preserve">, decision rule and </w:t>
-      </w:r>
-      <w:r>
-        <w:rPr>
-          <w:b/>
-        </w:rPr>
-        <w:t>output</w:t>
-      </w:r>
-      <w:r>
-        <w:rPr>
-          <w:b w:val="0"/>
-        </w:rPr>
-        <w:t>.</w:t>
-      </w:r>
-    </w:p>
-    <w:p>
-      <w:pPr>
-        <w:pStyle w:val="Heading3"/>
-      </w:pPr>
-      <w:r>
-        <w:t>Teacher reasoning · W1</w:t>
-      </w:r>
-    </w:p>
-    <w:p>
-      <w:pPr>
-        <w:spacing w:line="336" w:lineRule="auto" w:after="180"/>
-        <w:shd w:fill="F1F6FC"/>
-      </w:pPr>
-      <w:r>
-        <w:rPr>
-          <w:b w:val="0"/>
-        </w:rPr>
-        <w:t xml:space="preserve">Teacher explanation: Typed contracts define values, required fields and failure outcomes. Runtime </w:t>
-      </w:r>
-      <w:r>
-        <w:rPr>
-          <w:b/>
-        </w:rPr>
-        <w:t>input</w:t>
-      </w:r>
-      <w:r>
-        <w:rPr>
-          <w:b w:val="0"/>
-        </w:rPr>
-        <w:t xml:space="preserve"> still needs validation even when program annotations exist.</w:t>
-      </w:r>
-    </w:p>
-    <w:p>
-      <w:pPr>
-        <w:spacing w:line="336" w:lineRule="auto" w:after="180"/>
-        <w:shd w:fill="F1F6FC"/>
-      </w:pPr>
-      <w:r>
-        <w:rPr>
-          <w:b w:val="0"/>
-        </w:rPr>
-        <w:t xml:space="preserve">Accept exactly room_id as a nonempty string and requested_count as a nonnegative integer excluding bool. Reject extra fields, missing fields and wrong types before </w:t>
-      </w:r>
-      <w:r>
-        <w:rPr>
-          <w:b/>
-        </w:rPr>
-        <w:t>process</w:t>
-      </w:r>
-      <w:r>
-        <w:rPr>
-          <w:b w:val="0"/>
-        </w:rPr>
-        <w:t>ing.</w:t>
-      </w:r>
-    </w:p>
-    <w:p>
-      <w:pPr>
-        <w:pStyle w:val="Heading3"/>
-      </w:pPr>
-      <w:r>
-        <w:t>W2 Trace the worked case</w:t>
-      </w:r>
-    </w:p>
-    <w:p>
-      <w:pPr>
-        <w:pStyle w:val="Heading3"/>
-      </w:pPr>
-      <w:r>
-        <w:t>Workbook question · W2</w:t>
-      </w:r>
-    </w:p>
-    <w:p>
-      <w:pPr>
-        <w:spacing w:line="336" w:lineRule="auto" w:after="180"/>
-        <w:shd w:fill="F5F1FB"/>
-      </w:pPr>
-      <w:r>
-        <w:rPr>
-          <w:b/>
-        </w:rPr>
-        <w:t>Input</w:t>
-      </w:r>
-      <w:r>
-        <w:rPr>
-          <w:b w:val="0"/>
-        </w:rPr>
-        <w:t xml:space="preserve"> room_id=B, requested_count=true passes a naive isinstance(value, int) check in Python. Show the intermediate steps and give the conclusion with its scope.</w:t>
-      </w:r>
-    </w:p>
-    <w:p>
-      <w:pPr>
-        <w:pStyle w:val="Heading3"/>
-      </w:pPr>
-      <w:r>
-        <w:t>Teacher reasoning · W2</w:t>
-      </w:r>
-    </w:p>
-    <w:p>
-      <w:pPr>
-        <w:spacing w:line="336" w:lineRule="auto" w:after="180"/>
-        <w:shd w:fill="F1F6FC"/>
-      </w:pPr>
-      <w:r>
-        <w:rPr>
-          <w:b w:val="0"/>
-        </w:rPr>
-        <w:t>Teacher explanation: Boolean is an int subclass in Python but excluded by this contract; use type(value) is int and validate nonnegative range.</w:t>
-      </w:r>
-    </w:p>
-    <w:p>
-      <w:pPr>
-        <w:pStyle w:val="Heading3"/>
-      </w:pPr>
-      <w:r>
-        <w:t>W3 Audit the limit</w:t>
-      </w:r>
-    </w:p>
-    <w:p>
-      <w:pPr>
-        <w:pStyle w:val="Heading3"/>
-      </w:pPr>
-      <w:r>
-        <w:t>Workbook question · W3</w:t>
-      </w:r>
-    </w:p>
-    <w:p>
-      <w:pPr>
-        <w:spacing w:line="336" w:lineRule="auto" w:after="180"/>
-        <w:shd w:fill="F5F1FB"/>
-      </w:pPr>
-      <w:r>
-        <w:rPr>
-          <w:b w:val="0"/>
-        </w:rPr>
-        <w:t xml:space="preserve">A report omits this qualification: </w:t>
-      </w:r>
-      <w:r>
-        <w:rPr>
-          <w:b/>
-        </w:rPr>
-        <w:t>Schema</w:t>
-      </w:r>
-      <w:r>
-        <w:rPr>
-          <w:b w:val="0"/>
-        </w:rPr>
-        <w:t xml:space="preserve">-valid </w:t>
-      </w:r>
-      <w:r>
-        <w:rPr>
-          <w:b/>
-        </w:rPr>
-        <w:t>input</w:t>
-      </w:r>
-      <w:r>
-        <w:rPr>
-          <w:b w:val="0"/>
-        </w:rPr>
-        <w:t xml:space="preserve"> can still be unauthorised or semantically unsuitable; subsequent checks remain necessary.</w:t>
-      </w:r>
-    </w:p>
-    <w:p>
-      <w:pPr>
-        <w:spacing w:line="336" w:lineRule="auto" w:after="180"/>
-        <w:shd w:fill="F5F1FB"/>
-      </w:pPr>
-      <w:r>
-        <w:rPr>
-          <w:b w:val="0"/>
-        </w:rPr>
-        <w:t>Explain how omitting it could change a reader's interpretation, and write an accurate replacement.</w:t>
-      </w:r>
-    </w:p>
-    <w:p>
-      <w:pPr>
-        <w:pStyle w:val="Heading3"/>
-      </w:pPr>
-      <w:r>
-        <w:t>Teacher reasoning · W3</w:t>
-      </w:r>
-    </w:p>
-    <w:p>
-      <w:pPr>
-        <w:spacing w:line="336" w:lineRule="auto" w:after="180"/>
-        <w:shd w:fill="F1F6FC"/>
-      </w:pPr>
-      <w:r>
-        <w:rPr>
-          <w:b w:val="0"/>
-        </w:rPr>
-        <w:t xml:space="preserve">Teacher explanation: </w:t>
-      </w:r>
-      <w:r>
-        <w:rPr>
-          <w:b/>
-        </w:rPr>
-        <w:t>Schema</w:t>
-      </w:r>
-      <w:r>
-        <w:rPr>
-          <w:b w:val="0"/>
-        </w:rPr>
-        <w:t xml:space="preserve">-valid </w:t>
-      </w:r>
-      <w:r>
-        <w:rPr>
-          <w:b/>
-        </w:rPr>
-        <w:t>input</w:t>
-      </w:r>
-      <w:r>
-        <w:rPr>
-          <w:b w:val="0"/>
-        </w:rPr>
-        <w:t xml:space="preserve"> can still be unauthorised or semantically unsuitable; subsequent checks remain necessary.</w:t>
-      </w:r>
-    </w:p>
-    <w:p>
-      <w:pPr>
-        <w:spacing w:line="336" w:lineRule="auto" w:after="180"/>
-        <w:shd w:fill="F1F6FC"/>
-      </w:pPr>
-      <w:r>
-        <w:rPr>
-          <w:b w:val="0"/>
-        </w:rPr>
-        <w:t xml:space="preserve">State the observed result separately from the unverified or out-of-scope claim; preserve the original </w:t>
-      </w:r>
-      <w:r>
-        <w:rPr>
-          <w:b/>
-        </w:rPr>
-        <w:t>evidence</w:t>
-      </w:r>
-      <w:r>
-        <w:rPr>
-          <w:b w:val="0"/>
-        </w:rPr>
-        <w:t xml:space="preserve"> rather than inventing a missing fact.</w:t>
-      </w:r>
-    </w:p>
-    <w:p>
-      <w:pPr>
-        <w:pStyle w:val="Heading3"/>
-      </w:pPr>
-      <w:r>
-        <w:t>W4 Apply a new case independently</w:t>
-      </w:r>
-    </w:p>
-    <w:p>
-      <w:pPr>
-        <w:pStyle w:val="Heading3"/>
-      </w:pPr>
-      <w:r>
-        <w:t>Workbook question · W4</w:t>
-      </w:r>
-    </w:p>
-    <w:p>
-      <w:pPr>
-        <w:spacing w:line="336" w:lineRule="auto" w:after="180"/>
-        <w:shd w:fill="F5F1FB"/>
-      </w:pPr>
-      <w:r>
-        <w:rPr>
-          <w:b w:val="0"/>
-        </w:rPr>
-        <w:t>Classify counts 0, -1, "3", False under the stated contract.</w:t>
-      </w:r>
-    </w:p>
-    <w:p>
-      <w:pPr>
-        <w:pStyle w:val="Heading3"/>
-      </w:pPr>
-      <w:r>
-        <w:t>Teacher reasoning · W4</w:t>
-      </w:r>
-    </w:p>
-    <w:p>
-      <w:pPr>
-        <w:spacing w:line="336" w:lineRule="auto" w:after="180"/>
-        <w:shd w:fill="F1F6FC"/>
-      </w:pPr>
-      <w:r>
-        <w:rPr>
-          <w:b w:val="0"/>
-        </w:rPr>
-        <w:t>Teacher explanation: 0 valid; -1 fails range; string fails type; False fails explicit Boolean exclusion.</w:t>
-      </w:r>
-    </w:p>
-    <w:p>
-      <w:pPr>
-        <w:pStyle w:val="Heading3"/>
-      </w:pPr>
-      <w:r>
-        <w:t>W5 Design a revealing follow-up</w:t>
-      </w:r>
-    </w:p>
-    <w:p>
-      <w:pPr>
-        <w:pStyle w:val="Heading3"/>
-      </w:pPr>
-      <w:r>
-        <w:t>Workbook question · W5</w:t>
-      </w:r>
-    </w:p>
-    <w:p>
-      <w:pPr>
-        <w:spacing w:line="336" w:lineRule="auto" w:after="180"/>
-        <w:shd w:fill="F5F1FB"/>
-      </w:pPr>
-      <w:r>
-        <w:rPr>
-          <w:b w:val="0"/>
-        </w:rPr>
-        <w:t>For the worked scenario, propose one additional case that could reveal a failure, describe its expected outcome before running it, and explain what would need to remain fixed for a fair comparison.</w:t>
-      </w:r>
-    </w:p>
-    <w:p>
-      <w:pPr>
-        <w:spacing w:line="336" w:lineRule="auto" w:after="180"/>
-        <w:shd w:fill="F5F1FB"/>
-      </w:pPr>
-      <w:r>
-        <w:rPr>
-          <w:b w:val="0"/>
-        </w:rPr>
-        <w:t>Do not reuse W4 as a new final test after receiving feedback.</w:t>
-      </w:r>
-    </w:p>
-    <w:p>
-      <w:pPr>
-        <w:pStyle w:val="Heading3"/>
-      </w:pPr>
-      <w:r>
-        <w:t>Teacher reasoning · W5</w:t>
-      </w:r>
-    </w:p>
-    <w:p>
-      <w:pPr>
-        <w:spacing w:line="336" w:lineRule="auto" w:after="180"/>
-        <w:shd w:fill="F1F6FC"/>
-      </w:pPr>
-      <w:r>
-        <w:rPr>
-          <w:b w:val="0"/>
-        </w:rPr>
-        <w:t xml:space="preserve">Teacher explanation: Accept a concrete variant of the worked </w:t>
-      </w:r>
-      <w:r>
-        <w:rPr>
-          <w:b/>
-        </w:rPr>
-        <w:t>input</w:t>
-      </w:r>
-      <w:r>
-        <w:rPr>
-          <w:b w:val="0"/>
-        </w:rPr>
-        <w:t xml:space="preserve"> or a missing/conflicting/boundary condition, with an expectation derived from the declared procedure.</w:t>
-      </w:r>
-    </w:p>
-    <w:p>
-      <w:pPr>
-        <w:spacing w:line="336" w:lineRule="auto" w:after="180"/>
-        <w:shd w:fill="F1F6FC"/>
-      </w:pPr>
-      <w:r>
-        <w:rPr>
-          <w:b w:val="0"/>
-        </w:rPr>
-        <w:t xml:space="preserve">Require preserved settings, original </w:t>
-      </w:r>
-      <w:r>
-        <w:rPr>
-          <w:b/>
-        </w:rPr>
-        <w:t>output</w:t>
-      </w:r>
-      <w:r>
-        <w:rPr>
-          <w:b w:val="0"/>
-        </w:rPr>
-        <w:t xml:space="preserve">s and data roles. </w:t>
-      </w:r>
-      <w:r>
-        <w:rPr>
-          <w:b/>
-        </w:rPr>
-        <w:t>Schema</w:t>
-      </w:r>
-      <w:r>
-        <w:rPr>
-          <w:b w:val="0"/>
-        </w:rPr>
-        <w:t xml:space="preserve">-valid </w:t>
-      </w:r>
-      <w:r>
-        <w:rPr>
-          <w:b/>
-        </w:rPr>
-        <w:t>input</w:t>
-      </w:r>
-      <w:r>
-        <w:rPr>
-          <w:b w:val="0"/>
-        </w:rPr>
-        <w:t xml:space="preserve"> can still be unauthorised or semantically unsuitable; subsequent checks remain necessary.</w:t>
-      </w:r>
-    </w:p>
-    <w:p>
-      <w:pPr>
-        <w:spacing w:line="336" w:lineRule="auto" w:after="180"/>
-        <w:shd w:fill="F1F6FC"/>
-      </w:pPr>
-      <w:r>
-        <w:rPr>
-          <w:b w:val="0"/>
-        </w:rPr>
-        <w:t xml:space="preserve">The new case should test this particular </w:t>
-      </w:r>
-      <w:r>
-        <w:rPr>
-          <w:b/>
-        </w:rPr>
-        <w:t>mechanism</w:t>
-      </w:r>
-      <w:r>
-        <w:rPr>
-          <w:b w:val="0"/>
-        </w:rPr>
-        <w:t xml:space="preserve"> rather than merely restate the original result.</w:t>
-      </w:r>
-    </w:p>
-    <w:p>
-      <w:pPr>
-        <w:pStyle w:val="Heading3"/>
-      </w:pPr>
-      <w:r>
-        <w:t>Independent assessment and fresh retry</w:t>
-      </w:r>
-    </w:p>
-    <w:p>
-      <w:pPr>
-        <w:pStyle w:val="Heading3"/>
-      </w:pPr>
-      <w:r>
-        <w:t>Teacher key · Independent assessment and fresh retry</w:t>
-      </w:r>
-    </w:p>
-    <w:p>
-      <w:pPr>
-        <w:spacing w:line="336" w:lineRule="auto" w:after="180"/>
-        <w:shd w:fill="F1F6FC"/>
-      </w:pPr>
-      <w:r>
-        <w:rPr>
-          <w:b w:val="0"/>
-        </w:rPr>
-        <w:t>W4: 0 valid; -1 fails range; string fails type; False fails explicit Boolean exclusion. Require intermediate reasoning and the stated scope. Fresh retry: Counts 5, 5.0, None, True.</w:t>
-      </w:r>
-    </w:p>
-    <w:p>
-      <w:pPr>
-        <w:spacing w:line="336" w:lineRule="auto" w:after="180"/>
-        <w:shd w:fill="F1F6FC"/>
-      </w:pPr>
-      <w:r>
-        <w:rPr>
-          <w:b w:val="0"/>
-        </w:rPr>
-        <w:t>Expected reasoning: Only integer 5 passes; float, missing/null and Boolean fail this contract. If students need support, record it and reassess with another new case rather than awarding independence to a copied answer.</w:t>
-      </w:r>
-    </w:p>
-    <w:p>
-      <w:pPr>
-        <w:pStyle w:val="Heading3"/>
-      </w:pPr>
-      <w:r>
-        <w:t>Assess independent transfer</w:t>
-      </w:r>
-    </w:p>
-    <w:p>
-      <w:pPr>
-        <w:pStyle w:val="Heading3"/>
-      </w:pPr>
-      <w:r>
-        <w:t>Independent question · withhold the key</w:t>
-      </w:r>
-    </w:p>
-    <w:p>
-      <w:pPr>
-        <w:spacing w:line="336" w:lineRule="auto" w:after="180"/>
-        <w:shd w:fill="F5F1FB"/>
-      </w:pPr>
-      <w:r>
-        <w:rPr>
-          <w:b w:val="0"/>
-        </w:rPr>
-        <w:t>Selected case: Classify counts 0, -1, "3", False under the stated contract.</w:t>
-      </w:r>
-    </w:p>
-    <w:p>
-      <w:pPr>
-        <w:pStyle w:val="Heading3"/>
-      </w:pPr>
-      <w:r>
-        <w:t>Selected case answer</w:t>
-      </w:r>
-    </w:p>
-    <w:p>
-      <w:pPr>
-        <w:pStyle w:val="Heading3"/>
-      </w:pPr>
-      <w:r>
-        <w:t>Teacher key · Selected case answer</w:t>
-      </w:r>
-    </w:p>
-    <w:p>
-      <w:pPr>
-        <w:spacing w:line="336" w:lineRule="auto" w:after="180"/>
-        <w:shd w:fill="F1F6FC"/>
-      </w:pPr>
-      <w:r>
-        <w:rPr>
-          <w:b w:val="0"/>
-        </w:rPr>
-        <w:t>Teacher explanation: 0 valid; -1 fails range; string fails type; False fails explicit Boolean exclusion.</w:t>
+        <w:pStyle w:val="Heading2"/>
+      </w:pPr>
+      <w:r>
+        <w:t>Judge explanation,trace and limits</w:t>
       </w:r>
     </w:p>
     <w:tbl>
@@ -3455,54 +3507,55 @@
     </w:tbl>
     <w:p>
       <w:pPr>
-        <w:pStyle w:val="Heading3"/>
-      </w:pPr>
-      <w:r>
-        <w:t>Teacher key · Selected case answer</w:t>
+        <w:spacing w:line="336" w:lineRule="auto" w:after="180"/>
+      </w:pPr>
+      <w:r>
+        <w:rPr>
+          <w:b w:val="0"/>
+        </w:rPr>
+        <w:t>Record each dimension as not yet, with support, or independent. Accept a valid alternative procedure with a defensible trace.</w:t>
       </w:r>
     </w:p>
     <w:p>
       <w:pPr>
         <w:spacing w:line="336" w:lineRule="auto" w:after="180"/>
-        <w:shd w:fill="F1F6FC"/>
       </w:pPr>
       <w:r>
         <w:rPr>
           <w:b w:val="0"/>
         </w:rPr>
-        <w:t>Record each dimension as not yet, with support, or independent. Accept a valid alternative procedure with a defensible trace.</w:t>
+        <w:t xml:space="preserve">Do not penalise an honestly recorded model failure if the learner correctly explains its </w:t>
+      </w:r>
+      <w:r>
+        <w:rPr>
+          <w:b/>
+        </w:rPr>
+        <w:t>evidence</w:t>
+      </w:r>
+      <w:r>
+        <w:rPr>
+          <w:b w:val="0"/>
+        </w:rPr>
+        <w:t xml:space="preserve"> and limits.</w:t>
       </w:r>
     </w:p>
     <w:p>
       <w:pPr>
-        <w:spacing w:line="336" w:lineRule="auto" w:after="180"/>
-        <w:shd w:fill="F1F6FC"/>
-      </w:pPr>
-      <w:r>
-        <w:rPr>
-          <w:b w:val="0"/>
-        </w:rPr>
-        <w:t xml:space="preserve">Do not penalise an honestly recorded model failure if the learner correctly explains its </w:t>
-      </w:r>
-      <w:r>
-        <w:rPr>
-          <w:b/>
-        </w:rPr>
-        <w:t>evidence</w:t>
-      </w:r>
-      <w:r>
-        <w:rPr>
-          <w:b w:val="0"/>
-        </w:rPr>
-        <w:t xml:space="preserve"> and limits.</w:t>
+        <w:pStyle w:val="Heading2"/>
+      </w:pPr>
+      <w:r>
+        <w:t>Give one usable repair</w:t>
       </w:r>
     </w:p>
     <w:p>
       <w:pPr>
-        <w:pStyle w:val="Heading3"/>
-      </w:pPr>
-      <w:r>
-        <w:t>Feedback that the learner uses</w:t>
+        <w:spacing w:line="336" w:lineRule="auto" w:after="180"/>
+      </w:pPr>
+      <w:r>
+        <w:rPr>
+          <w:b w:val="0"/>
+        </w:rPr>
+        <w:t>Name the earliest unsupported step and give one action to repair it. Have the learner make that repair now and explain why. Then assess the relevant skill on a fresh, fully specified case.</w:t>
       </w:r>
     </w:p>
     <w:p>
@@ -3513,31 +3566,85 @@
         <w:rPr>
           <w:b w:val="0"/>
         </w:rPr>
-        <w:t>Name the earliest unsupported step and give one action to repair it. Have the learner make that repair now and explain why. Then assess the relevant skill on a fresh, fully specified case.</w:t>
+        <w:t>Confirm it was not previously practised with feedback; solve and check the new case before assigning it. A follow-up design prompt is a starting brief, not automatically an equivalent test.</w:t>
       </w:r>
     </w:p>
     <w:p>
       <w:pPr>
-        <w:spacing w:line="336" w:lineRule="auto" w:after="180"/>
-      </w:pPr>
-      <w:r>
-        <w:rPr>
-          <w:b w:val="0"/>
-        </w:rPr>
-        <w:t>Confirm it was not previously practised with feedback; solve and check the new case before assigning it. A follow-up design prompt is a starting brief, not automatically an equivalent test.</w:t>
+        <w:pStyle w:val="Heading2"/>
+      </w:pPr>
+      <w:r>
+        <w:t>W1 Explain the mechanism</w:t>
       </w:r>
     </w:p>
     <w:p>
       <w:pPr>
-        <w:pStyle w:val="Heading1"/>
-      </w:pPr>
-      <w:r>
-        <w:t>06. Connect the project, support and next lesson</w:t>
+        <w:spacing w:line="336" w:lineRule="auto" w:after="180"/>
+      </w:pPr>
+      <w:r>
+        <w:rPr>
+          <w:b w:val="0"/>
+        </w:rPr>
+        <w:t xml:space="preserve">Explain the weekly </w:t>
+      </w:r>
+      <w:r>
+        <w:rPr>
+          <w:b/>
+        </w:rPr>
+        <w:t>mechanism</w:t>
+      </w:r>
+      <w:r>
+        <w:rPr>
+          <w:b w:val="0"/>
+        </w:rPr>
+        <w:t xml:space="preserve"> in your own words. Use the worked scenario to name its </w:t>
+      </w:r>
+      <w:r>
+        <w:rPr>
+          <w:b/>
+        </w:rPr>
+        <w:t>input</w:t>
+      </w:r>
+      <w:r>
+        <w:rPr>
+          <w:b w:val="0"/>
+        </w:rPr>
+        <w:t xml:space="preserve">, decision rule and </w:t>
+      </w:r>
+      <w:r>
+        <w:rPr>
+          <w:b/>
+        </w:rPr>
+        <w:t>output</w:t>
+      </w:r>
+      <w:r>
+        <w:rPr>
+          <w:b w:val="0"/>
+        </w:rPr>
+        <w:t>.</w:t>
       </w:r>
     </w:p>
     <w:p>
-      <w:r>
-        <w:t>Connect Typed contracts and schemas to Grounded Learning Service, adapt support and plan a later changed-case check.</w:t>
+      <w:pPr>
+        <w:spacing w:line="336" w:lineRule="auto" w:after="180"/>
+      </w:pPr>
+      <w:r>
+        <w:rPr>
+          <w:b w:val="0"/>
+        </w:rPr>
+        <w:t xml:space="preserve">Teacher explanation: Typed contracts define values, required fields and failure outcomes. Runtime </w:t>
+      </w:r>
+      <w:r>
+        <w:rPr>
+          <w:b/>
+        </w:rPr>
+        <w:t>input</w:t>
+      </w:r>
+      <w:r>
+        <w:rPr>
+          <w:b w:val="0"/>
+        </w:rPr>
+        <w:t xml:space="preserve"> still needs validation even when program annotations exist.</w:t>
       </w:r>
     </w:p>
     <w:p>
@@ -3548,90 +3655,27 @@
         <w:rPr>
           <w:b w:val="0"/>
         </w:rPr>
-        <w:t xml:space="preserve">Add a labelled typed contracts and </w:t>
+        <w:t xml:space="preserve">Accept exactly room_id as a nonempty string and requested_count as a nonnegative integer excluding bool. Reject extra fields, missing fields and wrong types before </w:t>
       </w:r>
       <w:r>
         <w:rPr>
           <w:b/>
         </w:rPr>
-        <w:t>schema</w:t>
+        <w:t>process</w:t>
       </w:r>
       <w:r>
         <w:rPr>
           <w:b w:val="0"/>
         </w:rPr>
-        <w:t xml:space="preserve">s </w:t>
-      </w:r>
-      <w:r>
-        <w:rPr>
-          <w:b/>
-        </w:rPr>
-        <w:t>evidence</w:t>
-      </w:r>
-      <w:r>
-        <w:rPr>
-          <w:b w:val="0"/>
-        </w:rPr>
-        <w:t xml:space="preserve"> sheet to Grounded Learning Service. Show how you can explain the </w:t>
-      </w:r>
-      <w:r>
-        <w:rPr>
-          <w:b/>
-        </w:rPr>
-        <w:t>mechanism</w:t>
-      </w:r>
-      <w:r>
-        <w:rPr>
-          <w:b w:val="0"/>
-        </w:rPr>
-        <w:t xml:space="preserve"> and terminology of typed contracts and </w:t>
-      </w:r>
-      <w:r>
-        <w:rPr>
-          <w:b/>
-        </w:rPr>
-        <w:t>schema</w:t>
-      </w:r>
-      <w:r>
-        <w:rPr>
-          <w:b w:val="0"/>
-        </w:rPr>
-        <w:t>s.</w:t>
+        <w:t>ing.</w:t>
       </w:r>
     </w:p>
     <w:p>
       <w:pPr>
-        <w:spacing w:line="336" w:lineRule="auto" w:after="180"/>
-      </w:pPr>
-      <w:r>
-        <w:rPr>
-          <w:b w:val="0"/>
-        </w:rPr>
-        <w:t xml:space="preserve">Use the supplied fictional case and keep its </w:t>
-      </w:r>
-      <w:r>
-        <w:rPr>
-          <w:b/>
-        </w:rPr>
-        <w:t>input</w:t>
-      </w:r>
-      <w:r>
-        <w:rPr>
-          <w:b w:val="0"/>
-        </w:rPr>
-        <w:t xml:space="preserve">s, intermediate steps, calculation or </w:t>
-      </w:r>
-      <w:r>
-        <w:rPr>
-          <w:b/>
-        </w:rPr>
-        <w:t>prediction</w:t>
-      </w:r>
-      <w:r>
-        <w:rPr>
-          <w:b w:val="0"/>
-        </w:rPr>
-        <w:t>, and limitation. Connect this record to last week’s record; a matching answer without a trace is insufficient.</w:t>
+        <w:pStyle w:val="Heading2"/>
+      </w:pPr>
+      <w:r>
+        <w:t>W2 Trace the worked case</w:t>
       </w:r>
     </w:p>
     <w:p>
@@ -3640,21 +3684,15 @@
       </w:pPr>
       <w:r>
         <w:rPr>
+          <w:b/>
+        </w:rPr>
+        <w:t>Input</w:t>
+      </w:r>
+      <w:r>
+        <w:rPr>
           <w:b w:val="0"/>
         </w:rPr>
-        <w:t xml:space="preserve">Provide an </w:t>
-      </w:r>
-      <w:r>
-        <w:rPr>
-          <w:b/>
-        </w:rPr>
-        <w:t>input</w:t>
-      </w:r>
-      <w:r>
-        <w:rPr>
-          <w:b w:val="0"/>
-        </w:rPr>
-        <w:t>/procedure/result/limit frame and a calculator when needed. Ask students to identify the first step before completing the whole trace.</w:t>
+        <w:t xml:space="preserve"> room_id=B, requested_count=true passes a naive isinstance(value, int) check in Python. Show the intermediate steps and give the conclusion with its scope.</w:t>
       </w:r>
     </w:p>
     <w:p>
@@ -3665,42 +3703,15 @@
         <w:rPr>
           <w:b w:val="0"/>
         </w:rPr>
-        <w:t xml:space="preserve">Extension: compare two concrete variants of this </w:t>
-      </w:r>
-      <w:r>
-        <w:rPr>
-          <w:b/>
-        </w:rPr>
-        <w:t>mechanism</w:t>
-      </w:r>
-      <w:r>
-        <w:rPr>
-          <w:b w:val="0"/>
-        </w:rPr>
-        <w:t xml:space="preserve"> while holding unrelated conditions fixed; report both successful and unsuccessful outcomes.</w:t>
+        <w:t>Teacher explanation: Boolean is an int subclass in Python but excluded by this contract; use type(value) is int and validate nonnegative range.</w:t>
       </w:r>
     </w:p>
     <w:p>
       <w:pPr>
-        <w:spacing w:line="336" w:lineRule="auto" w:after="180"/>
-      </w:pPr>
-      <w:r>
-        <w:rPr>
-          <w:b w:val="0"/>
-        </w:rPr>
-        <w:t xml:space="preserve">Next connection: Configuration and secrets. Preserve the current case record and retrieve its </w:t>
-      </w:r>
-      <w:r>
-        <w:rPr>
-          <w:b/>
-        </w:rPr>
-        <w:t>evidence</w:t>
-      </w:r>
-      <w:r>
-        <w:rPr>
-          <w:b w:val="0"/>
-        </w:rPr>
-        <w:t xml:space="preserve"> boundary before moving on.</w:t>
+        <w:pStyle w:val="Heading2"/>
+      </w:pPr>
+      <w:r>
+        <w:t>W3 Audit the limit</w:t>
       </w:r>
     </w:p>
     <w:p>
@@ -3711,15 +3722,662 @@
         <w:rPr>
           <w:b w:val="0"/>
         </w:rPr>
-        <w:t>Retain the project ledger and assess a changed case after support. Check the relevant prerequisite before carrying this component forward.</w:t>
+        <w:t xml:space="preserve">A report omits this qualification: </w:t>
+      </w:r>
+      <w:r>
+        <w:rPr>
+          <w:b/>
+        </w:rPr>
+        <w:t>Schema</w:t>
+      </w:r>
+      <w:r>
+        <w:rPr>
+          <w:b w:val="0"/>
+        </w:rPr>
+        <w:t xml:space="preserve">-valid </w:t>
+      </w:r>
+      <w:r>
+        <w:rPr>
+          <w:b/>
+        </w:rPr>
+        <w:t>input</w:t>
+      </w:r>
+      <w:r>
+        <w:rPr>
+          <w:b w:val="0"/>
+        </w:rPr>
+        <w:t xml:space="preserve"> can still be unauthorised or semantically unsuitable; subsequent checks remain necessary.</w:t>
       </w:r>
     </w:p>
     <w:p>
       <w:pPr>
+        <w:spacing w:line="336" w:lineRule="auto" w:after="180"/>
+      </w:pPr>
+      <w:r>
+        <w:rPr>
+          <w:b w:val="0"/>
+        </w:rPr>
+        <w:t>Explain how omitting it could change a reader's interpretation, and write an accurate replacement.</w:t>
+      </w:r>
+    </w:p>
+    <w:p>
+      <w:pPr>
+        <w:spacing w:line="336" w:lineRule="auto" w:after="180"/>
+      </w:pPr>
+      <w:r>
+        <w:rPr>
+          <w:b w:val="0"/>
+        </w:rPr>
+        <w:t xml:space="preserve">Teacher explanation: </w:t>
+      </w:r>
+      <w:r>
+        <w:rPr>
+          <w:b/>
+        </w:rPr>
+        <w:t>Schema</w:t>
+      </w:r>
+      <w:r>
+        <w:rPr>
+          <w:b w:val="0"/>
+        </w:rPr>
+        <w:t xml:space="preserve">-valid </w:t>
+      </w:r>
+      <w:r>
+        <w:rPr>
+          <w:b/>
+        </w:rPr>
+        <w:t>input</w:t>
+      </w:r>
+      <w:r>
+        <w:rPr>
+          <w:b w:val="0"/>
+        </w:rPr>
+        <w:t xml:space="preserve"> can still be unauthorised or semantically unsuitable; subsequent checks remain necessary.</w:t>
+      </w:r>
+    </w:p>
+    <w:p>
+      <w:pPr>
+        <w:spacing w:line="336" w:lineRule="auto" w:after="180"/>
+      </w:pPr>
+      <w:r>
+        <w:rPr>
+          <w:b w:val="0"/>
+        </w:rPr>
+        <w:t xml:space="preserve">State the observed result separately from the unverified or out-of-scope claim; preserve the original </w:t>
+      </w:r>
+      <w:r>
+        <w:rPr>
+          <w:b/>
+        </w:rPr>
+        <w:t>evidence</w:t>
+      </w:r>
+      <w:r>
+        <w:rPr>
+          <w:b w:val="0"/>
+        </w:rPr>
+        <w:t xml:space="preserve"> rather than inventing a missing fact.</w:t>
+      </w:r>
+    </w:p>
+    <w:p>
+      <w:pPr>
+        <w:pStyle w:val="Heading2"/>
+      </w:pPr>
+      <w:r>
+        <w:t>W5 Design a revealing follow-up</w:t>
+      </w:r>
+    </w:p>
+    <w:p>
+      <w:pPr>
+        <w:spacing w:line="336" w:lineRule="auto" w:after="180"/>
+      </w:pPr>
+      <w:r>
+        <w:rPr>
+          <w:b w:val="0"/>
+        </w:rPr>
+        <w:t>For the worked scenario, propose one additional case that could reveal a failure, describe its expected outcome before running it, and explain what would need to remain fixed for a fair comparison.</w:t>
+      </w:r>
+    </w:p>
+    <w:p>
+      <w:pPr>
+        <w:spacing w:line="336" w:lineRule="auto" w:after="180"/>
+      </w:pPr>
+      <w:r>
+        <w:rPr>
+          <w:b w:val="0"/>
+        </w:rPr>
+        <w:t>Do not reuse W4 as a new final test after receiving feedback.</w:t>
+      </w:r>
+    </w:p>
+    <w:p>
+      <w:pPr>
+        <w:spacing w:line="336" w:lineRule="auto" w:after="180"/>
+      </w:pPr>
+      <w:r>
+        <w:rPr>
+          <w:b w:val="0"/>
+        </w:rPr>
+        <w:t xml:space="preserve">Teacher explanation: Accept a concrete variant of the worked </w:t>
+      </w:r>
+      <w:r>
+        <w:rPr>
+          <w:b/>
+        </w:rPr>
+        <w:t>input</w:t>
+      </w:r>
+      <w:r>
+        <w:rPr>
+          <w:b w:val="0"/>
+        </w:rPr>
+        <w:t xml:space="preserve"> or a missing/conflicting/boundary condition, with an expectation derived from the declared procedure.</w:t>
+      </w:r>
+    </w:p>
+    <w:p>
+      <w:pPr>
+        <w:spacing w:line="336" w:lineRule="auto" w:after="180"/>
+      </w:pPr>
+      <w:r>
+        <w:rPr>
+          <w:b w:val="0"/>
+        </w:rPr>
+        <w:t xml:space="preserve">Require preserved settings, original </w:t>
+      </w:r>
+      <w:r>
+        <w:rPr>
+          <w:b/>
+        </w:rPr>
+        <w:t>output</w:t>
+      </w:r>
+      <w:r>
+        <w:rPr>
+          <w:b w:val="0"/>
+        </w:rPr>
+        <w:t xml:space="preserve">s and data roles. </w:t>
+      </w:r>
+      <w:r>
+        <w:rPr>
+          <w:b/>
+        </w:rPr>
+        <w:t>Schema</w:t>
+      </w:r>
+      <w:r>
+        <w:rPr>
+          <w:b w:val="0"/>
+        </w:rPr>
+        <w:t xml:space="preserve">-valid </w:t>
+      </w:r>
+      <w:r>
+        <w:rPr>
+          <w:b/>
+        </w:rPr>
+        <w:t>input</w:t>
+      </w:r>
+      <w:r>
+        <w:rPr>
+          <w:b w:val="0"/>
+        </w:rPr>
+        <w:t xml:space="preserve"> can still be unauthorised or semantically unsuitable; subsequent checks remain necessary.</w:t>
+      </w:r>
+    </w:p>
+    <w:p>
+      <w:pPr>
+        <w:spacing w:line="336" w:lineRule="auto" w:after="180"/>
+      </w:pPr>
+      <w:r>
+        <w:rPr>
+          <w:b w:val="0"/>
+        </w:rPr>
+        <w:t xml:space="preserve">The new case should test this particular </w:t>
+      </w:r>
+      <w:r>
+        <w:rPr>
+          <w:b/>
+        </w:rPr>
+        <w:t>mechanism</w:t>
+      </w:r>
+      <w:r>
+        <w:rPr>
+          <w:b w:val="0"/>
+        </w:rPr>
+        <w:t xml:space="preserve"> rather than merely restate the original result.</w:t>
+      </w:r>
+    </w:p>
+    <w:p>
+      <w:pPr>
+        <w:pStyle w:val="Heading2"/>
+      </w:pPr>
+      <w:r>
+        <w:t>Earlier wording, alternatives and picture transcripts · reference / check after trying</w:t>
+      </w:r>
+    </w:p>
+    <w:p>
+      <w:pPr>
         <w:pStyle w:val="Heading3"/>
       </w:pPr>
       <w:r>
-        <w:t>Plan the delayed return</w:t>
+        <w:t>Guided and exit questions</w:t>
+      </w:r>
+    </w:p>
+    <w:p>
+      <w:pPr>
+        <w:spacing w:line="336" w:lineRule="auto" w:after="180"/>
+      </w:pPr>
+      <w:r>
+        <w:rPr>
+          <w:b w:val="0"/>
+        </w:rPr>
+        <w:t>Guided: Boolean is an int subclass in Python but excluded by this contract; use type(value) is int and validate nonnegative range.</w:t>
+      </w:r>
+    </w:p>
+    <w:p>
+      <w:pPr>
+        <w:spacing w:line="336" w:lineRule="auto" w:after="180"/>
+      </w:pPr>
+      <w:r>
+        <w:rPr>
+          <w:b w:val="0"/>
+        </w:rPr>
+        <w:t xml:space="preserve">Qualification: </w:t>
+      </w:r>
+      <w:r>
+        <w:rPr>
+          <w:b/>
+        </w:rPr>
+        <w:t>Schema</w:t>
+      </w:r>
+      <w:r>
+        <w:rPr>
+          <w:b w:val="0"/>
+        </w:rPr>
+        <w:t xml:space="preserve">-valid </w:t>
+      </w:r>
+      <w:r>
+        <w:rPr>
+          <w:b/>
+        </w:rPr>
+        <w:t>input</w:t>
+      </w:r>
+      <w:r>
+        <w:rPr>
+          <w:b w:val="0"/>
+        </w:rPr>
+        <w:t xml:space="preserve"> can still be unauthorised or semantically unsuitable; subsequent checks remain necessary.</w:t>
+      </w:r>
+    </w:p>
+    <w:p>
+      <w:pPr>
+        <w:spacing w:line="336" w:lineRule="auto" w:after="180"/>
+      </w:pPr>
+      <w:r>
+        <w:rPr>
+          <w:b w:val="0"/>
+        </w:rPr>
+        <w:t xml:space="preserve">Exit: accept a concrete variation with its predicted outcome and a stated condition that would challenge the </w:t>
+      </w:r>
+      <w:r>
+        <w:rPr>
+          <w:b/>
+        </w:rPr>
+        <w:t>mechanism</w:t>
+      </w:r>
+      <w:r>
+        <w:rPr>
+          <w:b w:val="0"/>
+        </w:rPr>
+        <w:t xml:space="preserve">; reject a claim resting on unmeasured </w:t>
+      </w:r>
+      <w:r>
+        <w:rPr>
+          <w:b/>
+        </w:rPr>
+        <w:t>evidence</w:t>
+      </w:r>
+      <w:r>
+        <w:rPr>
+          <w:b w:val="0"/>
+        </w:rPr>
+        <w:t>.</w:t>
+      </w:r>
+    </w:p>
+    <w:p>
+      <w:pPr>
+        <w:pStyle w:val="Heading3"/>
+      </w:pPr>
+      <w:r>
+        <w:t>W1 Explain the mechanism</w:t>
+      </w:r>
+    </w:p>
+    <w:p>
+      <w:pPr>
+        <w:pStyle w:val="Heading3"/>
+      </w:pPr>
+      <w:r>
+        <w:t>W2 Trace the worked case</w:t>
+      </w:r>
+    </w:p>
+    <w:p>
+      <w:pPr>
+        <w:pStyle w:val="Heading3"/>
+      </w:pPr>
+      <w:r>
+        <w:t>W3 Audit the limit</w:t>
+      </w:r>
+    </w:p>
+    <w:p>
+      <w:pPr>
+        <w:pStyle w:val="Heading3"/>
+      </w:pPr>
+      <w:r>
+        <w:t>W4 Apply a new case independently</w:t>
+      </w:r>
+    </w:p>
+    <w:p>
+      <w:pPr>
+        <w:spacing w:line="336" w:lineRule="auto" w:after="180"/>
+      </w:pPr>
+      <w:r>
+        <w:rPr>
+          <w:b w:val="0"/>
+        </w:rPr>
+        <w:t>Classify counts 0, -1, "3", False under the stated contract.</w:t>
+      </w:r>
+    </w:p>
+    <w:p>
+      <w:pPr>
+        <w:spacing w:line="336" w:lineRule="auto" w:after="180"/>
+      </w:pPr>
+      <w:r>
+        <w:rPr>
+          <w:b w:val="0"/>
+        </w:rPr>
+        <w:t>Teacher explanation: 0 valid; -1 fails range; string fails type; False fails explicit Boolean exclusion.</w:t>
+      </w:r>
+    </w:p>
+    <w:p>
+      <w:pPr>
+        <w:pStyle w:val="Heading3"/>
+      </w:pPr>
+      <w:r>
+        <w:t>W5 Design a revealing follow-up</w:t>
+      </w:r>
+    </w:p>
+    <w:p>
+      <w:pPr>
+        <w:pStyle w:val="Heading3"/>
+      </w:pPr>
+      <w:r>
+        <w:t>Independent assessment and fresh retry</w:t>
+      </w:r>
+    </w:p>
+    <w:p>
+      <w:pPr>
+        <w:spacing w:line="336" w:lineRule="auto" w:after="180"/>
+      </w:pPr>
+      <w:r>
+        <w:rPr>
+          <w:b w:val="0"/>
+        </w:rPr>
+        <w:t>W4: 0 valid; -1 fails range; string fails type; False fails explicit Boolean exclusion. Require intermediate reasoning and the stated scope. Fresh retry: Counts 5, 5.0, None, True.</w:t>
+      </w:r>
+    </w:p>
+    <w:p>
+      <w:pPr>
+        <w:spacing w:line="336" w:lineRule="auto" w:after="180"/>
+      </w:pPr>
+      <w:r>
+        <w:rPr>
+          <w:b w:val="0"/>
+        </w:rPr>
+        <w:t>Expected reasoning: Only integer 5 passes; float, missing/null and Boolean fail this contract. If students need support, record it and reassess with another new case rather than awarding independence to a copied answer.</w:t>
+      </w:r>
+    </w:p>
+    <w:p>
+      <w:pPr>
+        <w:pStyle w:val="Heading3"/>
+      </w:pPr>
+      <w:r>
+        <w:t>Assess independent transfer</w:t>
+      </w:r>
+    </w:p>
+    <w:p>
+      <w:pPr>
+        <w:pStyle w:val="Heading3"/>
+      </w:pPr>
+      <w:r>
+        <w:t>Selected case answer</w:t>
+      </w:r>
+    </w:p>
+    <w:p>
+      <w:pPr>
+        <w:pStyle w:val="Heading3"/>
+      </w:pPr>
+      <w:r>
+        <w:t>Feedback that the learner uses</w:t>
+      </w:r>
+    </w:p>
+    <w:p>
+      <w:pPr>
+        <w:pStyle w:val="Heading1"/>
+      </w:pPr>
+      <w:r>
+        <w:t>06. Connect, support and revisit service design</w:t>
+      </w:r>
+    </w:p>
+    <w:p>
+      <w:r>
+        <w:t>Use saved evidence and boundary decisions to choose the next step.</w:t>
+      </w:r>
+    </w:p>
+    <w:p>
+      <w:pPr>
+        <w:pStyle w:val="Heading2"/>
+      </w:pPr>
+      <w:r>
+        <w:t>Project and next-week bridge</w:t>
+      </w:r>
+    </w:p>
+    <w:p>
+      <w:pPr>
+        <w:spacing w:line="336" w:lineRule="auto" w:after="180"/>
+      </w:pPr>
+      <w:r>
+        <w:rPr>
+          <w:b w:val="0"/>
+        </w:rPr>
+        <w:t xml:space="preserve">Add a labelled typed contracts and </w:t>
+      </w:r>
+      <w:r>
+        <w:rPr>
+          <w:b/>
+        </w:rPr>
+        <w:t>schema</w:t>
+      </w:r>
+      <w:r>
+        <w:rPr>
+          <w:b w:val="0"/>
+        </w:rPr>
+        <w:t xml:space="preserve">s </w:t>
+      </w:r>
+      <w:r>
+        <w:rPr>
+          <w:b/>
+        </w:rPr>
+        <w:t>evidence</w:t>
+      </w:r>
+      <w:r>
+        <w:rPr>
+          <w:b w:val="0"/>
+        </w:rPr>
+        <w:t xml:space="preserve"> sheet to Grounded Learning Service. Show how you can explain the </w:t>
+      </w:r>
+      <w:r>
+        <w:rPr>
+          <w:b/>
+        </w:rPr>
+        <w:t>mechanism</w:t>
+      </w:r>
+      <w:r>
+        <w:rPr>
+          <w:b w:val="0"/>
+        </w:rPr>
+        <w:t xml:space="preserve"> and terminology of typed contracts and </w:t>
+      </w:r>
+      <w:r>
+        <w:rPr>
+          <w:b/>
+        </w:rPr>
+        <w:t>schema</w:t>
+      </w:r>
+      <w:r>
+        <w:rPr>
+          <w:b w:val="0"/>
+        </w:rPr>
+        <w:t>s.</w:t>
+      </w:r>
+    </w:p>
+    <w:p>
+      <w:pPr>
+        <w:spacing w:line="336" w:lineRule="auto" w:after="180"/>
+      </w:pPr>
+      <w:r>
+        <w:rPr>
+          <w:b w:val="0"/>
+        </w:rPr>
+        <w:t xml:space="preserve">Use the supplied fictional case and keep its </w:t>
+      </w:r>
+      <w:r>
+        <w:rPr>
+          <w:b/>
+        </w:rPr>
+        <w:t>input</w:t>
+      </w:r>
+      <w:r>
+        <w:rPr>
+          <w:b w:val="0"/>
+        </w:rPr>
+        <w:t xml:space="preserve">s, intermediate steps, calculation or </w:t>
+      </w:r>
+      <w:r>
+        <w:rPr>
+          <w:b/>
+        </w:rPr>
+        <w:t>prediction</w:t>
+      </w:r>
+      <w:r>
+        <w:rPr>
+          <w:b w:val="0"/>
+        </w:rPr>
+        <w:t>, and limitation. Connect this record to last week’s record; a matching answer without a trace is insufficient.</w:t>
+      </w:r>
+    </w:p>
+    <w:p>
+      <w:pPr>
+        <w:spacing w:line="336" w:lineRule="auto" w:after="180"/>
+      </w:pPr>
+      <w:r>
+        <w:rPr>
+          <w:b w:val="0"/>
+        </w:rPr>
+        <w:t xml:space="preserve">Provide an </w:t>
+      </w:r>
+      <w:r>
+        <w:rPr>
+          <w:b/>
+        </w:rPr>
+        <w:t>input</w:t>
+      </w:r>
+      <w:r>
+        <w:rPr>
+          <w:b w:val="0"/>
+        </w:rPr>
+        <w:t>/procedure/result/limit frame and a calculator when needed. Ask students to identify the first step before completing the whole trace.</w:t>
+      </w:r>
+    </w:p>
+    <w:p>
+      <w:pPr>
+        <w:spacing w:line="336" w:lineRule="auto" w:after="180"/>
+      </w:pPr>
+      <w:r>
+        <w:rPr>
+          <w:b w:val="0"/>
+        </w:rPr>
+        <w:t xml:space="preserve">Extension: compare two concrete variants of this </w:t>
+      </w:r>
+      <w:r>
+        <w:rPr>
+          <w:b/>
+        </w:rPr>
+        <w:t>mechanism</w:t>
+      </w:r>
+      <w:r>
+        <w:rPr>
+          <w:b w:val="0"/>
+        </w:rPr>
+        <w:t xml:space="preserve"> while holding unrelated conditions fixed; report both successful and unsuccessful outcomes.</w:t>
+      </w:r>
+    </w:p>
+    <w:p>
+      <w:pPr>
+        <w:spacing w:line="336" w:lineRule="auto" w:after="180"/>
+      </w:pPr>
+      <w:r>
+        <w:rPr>
+          <w:b w:val="0"/>
+        </w:rPr>
+        <w:t xml:space="preserve">Next connection: Configuration and secrets. Preserve the current case record and retrieve its </w:t>
+      </w:r>
+      <w:r>
+        <w:rPr>
+          <w:b/>
+        </w:rPr>
+        <w:t>evidence</w:t>
+      </w:r>
+      <w:r>
+        <w:rPr>
+          <w:b w:val="0"/>
+        </w:rPr>
+        <w:t xml:space="preserve"> boundary before moving on.</w:t>
+      </w:r>
+    </w:p>
+    <w:p>
+      <w:pPr>
+        <w:spacing w:line="336" w:lineRule="auto" w:after="180"/>
+      </w:pPr>
+      <w:r>
+        <w:rPr>
+          <w:b w:val="0"/>
+        </w:rPr>
+        <w:t>Retain the project ledger and assess a changed case after support. Check the relevant prerequisite before carrying this component forward.</w:t>
+      </w:r>
+    </w:p>
+    <w:p>
+      <w:pPr>
+        <w:spacing w:line="336" w:lineRule="auto" w:after="180"/>
+      </w:pPr>
+      <w:r>
+        <w:rPr>
+          <w:b w:val="0"/>
+        </w:rPr>
+        <w:t xml:space="preserve">For the Grounded Learning Service, retain an annotated trace and the changed-case result. Name the contract or </w:t>
+      </w:r>
+      <w:r>
+        <w:rPr>
+          <w:b/>
+        </w:rPr>
+        <w:t>evidence</w:t>
+      </w:r>
+      <w:r>
+        <w:rPr>
+          <w:b w:val="0"/>
+        </w:rPr>
+        <w:t xml:space="preserve"> that makes the deciding step valid, so another team can review it.</w:t>
+      </w:r>
+    </w:p>
+    <w:p>
+      <w:pPr>
+        <w:pStyle w:val="Heading2"/>
+      </w:pPr>
+      <w:r>
+        <w:t>Delayed return and support record</w:t>
       </w:r>
     </w:p>
     <w:p>
@@ -3936,60 +4594,60 @@
     </w:p>
     <w:p>
       <w:pPr>
-        <w:pStyle w:val="Heading3"/>
-      </w:pPr>
-      <w:r>
-        <w:t>Project evidence from this case</w:t>
+        <w:pStyle w:val="Heading2"/>
+      </w:pPr>
+      <w:r>
+        <w:t>Earlier wording, alternatives and picture transcripts · reference / check after trying</w:t>
       </w:r>
     </w:p>
     <w:p>
       <w:pPr>
-        <w:spacing w:line="336" w:lineRule="auto" w:after="180"/>
-      </w:pPr>
-      <w:r>
-        <w:rPr>
-          <w:b w:val="0"/>
-        </w:rPr>
-        <w:t xml:space="preserve">For the Grounded Learning Service, retain an annotated trace and the changed-case result. Name the contract or </w:t>
-      </w:r>
-      <w:r>
-        <w:rPr>
-          <w:b/>
-        </w:rPr>
-        <w:t>evidence</w:t>
-      </w:r>
-      <w:r>
-        <w:rPr>
-          <w:b w:val="0"/>
-        </w:rPr>
-        <w:t xml:space="preserve"> that makes the deciding step valid, so another team can review it.</w:t>
+        <w:pStyle w:val="Heading3"/>
+      </w:pPr>
+      <w:r>
+        <w:t>Plan the delayed return</w:t>
       </w:r>
     </w:p>
     <w:p>
       <w:pPr>
-        <w:pStyle w:val="Heading1"/>
-      </w:pPr>
-      <w:r>
-        <w:t>07. Prepare, teach and assess</w:t>
+        <w:pStyle w:val="Heading3"/>
+      </w:pPr>
+      <w:r>
+        <w:t>Project evidence from this case</w:t>
       </w:r>
     </w:p>
     <w:p>
-      <w:r>
-        <w:t>Use this preparation summary alongside the detailed Typed contracts and schemas lesson; it is a checklist rather than a replacement for the full sequence.</w:t>
+      <w:pPr>
+        <w:pStyle w:val="Heading1"/>
+      </w:pPr>
+      <w:r>
+        <w:t>Reference bank and extra practice</w:t>
       </w:r>
     </w:p>
     <w:p>
       <w:pPr>
-        <w:pStyle w:val="Heading3"/>
-      </w:pPr>
-      <w:r>
-        <w:t>Teaching target</w:t>
+        <w:pStyle w:val="Heading1"/>
+      </w:pPr>
+      <w:r>
+        <w:t>07. Reference · Alternative planning checklist</w:t>
       </w:r>
     </w:p>
     <w:p>
+      <w:r>
+        <w:t>Use alongside the main route when helpful.</w:t>
+      </w:r>
+    </w:p>
+    <w:p>
+      <w:pPr>
+        <w:pStyle w:val="Heading2"/>
+      </w:pPr>
+      <w:r>
+        <w:t>Planning,assessment and project reminders</w:t>
+      </w:r>
+    </w:p>
+    <w:p>
       <w:pPr>
         <w:spacing w:line="336" w:lineRule="auto" w:after="180"/>
-        <w:shd w:fill="EDF7F3"/>
       </w:pPr>
       <w:r>
         <w:rPr>
@@ -4213,22 +4871,36 @@
     </w:p>
     <w:p>
       <w:pPr>
-        <w:pStyle w:val="Heading3"/>
-      </w:pPr>
-      <w:r>
-        <w:t>Supported practice answer</w:t>
+        <w:spacing w:line="336" w:lineRule="auto" w:after="180"/>
+      </w:pPr>
+      <w:r>
+        <w:rPr>
+          <w:b w:val="0"/>
+        </w:rPr>
+        <w:t>Reasoned practice answer: Teacher explanation: Boolean is an int subclass in Python but excluded by this contract; use type(value) is int and validate nonnegative range.</w:t>
       </w:r>
     </w:p>
     <w:p>
       <w:pPr>
         <w:spacing w:line="336" w:lineRule="auto" w:after="180"/>
-        <w:shd w:fill="F1F6FC"/>
       </w:pPr>
       <w:r>
         <w:rPr>
           <w:b w:val="0"/>
         </w:rPr>
-        <w:t>Reasoned practice answer: Teacher explanation: Boolean is an int subclass in Python but excluded by this contract; use type(value) is int and validate nonnegative range.</w:t>
+        <w:t xml:space="preserve">Check every learner before discussion: Use the worked case for Typed contracts and </w:t>
+      </w:r>
+      <w:r>
+        <w:rPr>
+          <w:b/>
+        </w:rPr>
+        <w:t>schema</w:t>
+      </w:r>
+      <w:r>
+        <w:rPr>
+          <w:b w:val="0"/>
+        </w:rPr>
+        <w:t>s. Proposed explanation: “The worked result establishes every future case”. Decide whether this explanation is supported.</w:t>
       </w:r>
     </w:p>
     <w:p>
@@ -4239,19 +4911,7 @@
         <w:rPr>
           <w:b w:val="0"/>
         </w:rPr>
-        <w:t xml:space="preserve">Check every learner before discussion: Use the worked case for Typed contracts and </w:t>
-      </w:r>
-      <w:r>
-        <w:rPr>
-          <w:b/>
-        </w:rPr>
-        <w:t>schema</w:t>
-      </w:r>
-      <w:r>
-        <w:rPr>
-          <w:b w:val="0"/>
-        </w:rPr>
-        <w:t>s. Proposed explanation: “The worked result establishes every future case”. Decide whether this explanation is supported.</w:t>
+        <w:t>Point to the step or supplied fact that decides; explain your repair if needed.</w:t>
       </w:r>
     </w:p>
     <w:p>
@@ -4262,129 +4922,82 @@
         <w:rPr>
           <w:b w:val="0"/>
         </w:rPr>
-        <w:t>Point to the step or supplied fact that decides; explain your repair if needed.</w:t>
+        <w:t xml:space="preserve">Misconception repair: </w:t>
+      </w:r>
+      <w:r>
+        <w:rPr>
+          <w:b/>
+        </w:rPr>
+        <w:t>Schema</w:t>
+      </w:r>
+      <w:r>
+        <w:rPr>
+          <w:b w:val="0"/>
+        </w:rPr>
+        <w:t xml:space="preserve">-valid </w:t>
+      </w:r>
+      <w:r>
+        <w:rPr>
+          <w:b/>
+        </w:rPr>
+        <w:t>input</w:t>
+      </w:r>
+      <w:r>
+        <w:rPr>
+          <w:b w:val="0"/>
+        </w:rPr>
+        <w:t xml:space="preserve"> can still be unauthorised or semantically unsuitable; subsequent checks remain necessary.</w:t>
       </w:r>
     </w:p>
     <w:p>
       <w:pPr>
-        <w:pStyle w:val="Heading3"/>
-      </w:pPr>
-      <w:r>
-        <w:t>Repair the misconception</w:t>
+        <w:spacing w:line="336" w:lineRule="auto" w:after="180"/>
+      </w:pPr>
+      <w:r>
+        <w:rPr>
+          <w:b w:val="0"/>
+        </w:rPr>
+        <w:t xml:space="preserve">Support: read the exact case aloud, enlarge the labelled picture, supply </w:t>
+      </w:r>
+      <w:r>
+        <w:rPr>
+          <w:b/>
+        </w:rPr>
+        <w:t>input</w:t>
+      </w:r>
+      <w:r>
+        <w:rPr>
+          <w:b w:val="0"/>
+        </w:rPr>
+        <w:t xml:space="preserve"> cards and model only the first deciding step. Accept a spoken explanation or drawing; retain the reasoning goal.</w:t>
       </w:r>
     </w:p>
     <w:p>
       <w:pPr>
         <w:spacing w:line="336" w:lineRule="auto" w:after="180"/>
-        <w:shd w:fill="FFF5E6"/>
       </w:pPr>
       <w:r>
         <w:rPr>
           <w:b w:val="0"/>
         </w:rPr>
-        <w:t xml:space="preserve">Misconception repair: </w:t>
+        <w:t xml:space="preserve">Extension: Change A count to -1. Require a </w:t>
       </w:r>
       <w:r>
         <w:rPr>
           <w:b/>
         </w:rPr>
-        <w:t>Schema</w:t>
+        <w:t>prediction</w:t>
       </w:r>
       <w:r>
         <w:rPr>
           <w:b w:val="0"/>
         </w:rPr>
-        <w:t xml:space="preserve">-valid </w:t>
-      </w:r>
-      <w:r>
-        <w:rPr>
-          <w:b/>
-        </w:rPr>
-        <w:t>input</w:t>
-      </w:r>
-      <w:r>
-        <w:rPr>
-          <w:b w:val="0"/>
-        </w:rPr>
-        <w:t xml:space="preserve"> can still be unauthorised or semantically unsuitable; subsequent checks remain necessary.</w:t>
+        <w:t xml:space="preserve"> and a reason before comparing. Expected result: Reject A on the non-negative value rule. Reason: The type is correct but the value is outside its accepted range.</w:t>
       </w:r>
     </w:p>
     <w:p>
       <w:pPr>
-        <w:pStyle w:val="Heading3"/>
-      </w:pPr>
-      <w:r>
-        <w:t>Support without giving away the answer</w:t>
-      </w:r>
-    </w:p>
-    <w:p>
-      <w:pPr>
         <w:spacing w:line="336" w:lineRule="auto" w:after="180"/>
-        <w:shd w:fill="F1F6F8"/>
-      </w:pPr>
-      <w:r>
-        <w:rPr>
-          <w:b w:val="0"/>
-        </w:rPr>
-        <w:t xml:space="preserve">Support: read the exact case aloud, enlarge the labelled picture, supply </w:t>
-      </w:r>
-      <w:r>
-        <w:rPr>
-          <w:b/>
-        </w:rPr>
-        <w:t>input</w:t>
-      </w:r>
-      <w:r>
-        <w:rPr>
-          <w:b w:val="0"/>
-        </w:rPr>
-        <w:t xml:space="preserve"> cards and model only the first deciding step. Accept a spoken explanation or drawing; retain the reasoning goal.</w:t>
-      </w:r>
-    </w:p>
-    <w:p>
-      <w:pPr>
-        <w:pStyle w:val="Heading3"/>
-      </w:pPr>
-      <w:r>
-        <w:t>Extend the reasoning</w:t>
-      </w:r>
-    </w:p>
-    <w:p>
-      <w:pPr>
-        <w:spacing w:line="336" w:lineRule="auto" w:after="180"/>
-        <w:shd w:fill="F5F1FB"/>
-      </w:pPr>
-      <w:r>
-        <w:rPr>
-          <w:b w:val="0"/>
-        </w:rPr>
-        <w:t xml:space="preserve">Extension: Change A count to -1. Require a </w:t>
-      </w:r>
-      <w:r>
-        <w:rPr>
-          <w:b/>
-        </w:rPr>
-        <w:t>prediction</w:t>
-      </w:r>
-      <w:r>
-        <w:rPr>
-          <w:b w:val="0"/>
-        </w:rPr>
-        <w:t xml:space="preserve"> and a reason before comparing. Expected result: Reject A on the non-negative value rule. Reason: The type is correct but the value is outside its accepted range.</w:t>
-      </w:r>
-    </w:p>
-    <w:p>
-      <w:pPr>
-        <w:pStyle w:val="Heading3"/>
-      </w:pPr>
-      <w:r>
-        <w:t>Protect the independent attempt</w:t>
-      </w:r>
-    </w:p>
-    <w:p>
-      <w:pPr>
-        <w:spacing w:line="336" w:lineRule="auto" w:after="180"/>
-        <w:shd w:fill="FFF5E6"/>
       </w:pPr>
       <w:r>
         <w:rPr>
@@ -4579,70 +5192,69 @@
     </w:tbl>
     <w:p>
       <w:pPr>
-        <w:pStyle w:val="Heading3"/>
-      </w:pPr>
-      <w:r>
-        <w:t>Project checkpoint</w:t>
+        <w:spacing w:line="336" w:lineRule="auto" w:after="180"/>
+      </w:pPr>
+      <w:r>
+        <w:rPr>
+          <w:b w:val="0"/>
+        </w:rPr>
+        <w:t xml:space="preserve">Project checkpoint: Frame the need. Name the user, the problem, allowed </w:t>
+      </w:r>
+      <w:r>
+        <w:rPr>
+          <w:b/>
+        </w:rPr>
+        <w:t>input</w:t>
+      </w:r>
+      <w:r>
+        <w:rPr>
+          <w:b w:val="0"/>
+        </w:rPr>
+        <w:t>s and a safe simple starting method.</w:t>
       </w:r>
     </w:p>
     <w:p>
       <w:pPr>
         <w:spacing w:line="336" w:lineRule="auto" w:after="180"/>
-        <w:shd w:fill="EDF7F3"/>
       </w:pPr>
       <w:r>
         <w:rPr>
           <w:b w:val="0"/>
         </w:rPr>
-        <w:t xml:space="preserve">Project checkpoint: Frame the need. Name the user, the problem, allowed </w:t>
+        <w:t xml:space="preserve">Use the weekly teacher answer for topic-specific reasoning. A saved progress tick is an activity record; judge mastery from the learner’s explanation and </w:t>
       </w:r>
       <w:r>
         <w:rPr>
           <w:b/>
         </w:rPr>
-        <w:t>input</w:t>
+        <w:t>evidence</w:t>
       </w:r>
       <w:r>
         <w:rPr>
           <w:b w:val="0"/>
         </w:rPr>
-        <w:t>s and a safe simple starting method.</w:t>
+        <w:t>.</w:t>
       </w:r>
     </w:p>
     <w:p>
       <w:pPr>
-        <w:spacing w:line="336" w:lineRule="auto" w:after="180"/>
-      </w:pPr>
-      <w:r>
-        <w:rPr>
-          <w:b w:val="0"/>
-        </w:rPr>
-        <w:t xml:space="preserve">Use the weekly teacher answer for topic-specific reasoning. A saved progress tick is an activity record; judge mastery from the learner’s explanation and </w:t>
-      </w:r>
-      <w:r>
-        <w:rPr>
-          <w:b/>
-        </w:rPr>
-        <w:t>evidence</w:t>
-      </w:r>
-      <w:r>
-        <w:rPr>
-          <w:b w:val="0"/>
-        </w:rPr>
-        <w:t>.</w:t>
+        <w:pStyle w:val="Heading1"/>
+      </w:pPr>
+      <w:r>
+        <w:t>08. Reference · Feedback,labs and repair paths</w:t>
       </w:r>
     </w:p>
     <w:p>
-      <w:pPr>
-        <w:pStyle w:val="Heading1"/>
-      </w:pPr>
-      <w:r>
-        <w:t>08. Use feedback, labs and repair paths</w:t>
+      <w:r>
+        <w:t>Retain the first attempt and the evidence used for a repair.</w:t>
       </w:r>
     </w:p>
     <w:p>
-      <w:r>
-        <w:t>Use feedback, earlier review and portfolios purposefully. Apply the coding routine only when this lesson has an executable lab.</w:t>
+      <w:pPr>
+        <w:pStyle w:val="Heading2"/>
+      </w:pPr>
+      <w:r>
+        <w:t>Feedback and record guidance</w:t>
       </w:r>
     </w:p>
     <w:p>
@@ -4741,40 +5353,17 @@
         <w:pStyle w:val="Heading1"/>
       </w:pPr>
       <w:r>
-        <w:t>09. Visual concept journey</w:t>
+        <w:t>09. Reference · Teach with the six pictures</w:t>
       </w:r>
     </w:p>
     <w:p>
       <w:r>
-        <w:t>Show one Typed contracts and schemas graphic at a time, request a prediction and discuss its trace before the independent assessment.</w:t>
+        <w:t>Choose one picture for a particular reasoning move.</w:t>
       </w:r>
     </w:p>
     <w:p>
       <w:pPr>
-        <w:spacing w:line="336" w:lineRule="auto" w:after="180"/>
-      </w:pPr>
-      <w:r>
-        <w:rPr>
-          <w:b w:val="0"/>
-        </w:rPr>
-        <w:t xml:space="preserve">Use one picture at a time. Hide a worked result before asking for a </w:t>
-      </w:r>
-      <w:r>
-        <w:rPr>
-          <w:b/>
-        </w:rPr>
-        <w:t>prediction</w:t>
-      </w:r>
-      <w:r>
-        <w:rPr>
-          <w:b w:val="0"/>
-        </w:rPr>
-        <w:t>, then reveal it for feedback. These are supported teaching cases; retain the separate independent assessment for a fresh first attempt.</w:t>
-      </w:r>
-    </w:p>
-    <w:p>
-      <w:pPr>
-        <w:pStyle w:val="Heading3"/>
+        <w:pStyle w:val="Heading2"/>
       </w:pPr>
       <w:r>
         <w:t>01. Typed contracts and schemas: the case</w:t>
@@ -4785,7 +5374,7 @@
         <w:drawing>
           <wp:inline xmlns:a="http://schemas.openxmlformats.org/drawingml/2006/main" xmlns:pic="http://schemas.openxmlformats.org/drawingml/2006/picture">
             <wp:extent cx="5486400" cy="2834640"/>
-            <wp:docPr id="2" name="Picture 2" descr="A labelled sample record. A lab tool accepts a string sample_id and an integer count of at least zero. Supplied facts: A={sample_id:&quot;jar -8&quot;,count:4}; B={sample_id:&quot;jar -9&quot;,count:&quot;4&quot;}. No type conversion is allowed."/>
+            <wp:docPr id="3" name="Picture 3" descr="A labelled sample record. A lab tool accepts a string sample_id and an integer count of at least zero. Supplied facts: A={sample_id:&quot;jar -8&quot;,count:4}; B={sample_id:&quot;jar -9&quot;,count:&quot;4&quot;}. No type conversion is allowed."/>
             <wp:cNvGraphicFramePr>
               <a:graphicFrameLocks noChangeAspect="1"/>
             </wp:cNvGraphicFramePr>
@@ -4797,7 +5386,7 @@
                     <pic:cNvPicPr/>
                   </pic:nvPicPr>
                   <pic:blipFill>
-                    <a:blip r:embed="rId10"/>
+                    <a:blip r:embed="rId11"/>
                     <a:stretch>
                       <a:fillRect/>
                     </a:stretch>
@@ -4830,7 +5419,6 @@
     <w:p>
       <w:pPr>
         <w:spacing w:line="336" w:lineRule="auto" w:after="180"/>
-        <w:shd w:fill="F5F1FB"/>
       </w:pPr>
       <w:r>
         <w:rPr>
@@ -4841,27 +5429,18 @@
     </w:p>
     <w:p>
       <w:pPr>
-        <w:pStyle w:val="Heading3"/>
-      </w:pPr>
-      <w:r>
-        <w:t>Discuss while showing the picture</w:t>
+        <w:spacing w:line="336" w:lineRule="auto" w:after="180"/>
+      </w:pPr>
+      <w:r>
+        <w:rPr>
+          <w:b w:val="0"/>
+        </w:rPr>
+        <w:t>Teacher prompt: Point to the given fact that matters most. Explain why it matters. Ask learners to describe one label or arrow in ordinary words. Use the adjacent transcript if the image is difficult to see.</w:t>
       </w:r>
     </w:p>
     <w:p>
       <w:pPr>
-        <w:spacing w:line="336" w:lineRule="auto" w:after="180"/>
-        <w:shd w:fill="F1F6F8"/>
-      </w:pPr>
-      <w:r>
-        <w:rPr>
-          <w:b w:val="0"/>
-        </w:rPr>
-        <w:t>Teacher prompt: Point to the given fact that matters most. Explain why it matters. Ask learners to describe one label or arrow in ordinary words. Use the adjacent transcript if the image is difficult to see.</w:t>
-      </w:r>
-    </w:p>
-    <w:p>
-      <w:pPr>
-        <w:pStyle w:val="Heading3"/>
+        <w:pStyle w:val="Heading2"/>
       </w:pPr>
       <w:r>
         <w:t>02. Follow the deciding steps</w:t>
@@ -4872,7 +5451,7 @@
         <w:drawing>
           <wp:inline xmlns:a="http://schemas.openxmlformats.org/drawingml/2006/main" xmlns:pic="http://schemas.openxmlformats.org/drawingml/2006/picture">
             <wp:extent cx="5486400" cy="3182112"/>
-            <wp:docPr id="3" name="Picture 3" descr="Inspect A: The fields and integer count satisfy the contract. → Inspect B: The quoted count is a string, so B fails the type check. → Return status: Accept A; reject B before running the lab operation."/>
+            <wp:docPr id="4" name="Picture 4" descr="Inspect A: The fields and integer count satisfy the contract. → Inspect B: The quoted count is a string, so B fails the type check. → Return status: Accept A; reject B before running the lab operation."/>
             <wp:cNvGraphicFramePr>
               <a:graphicFrameLocks noChangeAspect="1"/>
             </wp:cNvGraphicFramePr>
@@ -4884,7 +5463,7 @@
                     <pic:cNvPicPr/>
                   </pic:nvPicPr>
                   <pic:blipFill>
-                    <a:blip r:embed="rId11"/>
+                    <a:blip r:embed="rId9"/>
                     <a:stretch>
                       <a:fillRect/>
                     </a:stretch>
@@ -4917,7 +5496,6 @@
     <w:p>
       <w:pPr>
         <w:spacing w:line="336" w:lineRule="auto" w:after="180"/>
-        <w:shd w:fill="F5F1FB"/>
       </w:pPr>
       <w:r>
         <w:rPr>
@@ -4940,39 +5518,30 @@
     </w:p>
     <w:p>
       <w:pPr>
-        <w:pStyle w:val="Heading3"/>
-      </w:pPr>
-      <w:r>
-        <w:t>Discuss while showing the picture</w:t>
+        <w:spacing w:line="336" w:lineRule="auto" w:after="180"/>
+      </w:pPr>
+      <w:r>
+        <w:rPr>
+          <w:b w:val="0"/>
+        </w:rPr>
+        <w:t xml:space="preserve">Teacher prompt: Point to each numbered stage and explain which recorded </w:t>
+      </w:r>
+      <w:r>
+        <w:rPr>
+          <w:b/>
+        </w:rPr>
+        <w:t>input</w:t>
+      </w:r>
+      <w:r>
+        <w:rPr>
+          <w:b w:val="0"/>
+        </w:rPr>
+        <w:t xml:space="preserve"> it uses. Ask learners to describe one label or arrow in ordinary words. Use the adjacent transcript if the image is difficult to see.</w:t>
       </w:r>
     </w:p>
     <w:p>
       <w:pPr>
-        <w:spacing w:line="336" w:lineRule="auto" w:after="180"/>
-        <w:shd w:fill="F1F6F8"/>
-      </w:pPr>
-      <w:r>
-        <w:rPr>
-          <w:b w:val="0"/>
-        </w:rPr>
-        <w:t xml:space="preserve">Teacher prompt: Point to each numbered stage and explain which recorded </w:t>
-      </w:r>
-      <w:r>
-        <w:rPr>
-          <w:b/>
-        </w:rPr>
-        <w:t>input</w:t>
-      </w:r>
-      <w:r>
-        <w:rPr>
-          <w:b w:val="0"/>
-        </w:rPr>
-        <w:t xml:space="preserve"> it uses. Ask learners to describe one label or arrow in ordinary words. Use the adjacent transcript if the image is difficult to see.</w:t>
-      </w:r>
-    </w:p>
-    <w:p>
-      <w:pPr>
-        <w:pStyle w:val="Heading3"/>
+        <w:pStyle w:val="Heading2"/>
       </w:pPr>
       <w:r>
         <w:t>03. Typed contracts and schemas — evidence trace</w:t>
@@ -4983,7 +5552,7 @@
         <w:drawing>
           <wp:inline xmlns:a="http://schemas.openxmlformats.org/drawingml/2006/main" xmlns:pic="http://schemas.openxmlformats.org/drawingml/2006/picture">
             <wp:extent cx="5486400" cy="2996184"/>
-            <wp:docPr id="4" name="Picture 4" descr="Typed contracts and schemas — evidence trace. Input room_id=B, requested_count=true passes a naive isinstance(value, int) check in Python. | Accept exactly room_id as a nonempty string and requested_count as a nonnegative integer excluding bool. Reject extra fields, missing fields and wrong types before processing. | Boolean is an int subclass in Python but excluded by this contract; use type(value) is int and validate nonnegative range."/>
+            <wp:docPr id="5" name="Picture 5" descr="Typed contracts and schemas — evidence trace. Input room_id=B, requested_count=true passes a naive isinstance(value, int) check in Python. | Accept exactly room_id as a nonempty string and requested_count as a nonnegative integer excluding bool. Reject extra fields, missing fields and wrong types before processing. | Boolean is an int subclass in Python but excluded by this contract; use type(value) is int and validate nonnegative range."/>
             <wp:cNvGraphicFramePr>
               <a:graphicFrameLocks noChangeAspect="1"/>
             </wp:cNvGraphicFramePr>
@@ -5092,7 +5661,6 @@
     <w:p>
       <w:pPr>
         <w:spacing w:line="336" w:lineRule="auto" w:after="180"/>
-        <w:shd w:fill="F5F1FB"/>
       </w:pPr>
       <w:r>
         <w:rPr>
@@ -5103,27 +5671,18 @@
     </w:p>
     <w:p>
       <w:pPr>
-        <w:pStyle w:val="Heading3"/>
-      </w:pPr>
-      <w:r>
-        <w:t>Discuss while showing the picture</w:t>
+        <w:spacing w:line="336" w:lineRule="auto" w:after="180"/>
+      </w:pPr>
+      <w:r>
+        <w:rPr>
+          <w:b w:val="0"/>
+        </w:rPr>
+        <w:t>Teacher prompt: Read the labels and values. Explain the relationship the model shows. Ask learners to describe one label or arrow in ordinary words. Use the adjacent transcript if the image is difficult to see.</w:t>
       </w:r>
     </w:p>
     <w:p>
       <w:pPr>
-        <w:spacing w:line="336" w:lineRule="auto" w:after="180"/>
-        <w:shd w:fill="F1F6F8"/>
-      </w:pPr>
-      <w:r>
-        <w:rPr>
-          <w:b w:val="0"/>
-        </w:rPr>
-        <w:t>Teacher prompt: Read the labels and values. Explain the relationship the model shows. Ask learners to describe one label or arrow in ordinary words. Use the adjacent transcript if the image is difficult to see.</w:t>
-      </w:r>
-    </w:p>
-    <w:p>
-      <w:pPr>
-        <w:pStyle w:val="Heading3"/>
+        <w:pStyle w:val="Heading2"/>
       </w:pPr>
       <w:r>
         <w:t>04. Change one thing. Trace what follows.</w:t>
@@ -5134,7 +5693,7 @@
         <w:drawing>
           <wp:inline xmlns:a="http://schemas.openxmlformats.org/drawingml/2006/main" xmlns:pic="http://schemas.openxmlformats.org/drawingml/2006/picture">
             <wp:extent cx="5486400" cy="3026664"/>
-            <wp:docPr id="5" name="Picture 5" descr="Original case: Accept A; reject B before running the lab operation. Changed condition: Change A count to -1. Expected result: Reject A on the non-negative value rule. Reason: The type is correct but the value is outside its accepted range."/>
+            <wp:docPr id="6" name="Picture 6" descr="Original case: Accept A; reject B before running the lab operation. Changed condition: Change A count to -1. Expected result: Reject A on the non-negative value rule. Reason: The type is correct but the value is outside its accepted range."/>
             <wp:cNvGraphicFramePr>
               <a:graphicFrameLocks noChangeAspect="1"/>
             </wp:cNvGraphicFramePr>
@@ -5190,7 +5749,6 @@
     <w:p>
       <w:pPr>
         <w:spacing w:line="336" w:lineRule="auto" w:after="180"/>
-        <w:shd w:fill="F5F1FB"/>
       </w:pPr>
       <w:r>
         <w:rPr>
@@ -5201,39 +5759,29 @@
     </w:p>
     <w:p>
       <w:pPr>
-        <w:pStyle w:val="Heading3"/>
-      </w:pPr>
-      <w:r>
-        <w:t>Discuss while showing the picture</w:t>
+        <w:spacing w:line="336" w:lineRule="auto" w:after="180"/>
+      </w:pPr>
+      <w:r>
+        <w:rPr>
+          <w:b w:val="0"/>
+        </w:rPr>
+        <w:t>Teacher prompt: Predict before checking the worked changed-case result. Name what changed and what the supplied facts allow you to conclude. Ask learners to describe one label or arrow in ordinary words.</w:t>
       </w:r>
     </w:p>
     <w:p>
       <w:pPr>
         <w:spacing w:line="336" w:lineRule="auto" w:after="180"/>
-        <w:shd w:fill="F1F6F8"/>
       </w:pPr>
       <w:r>
         <w:rPr>
           <w:b w:val="0"/>
         </w:rPr>
-        <w:t>Teacher prompt: Predict before checking the worked changed-case result. Name what changed and what the supplied facts allow you to conclude. Ask learners to describe one label or arrow in ordinary words.</w:t>
+        <w:t>Use the adjacent transcript if the image is difficult to see. Changed-case reasoning: The type is correct but the value is outside its accepted range.</w:t>
       </w:r>
     </w:p>
     <w:p>
       <w:pPr>
-        <w:spacing w:line="336" w:lineRule="auto" w:after="180"/>
-        <w:shd w:fill="F1F6F8"/>
-      </w:pPr>
-      <w:r>
-        <w:rPr>
-          <w:b w:val="0"/>
-        </w:rPr>
-        <w:t>Use the adjacent transcript if the image is difficult to see. Changed-case reasoning: The type is correct but the value is outside its accepted range.</w:t>
-      </w:r>
-    </w:p>
-    <w:p>
-      <w:pPr>
-        <w:pStyle w:val="Heading3"/>
+        <w:pStyle w:val="Heading2"/>
       </w:pPr>
       <w:r>
         <w:t>05. Connect the explanation to its limit</w:t>
@@ -5244,7 +5792,7 @@
         <w:drawing>
           <wp:inline xmlns:a="http://schemas.openxmlformats.org/drawingml/2006/main" xmlns:pic="http://schemas.openxmlformats.org/drawingml/2006/picture">
             <wp:extent cx="5486400" cy="2834640"/>
-            <wp:docPr id="6" name="Picture 6" descr="A schema checks declared structure. Looking like a number is different from having the required numeric type. Limit: Valid structure does not establish that the reported count is accurate."/>
+            <wp:docPr id="7" name="Picture 7" descr="A schema checks declared structure. Looking like a number is different from having the required numeric type. Limit: Valid structure does not establish that the reported count is accurate."/>
             <wp:cNvGraphicFramePr>
               <a:graphicFrameLocks noChangeAspect="1"/>
             </wp:cNvGraphicFramePr>
@@ -5301,7 +5849,6 @@
     <w:p>
       <w:pPr>
         <w:spacing w:line="336" w:lineRule="auto" w:after="180"/>
-        <w:shd w:fill="F5F1FB"/>
       </w:pPr>
       <w:r>
         <w:rPr>
@@ -5312,39 +5859,29 @@
     </w:p>
     <w:p>
       <w:pPr>
-        <w:pStyle w:val="Heading3"/>
-      </w:pPr>
-      <w:r>
-        <w:t>Discuss while showing the picture</w:t>
+        <w:spacing w:line="336" w:lineRule="auto" w:after="180"/>
+      </w:pPr>
+      <w:r>
+        <w:rPr>
+          <w:b w:val="0"/>
+        </w:rPr>
+        <w:t>Teacher prompt: Explain the case, then point to a limit on the claim. Ask learners to describe one label or arrow in ordinary words. Use the adjacent transcript if the image is difficult to see.</w:t>
       </w:r>
     </w:p>
     <w:p>
       <w:pPr>
         <w:spacing w:line="336" w:lineRule="auto" w:after="180"/>
-        <w:shd w:fill="F1F6F8"/>
       </w:pPr>
       <w:r>
         <w:rPr>
           <w:b w:val="0"/>
         </w:rPr>
-        <w:t>Teacher prompt: Explain the case, then point to a limit on the claim. Ask learners to describe one label or arrow in ordinary words. Use the adjacent transcript if the image is difficult to see.</w:t>
+        <w:t>Keep the stated scope: Valid structure does not establish that the reported count is accurate.</w:t>
       </w:r>
     </w:p>
     <w:p>
       <w:pPr>
-        <w:spacing w:line="336" w:lineRule="auto" w:after="180"/>
-        <w:shd w:fill="F1F6F8"/>
-      </w:pPr>
-      <w:r>
-        <w:rPr>
-          <w:b w:val="0"/>
-        </w:rPr>
-        <w:t>Keep the stated scope: Valid structure does not establish that the reported count is accurate.</w:t>
-      </w:r>
-    </w:p>
-    <w:p>
-      <w:pPr>
-        <w:pStyle w:val="Heading3"/>
+        <w:pStyle w:val="Heading2"/>
       </w:pPr>
       <w:r>
         <w:t>06. Make the idea visible in your project</w:t>
@@ -5355,7 +5892,7 @@
         <w:drawing>
           <wp:inline xmlns:a="http://schemas.openxmlformats.org/drawingml/2006/main" xmlns:pic="http://schemas.openxmlformats.org/drawingml/2006/picture">
             <wp:extent cx="5486400" cy="3529584"/>
-            <wp:docPr id="7" name="Picture 7" descr="For the Grounded Learning Service, retain an annotated trace and the changed-case result. Name the contract or evidence that makes the deciding step valid, so another team can review it. Draw your input, deciding step, result and limit. Supported question: Compare A’s count 4 with B’s count &quot;4&quot;. Which record passes, which gate rejects B, and why does changing A’s count to -1 create a different failure?"/>
+            <wp:docPr id="8" name="Picture 8" descr="For the Grounded Learning Service, retain an annotated trace and the changed-case result. Name the contract or evidence that makes the deciding step valid, so another team can review it. Draw your input, deciding step, result and limit. Supported question: Compare A’s count 4 with B’s count &quot;4&quot;. Which record passes, which gate rejects B, and why does changing A’s count to -1 create a different failure?"/>
             <wp:cNvGraphicFramePr>
               <a:graphicFrameLocks noChangeAspect="1"/>
             </wp:cNvGraphicFramePr>
@@ -5435,7 +5972,6 @@
     <w:p>
       <w:pPr>
         <w:spacing w:line="336" w:lineRule="auto" w:after="180"/>
-        <w:shd w:fill="F5F1FB"/>
       </w:pPr>
       <w:r>
         <w:rPr>
@@ -5458,58 +5994,126 @@
     </w:p>
     <w:p>
       <w:pPr>
-        <w:pStyle w:val="Heading3"/>
-      </w:pPr>
-      <w:r>
-        <w:t>Discuss while showing the picture</w:t>
+        <w:spacing w:line="336" w:lineRule="auto" w:after="180"/>
+      </w:pPr>
+      <w:r>
+        <w:rPr>
+          <w:b w:val="0"/>
+        </w:rPr>
+        <w:t xml:space="preserve">Teacher prompt: Draw your project trace and justify the deciding step using </w:t>
+      </w:r>
+      <w:r>
+        <w:rPr>
+          <w:b/>
+        </w:rPr>
+        <w:t>evidence</w:t>
+      </w:r>
+      <w:r>
+        <w:rPr>
+          <w:b w:val="0"/>
+        </w:rPr>
+        <w:t>. Ask learners to describe one label or arrow in ordinary words. Use the adjacent transcript if the image is difficult to see.</w:t>
       </w:r>
     </w:p>
     <w:p>
       <w:pPr>
         <w:spacing w:line="336" w:lineRule="auto" w:after="180"/>
-        <w:shd w:fill="F1F6F8"/>
       </w:pPr>
       <w:r>
         <w:rPr>
           <w:b w:val="0"/>
         </w:rPr>
-        <w:t xml:space="preserve">Teacher prompt: Draw your project trace and justify the deciding step using </w:t>
-      </w:r>
-      <w:r>
-        <w:rPr>
-          <w:b/>
-        </w:rPr>
-        <w:t>evidence</w:t>
-      </w:r>
-      <w:r>
-        <w:rPr>
-          <w:b w:val="0"/>
-        </w:rPr>
-        <w:t>. Ask learners to describe one label or arrow in ordinary words. Use the adjacent transcript if the image is difficult to see.</w:t>
+        <w:t>Supported practice key: The fields and integer count satisfy the contract. The quoted count is a string, so B fails the type check. Accept A; reject B before running the lab operation.</w:t>
       </w:r>
     </w:p>
     <w:p>
       <w:pPr>
         <w:spacing w:line="336" w:lineRule="auto" w:after="180"/>
-        <w:shd w:fill="F1F6F8"/>
       </w:pPr>
       <w:r>
         <w:rPr>
           <w:b w:val="0"/>
         </w:rPr>
-        <w:t>Supported practice key: The fields and integer count satisfy the contract. The quoted count is a string, so B fails the type check. Accept A; reject B before running the lab operation.</w:t>
+        <w:t>Changed case: Reject A on the non-negative value rule. The type is correct but the value is outside its accepted range.</w:t>
       </w:r>
     </w:p>
     <w:p>
       <w:pPr>
+        <w:pStyle w:val="Heading2"/>
+      </w:pPr>
+      <w:r>
+        <w:t>Earlier wording, alternatives and picture transcripts · reference / check after trying</w:t>
+      </w:r>
+    </w:p>
+    <w:p>
+      <w:pPr>
         <w:spacing w:line="336" w:lineRule="auto" w:after="180"/>
-        <w:shd w:fill="F1F6F8"/>
       </w:pPr>
       <w:r>
         <w:rPr>
           <w:b w:val="0"/>
         </w:rPr>
-        <w:t>Changed case: Reject A on the non-negative value rule. The type is correct but the value is outside its accepted range.</w:t>
+        <w:t xml:space="preserve">Use one picture at a time. Hide a worked result before asking for a </w:t>
+      </w:r>
+      <w:r>
+        <w:rPr>
+          <w:b/>
+        </w:rPr>
+        <w:t>prediction</w:t>
+      </w:r>
+      <w:r>
+        <w:rPr>
+          <w:b w:val="0"/>
+        </w:rPr>
+        <w:t>, then reveal it for feedback. These are supported teaching cases; retain the separate independent assessment for a fresh first attempt.</w:t>
+      </w:r>
+    </w:p>
+    <w:p>
+      <w:pPr>
+        <w:pStyle w:val="Heading3"/>
+      </w:pPr>
+      <w:r>
+        <w:t>01. Typed contracts and schemas: the case</w:t>
+      </w:r>
+    </w:p>
+    <w:p>
+      <w:pPr>
+        <w:pStyle w:val="Heading3"/>
+      </w:pPr>
+      <w:r>
+        <w:t>02. Follow the deciding steps</w:t>
+      </w:r>
+    </w:p>
+    <w:p>
+      <w:pPr>
+        <w:pStyle w:val="Heading3"/>
+      </w:pPr>
+      <w:r>
+        <w:t>03. Typed contracts and schemas — evidence trace</w:t>
+      </w:r>
+    </w:p>
+    <w:p>
+      <w:pPr>
+        <w:pStyle w:val="Heading3"/>
+      </w:pPr>
+      <w:r>
+        <w:t>04. Change one thing. Trace what follows.</w:t>
+      </w:r>
+    </w:p>
+    <w:p>
+      <w:pPr>
+        <w:pStyle w:val="Heading3"/>
+      </w:pPr>
+      <w:r>
+        <w:t>05. Connect the explanation to its limit</w:t>
+      </w:r>
+    </w:p>
+    <w:p>
+      <w:pPr>
+        <w:pStyle w:val="Heading3"/>
+      </w:pPr>
+      <w:r>
+        <w:t>06. Make the idea visible in your project</w:t>
       </w:r>
     </w:p>
     <w:sectPr>
